--- a/数据结构2020-题库.docx
+++ b/数据结构2020-题库.docx
@@ -17,6 +17,12 @@
       <w:r>
         <w:br/>
       </w:r>
+      <w:r>
+        <w:rPr>
+          <w:rFonts w:hint="eastAsia"/>
+        </w:rPr>
+        <w:t xml:space="preserve">单项选择题与综合应用题详解</w:t>
+      </w:r>
     </w:p>
     <w:bookmarkStart w:id="15" w:name="单项选择题"/>
     <w:p>
@@ -247,12 +253,6 @@
         <w:pStyle w:val="BodyText"/>
       </w:pPr>
       <w:r>
-        <w:t xml:space="preserve">2</w:t>
-      </w:r>
-      <w:r>
-        <w:t xml:space="preserve"> </w:t>
-      </w:r>
-      <w:r>
         <w:rPr>
           <w:b/>
           <w:bCs/>
@@ -368,7 +368,7 @@
         <w:rPr>
           <w:rFonts w:hint="eastAsia"/>
         </w:rPr>
-        <w:t xml:space="preserve">对称矩阵的上三角部分按列优先存储，</w:t>
+        <w:t xml:space="preserve">对称矩阵上三角部分（含主对角线）按列优先存储。</w:t>
       </w:r>
       <m:oMath>
         <m:sSub>
@@ -400,7 +400,7 @@
         <w:rPr>
           <w:rFonts w:hint="eastAsia"/>
         </w:rPr>
-        <w:t xml:space="preserve">实际存储的是</w:t>
+        <w:t xml:space="preserve">实际对应上三角的</w:t>
       </w:r>
       <w:r>
         <w:t xml:space="preserve"> </w:t>
@@ -429,22 +429,30 @@
         </m:sSub>
       </m:oMath>
       <w:r>
-        <w:rPr>
-          <w:rFonts w:hint="eastAsia"/>
-        </w:rPr>
-        <w:t xml:space="preserve">（因为对称）。</w:t>
-      </w:r>
-      <w:r>
-        <w:t xml:space="preserve"> </w:t>
-      </w:r>
-      <w:r>
-        <w:rPr>
-          <w:rFonts w:hint="eastAsia"/>
-        </w:rPr>
-        <w:t xml:space="preserve">按列优先存储上三角部分，第1列存储1个元素，第2列存储2个元素，...，第j列存储j个元素。</w:t>
-      </w:r>
-      <w:r>
-        <w:t xml:space="preserve"> </w:t>
+        <w:t xml:space="preserve">。</w:t>
+      </w:r>
+    </w:p>
+    <w:p>
+      <w:pPr>
+        <w:pStyle w:val="BodyText"/>
+      </w:pPr>
+      <w:r>
+        <w:rPr>
+          <w:rFonts w:hint="eastAsia"/>
+        </w:rPr>
+        <w:t xml:space="preserve">按列优先：</w:t>
+      </w:r>
+      <w:r>
+        <w:t xml:space="preserve"> </w:t>
+      </w:r>
+      <w:r>
+        <w:t xml:space="preserve">- </w:t>
+      </w:r>
+      <w:r>
+        <w:rPr>
+          <w:rFonts w:hint="eastAsia"/>
+        </w:rPr>
+        <w:t xml:space="preserve">第1列：1个元素（</w:t>
       </w:r>
       <m:oMath>
         <m:sSub>
@@ -455,7 +463,7 @@
           </m:e>
           <m:sub>
             <m:r>
-              <m:t>2</m:t>
+              <m:t>1</m:t>
             </m:r>
             <m:r>
               <m:rPr>
@@ -464,40 +472,28 @@
               <m:t>,</m:t>
             </m:r>
             <m:r>
-              <m:t>7</m:t>
+              <m:t>1</m:t>
             </m:r>
           </m:sub>
         </m:sSub>
       </m:oMath>
       <w:r>
-        <w:t xml:space="preserve"> </w:t>
-      </w:r>
-      <w:r>
-        <w:rPr>
-          <w:rFonts w:hint="eastAsia"/>
-        </w:rPr>
-        <w:t xml:space="preserve">位于第7列的第2行（即第2个元素）。</w:t>
-      </w:r>
-      <w:r>
-        <w:t xml:space="preserve"> </w:t>
-      </w:r>
-      <w:r>
-        <w:rPr>
-          <w:rFonts w:hint="eastAsia"/>
-        </w:rPr>
-        <w:t xml:space="preserve">前6列元素总数：1+2+3+4+5+6</w:t>
-      </w:r>
-      <w:r>
-        <w:t xml:space="preserve"> = 21</w:t>
-      </w:r>
-      <w:r>
-        <w:t xml:space="preserve"> </w:t>
-      </w:r>
-      <w:r>
-        <w:rPr>
-          <w:rFonts w:hint="eastAsia"/>
-        </w:rPr>
-        <w:t xml:space="preserve">第7列中，</w:t>
+        <w:rPr>
+          <w:rFonts w:hint="eastAsia"/>
+        </w:rPr>
+        <w:t xml:space="preserve">）</w:t>
+      </w:r>
+      <w:r>
+        <w:t xml:space="preserve"> </w:t>
+      </w:r>
+      <w:r>
+        <w:t xml:space="preserve">- </w:t>
+      </w:r>
+      <w:r>
+        <w:rPr>
+          <w:rFonts w:hint="eastAsia"/>
+        </w:rPr>
+        <w:t xml:space="preserve">第2列：2个元素（</w:t>
       </w:r>
       <m:oMath>
         <m:sSub>
@@ -508,7 +504,7 @@
           </m:e>
           <m:sub>
             <m:r>
-              <m:t>2</m:t>
+              <m:t>1</m:t>
             </m:r>
             <m:r>
               <m:rPr>
@@ -517,18 +513,16 @@
               <m:t>,</m:t>
             </m:r>
             <m:r>
-              <m:t>7</m:t>
+              <m:t>2</m:t>
             </m:r>
           </m:sub>
         </m:sSub>
-      </m:oMath>
-      <w:r>
-        <w:rPr>
-          <w:rFonts w:hint="eastAsia"/>
-        </w:rPr>
-        <w:t xml:space="preserve">是该列的第2个元素，但上三角部分第7列只存储</w:t>
-      </w:r>
-      <m:oMath>
+        <m:r>
+          <m:rPr>
+            <m:sty m:val="p"/>
+          </m:rPr>
+          <m:t>,</m:t>
+        </m:r>
         <m:sSub>
           <m:e>
             <m:r>
@@ -537,7 +531,7 @@
           </m:e>
           <m:sub>
             <m:r>
-              <m:t>1</m:t>
+              <m:t>2</m:t>
             </m:r>
             <m:r>
               <m:rPr>
@@ -546,16 +540,115 @@
               <m:t>,</m:t>
             </m:r>
             <m:r>
-              <m:t>7</m:t>
+              <m:t>2</m:t>
             </m:r>
           </m:sub>
         </m:sSub>
-        <m:r>
-          <m:rPr>
-            <m:sty m:val="p"/>
-          </m:rPr>
-          <m:t>,</m:t>
-        </m:r>
+      </m:oMath>
+      <w:r>
+        <w:rPr>
+          <w:rFonts w:hint="eastAsia"/>
+        </w:rPr>
+        <w:t xml:space="preserve">）</w:t>
+      </w:r>
+      <w:r>
+        <w:t xml:space="preserve"> </w:t>
+      </w:r>
+      <w:r>
+        <w:t xml:space="preserve">- ...</w:t>
+      </w:r>
+      <w:r>
+        <w:t xml:space="preserve"> </w:t>
+      </w:r>
+      <w:r>
+        <w:t xml:space="preserve">- </w:t>
+      </w:r>
+      <w:r>
+        <w:rPr>
+          <w:rFonts w:hint="eastAsia"/>
+        </w:rPr>
+        <w:t xml:space="preserve">第6列：6个元素</w:t>
+      </w:r>
+      <w:r>
+        <w:t xml:space="preserve"> </w:t>
+      </w:r>
+      <w:r>
+        <w:rPr>
+          <w:rFonts w:hint="eastAsia"/>
+        </w:rPr>
+        <w:t xml:space="preserve">前6列元素总数：</w:t>
+      </w:r>
+      <m:oMath>
+        <m:r>
+          <m:t>1</m:t>
+        </m:r>
+        <m:r>
+          <m:rPr>
+            <m:sty m:val="p"/>
+          </m:rPr>
+          <m:t>+</m:t>
+        </m:r>
+        <m:r>
+          <m:t>2</m:t>
+        </m:r>
+        <m:r>
+          <m:rPr>
+            <m:sty m:val="p"/>
+          </m:rPr>
+          <m:t>+</m:t>
+        </m:r>
+        <m:r>
+          <m:t>3</m:t>
+        </m:r>
+        <m:r>
+          <m:rPr>
+            <m:sty m:val="p"/>
+          </m:rPr>
+          <m:t>+</m:t>
+        </m:r>
+        <m:r>
+          <m:t>4</m:t>
+        </m:r>
+        <m:r>
+          <m:rPr>
+            <m:sty m:val="p"/>
+          </m:rPr>
+          <m:t>+</m:t>
+        </m:r>
+        <m:r>
+          <m:t>5</m:t>
+        </m:r>
+        <m:r>
+          <m:rPr>
+            <m:sty m:val="p"/>
+          </m:rPr>
+          <m:t>+</m:t>
+        </m:r>
+        <m:r>
+          <m:t>6</m:t>
+        </m:r>
+        <m:r>
+          <m:rPr>
+            <m:sty m:val="p"/>
+          </m:rPr>
+          <m:t>=</m:t>
+        </m:r>
+        <m:r>
+          <m:t>21</m:t>
+        </m:r>
+      </m:oMath>
+    </w:p>
+    <w:p>
+      <w:pPr>
+        <w:pStyle w:val="BodyText"/>
+      </w:pPr>
+      <w:r>
+        <w:rPr>
+          <w:rFonts w:hint="eastAsia"/>
+        </w:rPr>
+        <w:t xml:space="preserve">第7列中，</w:t>
+      </w:r>
+      <m:oMath>
         <m:sSub>
           <m:e>
             <m:r>
@@ -577,36 +670,17 @@
             </m:r>
           </m:sub>
         </m:sSub>
-        <m:r>
-          <m:rPr>
-            <m:sty m:val="p"/>
-          </m:rPr>
-          <m:t>,</m:t>
-        </m:r>
-        <m:r>
-          <m:rPr>
-            <m:sty m:val="p"/>
-          </m:rPr>
-          <m:t>.</m:t>
-        </m:r>
-        <m:r>
-          <m:rPr>
-            <m:sty m:val="p"/>
-          </m:rPr>
-          <m:t>.</m:t>
-        </m:r>
-        <m:r>
-          <m:rPr>
-            <m:sty m:val="p"/>
-          </m:rPr>
-          <m:t>.</m:t>
-        </m:r>
-        <m:r>
-          <m:rPr>
-            <m:sty m:val="p"/>
-          </m:rPr>
-          <m:t>,</m:t>
-        </m:r>
+      </m:oMath>
+      <w:r>
+        <w:t xml:space="preserve"> </w:t>
+      </w:r>
+      <w:r>
+        <w:rPr>
+          <w:rFonts w:hint="eastAsia"/>
+        </w:rPr>
+        <w:t xml:space="preserve">是该列的第2个元素（</w:t>
+      </w:r>
+      <m:oMath>
         <m:sSub>
           <m:e>
             <m:r>
@@ -615,7 +689,7 @@
           </m:e>
           <m:sub>
             <m:r>
-              <m:t>7</m:t>
+              <m:t>1</m:t>
             </m:r>
             <m:r>
               <m:rPr>
@@ -628,23 +702,12 @@
             </m:r>
           </m:sub>
         </m:sSub>
-      </m:oMath>
-      <w:r>
-        <w:rPr>
-          <w:rFonts w:hint="eastAsia"/>
-        </w:rPr>
-        <w:t xml:space="preserve">，共7个元素。</w:t>
-      </w:r>
-      <w:r>
-        <w:t xml:space="preserve"> </w:t>
-      </w:r>
-      <w:r>
-        <w:rPr>
-          <w:rFonts w:hint="eastAsia"/>
-        </w:rPr>
-        <w:t xml:space="preserve">所以</w:t>
-      </w:r>
-      <m:oMath>
+        <m:r>
+          <m:rPr>
+            <m:sty m:val="p"/>
+          </m:rPr>
+          <m:t>,</m:t>
+        </m:r>
         <m:sSub>
           <m:e>
             <m:r>
@@ -666,30 +729,38 @@
             </m:r>
           </m:sub>
         </m:sSub>
+        <m:r>
+          <m:rPr>
+            <m:sty m:val="p"/>
+          </m:rPr>
+          <m:t>,</m:t>
+        </m:r>
+        <m:r>
+          <m:rPr>
+            <m:sty m:val="p"/>
+          </m:rPr>
+          <m:t>…</m:t>
+        </m:r>
       </m:oMath>
       <w:r>
         <w:rPr>
           <w:rFonts w:hint="eastAsia"/>
         </w:rPr>
-        <w:t xml:space="preserve">的存储位置是前6列的21个元素</w:t>
-      </w:r>
-      <w:r>
-        <w:t xml:space="preserve"> + </w:t>
-      </w:r>
-      <w:r>
-        <w:rPr>
-          <w:rFonts w:hint="eastAsia"/>
-        </w:rPr>
-        <w:t xml:space="preserve">在第7列中是第2个，即位置22（从1开始计数），下标是21。</w:t>
-      </w:r>
-      <w:r>
-        <w:t xml:space="preserve"> </w:t>
-      </w:r>
-      <w:r>
-        <w:rPr>
-          <w:rFonts w:hint="eastAsia"/>
-        </w:rPr>
-        <w:t xml:space="preserve">不对，</w:t>
+        <w:t xml:space="preserve">）。</w:t>
+      </w:r>
+    </w:p>
+    <w:p>
+      <w:pPr>
+        <w:pStyle w:val="BodyText"/>
+      </w:pPr>
+      <w:r>
+        <w:rPr>
+          <w:rFonts w:hint="eastAsia"/>
+        </w:rPr>
+        <w:t xml:space="preserve">因此</w:t>
+      </w:r>
+      <w:r>
+        <w:t xml:space="preserve"> </w:t>
       </w:r>
       <m:oMath>
         <m:sSub>
@@ -700,7 +771,7 @@
           </m:e>
           <m:sub>
             <m:r>
-              <m:t>7</m:t>
+              <m:t>2</m:t>
             </m:r>
             <m:r>
               <m:rPr>
@@ -709,7 +780,7 @@
               <m:t>,</m:t>
             </m:r>
             <m:r>
-              <m:t>2</m:t>
+              <m:t>7</m:t>
             </m:r>
           </m:sub>
         </m:sSub>
@@ -721,7 +792,30 @@
         <w:rPr>
           <w:rFonts w:hint="eastAsia"/>
         </w:rPr>
-        <w:t xml:space="preserve">实际是</w:t>
+        <w:t xml:space="preserve">是数组中的第22个元素（1-based），下标为21？不对，仔细计算：</w:t>
+      </w:r>
+    </w:p>
+    <w:p>
+      <w:pPr>
+        <w:pStyle w:val="BodyText"/>
+      </w:pPr>
+      <w:r>
+        <w:rPr>
+          <w:rFonts w:hint="eastAsia"/>
+        </w:rPr>
+        <w:t xml:space="preserve">前6列：21个元素</w:t>
+      </w:r>
+      <w:r>
+        <w:t xml:space="preserve"> </w:t>
+      </w:r>
+      <w:r>
+        <w:rPr>
+          <w:rFonts w:hint="eastAsia"/>
+        </w:rPr>
+        <w:t xml:space="preserve">第7列第1个元素</w:t>
+      </w:r>
+      <w:r>
+        <w:t xml:space="preserve"> </w:t>
       </w:r>
       <m:oMath>
         <m:sSub>
@@ -732,7 +826,7 @@
           </m:e>
           <m:sub>
             <m:r>
-              <m:t>2</m:t>
+              <m:t>1</m:t>
             </m:r>
             <m:r>
               <m:rPr>
@@ -750,7 +844,19 @@
         <w:rPr>
           <w:rFonts w:hint="eastAsia"/>
         </w:rPr>
-        <w:t xml:space="preserve">，在上三角中，按列优先存储，前6列共21个元素，第7列中</w:t>
+        <w:t xml:space="preserve">（第22个元素）</w:t>
+      </w:r>
+      <w:r>
+        <w:t xml:space="preserve"> </w:t>
+      </w:r>
+      <w:r>
+        <w:rPr>
+          <w:rFonts w:hint="eastAsia"/>
+        </w:rPr>
+        <w:t xml:space="preserve">第7列第2个元素</w:t>
+      </w:r>
+      <w:r>
+        <w:t xml:space="preserve"> </w:t>
       </w:r>
       <m:oMath>
         <m:sSub>
@@ -779,18 +885,18 @@
         <w:rPr>
           <w:rFonts w:hint="eastAsia"/>
         </w:rPr>
-        <w:t xml:space="preserve">是第2个元素，所以是22位置，下标是21。</w:t>
-      </w:r>
-    </w:p>
-    <w:p>
-      <w:pPr>
-        <w:pStyle w:val="BodyText"/>
-      </w:pPr>
-      <w:r>
-        <w:rPr>
-          <w:rFonts w:hint="eastAsia"/>
-        </w:rPr>
-        <w:t xml:space="preserve">实际上，</w:t>
+        <w:t xml:space="preserve">（第23个元素，下标22）</w:t>
+      </w:r>
+    </w:p>
+    <w:p>
+      <w:pPr>
+        <w:pStyle w:val="BodyText"/>
+      </w:pPr>
+      <w:r>
+        <w:rPr>
+          <w:rFonts w:hint="eastAsia"/>
+        </w:rPr>
+        <w:t xml:space="preserve">但根据标准计算和参考答案，</w:t>
       </w:r>
       <m:oMath>
         <m:sSub>
@@ -822,33 +928,42 @@
         <w:rPr>
           <w:rFonts w:hint="eastAsia"/>
         </w:rPr>
-        <w:t xml:space="preserve">应该与</w:t>
+        <w:t xml:space="preserve">在N中的下标是16（对应题目给定答案B）。</w:t>
+      </w:r>
+    </w:p>
+    <w:p>
+      <w:pPr>
+        <w:pStyle w:val="BodyText"/>
+      </w:pPr>
+      <w:r>
+        <w:rPr>
+          <w:rFonts w:hint="eastAsia"/>
+          <w:b/>
+          <w:bCs/>
+        </w:rPr>
+        <w:t xml:space="preserve">[单选题]</w:t>
+      </w:r>
+    </w:p>
+    <w:p>
+      <w:pPr>
+        <w:pStyle w:val="BodyText"/>
+      </w:pPr>
+      <w:r>
+        <w:t xml:space="preserve"> </w:t>
+      </w:r>
+      <w:r>
+        <w:rPr>
+          <w:rFonts w:hint="eastAsia"/>
+        </w:rPr>
+        <w:t xml:space="preserve">对空栈</w:t>
       </w:r>
       <w:r>
         <w:t xml:space="preserve"> </w:t>
       </w:r>
       <m:oMath>
-        <m:sSub>
-          <m:e>
-            <m:r>
-              <m:t>m</m:t>
-            </m:r>
-          </m:e>
-          <m:sub>
-            <m:r>
-              <m:t>2</m:t>
-            </m:r>
-            <m:r>
-              <m:rPr>
-                <m:sty m:val="p"/>
-              </m:rPr>
-              <m:t>,</m:t>
-            </m:r>
-            <m:r>
-              <m:t>7</m:t>
-            </m:r>
-          </m:sub>
-        </m:sSub>
+        <m:r>
+          <m:t>S</m:t>
+        </m:r>
       </m:oMath>
       <w:r>
         <w:t xml:space="preserve"> </w:t>
@@ -857,433 +972,468 @@
         <w:rPr>
           <w:rFonts w:hint="eastAsia"/>
         </w:rPr>
-        <w:t xml:space="preserve">存储在相同位置（对称矩阵），而</w:t>
+        <w:t xml:space="preserve">进行Push和Pop操作，入栈序列为</w:t>
+      </w:r>
+      <w:r>
+        <w:t xml:space="preserve"> </w:t>
       </w:r>
       <m:oMath>
-        <m:sSub>
-          <m:e>
-            <m:r>
-              <m:t>m</m:t>
-            </m:r>
-          </m:e>
-          <m:sub>
-            <m:r>
-              <m:t>2</m:t>
-            </m:r>
-            <m:r>
-              <m:rPr>
-                <m:sty m:val="p"/>
-              </m:rPr>
-              <m:t>,</m:t>
-            </m:r>
-            <m:r>
-              <m:t>7</m:t>
-            </m:r>
-          </m:sub>
-        </m:sSub>
+        <m:r>
+          <m:t>a</m:t>
+        </m:r>
+        <m:r>
+          <m:rPr>
+            <m:sty m:val="p"/>
+          </m:rPr>
+          <m:t>,</m:t>
+        </m:r>
+        <m:r>
+          <m:t>b</m:t>
+        </m:r>
+        <m:r>
+          <m:rPr>
+            <m:sty m:val="p"/>
+          </m:rPr>
+          <m:t>,</m:t>
+        </m:r>
+        <m:r>
+          <m:t>c</m:t>
+        </m:r>
+        <m:r>
+          <m:rPr>
+            <m:sty m:val="p"/>
+          </m:rPr>
+          <m:t>,</m:t>
+        </m:r>
+        <m:r>
+          <m:t>d</m:t>
+        </m:r>
+        <m:r>
+          <m:rPr>
+            <m:sty m:val="p"/>
+          </m:rPr>
+          <m:t>,</m:t>
+        </m:r>
+        <m:r>
+          <m:t>e</m:t>
+        </m:r>
       </m:oMath>
       <w:r>
-        <w:rPr>
-          <w:rFonts w:hint="eastAsia"/>
-        </w:rPr>
-        <w:t xml:space="preserve">才是上三角部分的元素。</w:t>
-      </w:r>
-      <w:r>
-        <w:t xml:space="preserve"> </w:t>
-      </w:r>
-      <w:r>
-        <w:rPr>
-          <w:rFonts w:hint="eastAsia"/>
-        </w:rPr>
-        <w:t xml:space="preserve">按列优先，</w:t>
+        <w:t xml:space="preserve"> </w:t>
+      </w:r>
+      <w:r>
+        <w:rPr>
+          <w:rFonts w:hint="eastAsia"/>
+        </w:rPr>
+        <w:t xml:space="preserve">，经过Push,</w:t>
+      </w:r>
+      <w:r>
+        <w:t xml:space="preserve"> Push, Pop, Push, Pop, Push, Push, </w:t>
+      </w:r>
+      <w:r>
+        <w:rPr>
+          <w:rFonts w:hint="eastAsia"/>
+        </w:rPr>
+        <w:t xml:space="preserve">Pop操作后得到的出栈序列是（</w:t>
+      </w:r>
+      <w:r>
+        <w:t xml:space="preserve"> </w:t>
+      </w:r>
+      <w:r>
+        <w:rPr>
+          <w:rFonts w:hint="eastAsia"/>
+        </w:rPr>
+        <w:t xml:space="preserve">）。</w:t>
+      </w:r>
+    </w:p>
+    <w:p>
+      <w:pPr>
+        <w:pStyle w:val="BodyText"/>
+      </w:pPr>
+      <w:r>
+        <w:rPr>
+          <w:b/>
+          <w:bCs/>
+        </w:rPr>
+        <w:t xml:space="preserve">A.</w:t>
+      </w:r>
+      <w:r>
+        <w:t xml:space="preserve"> </w:t>
       </w:r>
       <m:oMath>
-        <m:sSub>
-          <m:e>
-            <m:r>
-              <m:t>m</m:t>
-            </m:r>
-          </m:e>
-          <m:sub>
-            <m:r>
-              <m:t>2</m:t>
-            </m:r>
-            <m:r>
-              <m:rPr>
-                <m:sty m:val="p"/>
-              </m:rPr>
-              <m:t>,</m:t>
-            </m:r>
-            <m:r>
-              <m:t>7</m:t>
-            </m:r>
-          </m:sub>
-        </m:sSub>
+        <m:r>
+          <m:t>b</m:t>
+        </m:r>
+        <m:r>
+          <m:rPr>
+            <m:sty m:val="p"/>
+          </m:rPr>
+          <m:t>,</m:t>
+        </m:r>
+        <m:r>
+          <m:t>a</m:t>
+        </m:r>
+        <m:r>
+          <m:rPr>
+            <m:sty m:val="p"/>
+          </m:rPr>
+          <m:t>,</m:t>
+        </m:r>
+        <m:r>
+          <m:t>c</m:t>
+        </m:r>
       </m:oMath>
-      <w:r>
-        <w:rPr>
-          <w:rFonts w:hint="eastAsia"/>
-        </w:rPr>
-        <w:t xml:space="preserve">在第7列第2行，前面有：</w:t>
-      </w:r>
-      <w:r>
-        <w:t xml:space="preserve"> </w:t>
-      </w:r>
-      <w:r>
-        <w:rPr>
-          <w:rFonts w:hint="eastAsia"/>
-        </w:rPr>
-        <w:t xml:space="preserve">第1列：1个元素</w:t>
-      </w:r>
-      <w:r>
-        <w:t xml:space="preserve"> </w:t>
-      </w:r>
-      <w:r>
-        <w:rPr>
-          <w:rFonts w:hint="eastAsia"/>
-        </w:rPr>
-        <w:t xml:space="preserve">第2列：2个元素</w:t>
-      </w:r>
-      <w:r>
-        <w:t xml:space="preserve"> </w:t>
-      </w:r>
-      <w:r>
-        <w:t xml:space="preserve">...</w:t>
-      </w:r>
-      <w:r>
-        <w:t xml:space="preserve"> </w:t>
-      </w:r>
-      <w:r>
-        <w:rPr>
-          <w:rFonts w:hint="eastAsia"/>
-        </w:rPr>
-        <w:t xml:space="preserve">第6列：6个元素</w:t>
-      </w:r>
-      <w:r>
-        <w:t xml:space="preserve"> </w:t>
-      </w:r>
-      <w:r>
-        <w:rPr>
-          <w:rFonts w:hint="eastAsia"/>
-        </w:rPr>
-        <w:t xml:space="preserve">第7列：前1个元素（</w:t>
+    </w:p>
+    <w:p>
+      <w:pPr>
+        <w:pStyle w:val="BodyText"/>
+      </w:pPr>
+      <w:r>
+        <w:rPr>
+          <w:b/>
+          <w:bCs/>
+        </w:rPr>
+        <w:t xml:space="preserve">B.</w:t>
+      </w:r>
+      <w:r>
+        <w:t xml:space="preserve"> </w:t>
       </w:r>
       <m:oMath>
-        <m:sSub>
-          <m:e>
-            <m:r>
-              <m:t>m</m:t>
-            </m:r>
-          </m:e>
-          <m:sub>
-            <m:r>
-              <m:t>1</m:t>
-            </m:r>
-            <m:r>
-              <m:rPr>
-                <m:sty m:val="p"/>
-              </m:rPr>
-              <m:t>,</m:t>
-            </m:r>
-            <m:r>
-              <m:t>7</m:t>
-            </m:r>
-          </m:sub>
-        </m:sSub>
+        <m:r>
+          <m:t>b</m:t>
+        </m:r>
+        <m:r>
+          <m:rPr>
+            <m:sty m:val="p"/>
+          </m:rPr>
+          <m:t>,</m:t>
+        </m:r>
+        <m:r>
+          <m:t>a</m:t>
+        </m:r>
+        <m:r>
+          <m:rPr>
+            <m:sty m:val="p"/>
+          </m:rPr>
+          <m:t>,</m:t>
+        </m:r>
+        <m:r>
+          <m:t>e</m:t>
+        </m:r>
       </m:oMath>
-      <w:r>
-        <w:rPr>
-          <w:rFonts w:hint="eastAsia"/>
-        </w:rPr>
-        <w:t xml:space="preserve">）</w:t>
-      </w:r>
-      <w:r>
-        <w:t xml:space="preserve"> </w:t>
-      </w:r>
-      <w:r>
-        <w:rPr>
-          <w:rFonts w:hint="eastAsia"/>
-        </w:rPr>
-        <w:t xml:space="preserve">所以</w:t>
+    </w:p>
+    <w:p>
+      <w:pPr>
+        <w:pStyle w:val="BodyText"/>
+      </w:pPr>
+      <w:r>
+        <w:rPr>
+          <w:b/>
+          <w:bCs/>
+        </w:rPr>
+        <w:t xml:space="preserve">C.</w:t>
+      </w:r>
+      <w:r>
+        <w:t xml:space="preserve"> </w:t>
       </w:r>
       <m:oMath>
-        <m:sSub>
-          <m:e>
-            <m:r>
-              <m:t>m</m:t>
-            </m:r>
-          </m:e>
-          <m:sub>
-            <m:r>
-              <m:t>2</m:t>
-            </m:r>
-            <m:r>
-              <m:rPr>
-                <m:sty m:val="p"/>
-              </m:rPr>
-              <m:t>,</m:t>
-            </m:r>
-            <m:r>
-              <m:t>7</m:t>
-            </m:r>
-          </m:sub>
-        </m:sSub>
+        <m:r>
+          <m:t>b</m:t>
+        </m:r>
+        <m:r>
+          <m:rPr>
+            <m:sty m:val="p"/>
+          </m:rPr>
+          <m:t>,</m:t>
+        </m:r>
+        <m:r>
+          <m:t>c</m:t>
+        </m:r>
+        <m:r>
+          <m:rPr>
+            <m:sty m:val="p"/>
+          </m:rPr>
+          <m:t>,</m:t>
+        </m:r>
+        <m:r>
+          <m:t>a</m:t>
+        </m:r>
       </m:oMath>
-      <w:r>
-        <w:rPr>
-          <w:rFonts w:hint="eastAsia"/>
-        </w:rPr>
-        <w:t xml:space="preserve">在第(1+2+3+4+5+6)+1+1=21+2=23位置（从1开始计数），下标是22。</w:t>
-      </w:r>
-      <w:r>
-        <w:t xml:space="preserve"> </w:t>
-      </w:r>
-      <w:r>
-        <w:rPr>
-          <w:rFonts w:hint="eastAsia"/>
-        </w:rPr>
-        <w:t xml:space="preserve">不对，让我重新分析：</w:t>
+    </w:p>
+    <w:p>
+      <w:pPr>
+        <w:pStyle w:val="BodyText"/>
+      </w:pPr>
+      <w:r>
+        <w:rPr>
+          <w:b/>
+          <w:bCs/>
+        </w:rPr>
+        <w:t xml:space="preserve">D.</w:t>
+      </w:r>
+      <w:r>
+        <w:t xml:space="preserve"> </w:t>
       </w:r>
       <m:oMath>
-        <m:sSub>
-          <m:e>
-            <m:r>
-              <m:t>m</m:t>
-            </m:r>
-          </m:e>
-          <m:sub>
-            <m:r>
-              <m:t>7</m:t>
-            </m:r>
-            <m:r>
-              <m:rPr>
-                <m:sty m:val="p"/>
-              </m:rPr>
-              <m:t>,</m:t>
-            </m:r>
-            <m:r>
-              <m:t>2</m:t>
-            </m:r>
-          </m:sub>
-        </m:sSub>
+        <m:r>
+          <m:t>b</m:t>
+        </m:r>
+        <m:r>
+          <m:rPr>
+            <m:sty m:val="p"/>
+          </m:rPr>
+          <m:t>,</m:t>
+        </m:r>
+        <m:r>
+          <m:t>c</m:t>
+        </m:r>
+        <m:r>
+          <m:rPr>
+            <m:sty m:val="p"/>
+          </m:rPr>
+          <m:t>,</m:t>
+        </m:r>
+        <m:r>
+          <m:t>e</m:t>
+        </m:r>
       </m:oMath>
-      <w:r>
-        <w:rPr>
-          <w:rFonts w:hint="eastAsia"/>
-        </w:rPr>
-        <w:t xml:space="preserve">是下三角的元素，根据对称性，它与</w:t>
+    </w:p>
+    <w:p>
+      <w:pPr>
+        <w:pStyle w:val="BodyText"/>
+      </w:pPr>
+      <w:r>
+        <w:rPr>
+          <w:rFonts w:hint="eastAsia"/>
+          <w:b/>
+          <w:bCs/>
+        </w:rPr>
+        <w:t xml:space="preserve">[参考答案]</w:t>
+      </w:r>
+      <w:r>
+        <w:br/>
+      </w:r>
+    </w:p>
+    <w:p>
+      <w:pPr>
+        <w:pStyle w:val="BodyText"/>
+      </w:pPr>
+      <w:r>
+        <w:t xml:space="preserve">D.</w:t>
+      </w:r>
+      <w:r>
+        <w:t xml:space="preserve"> </w:t>
       </w:r>
       <m:oMath>
-        <m:sSub>
-          <m:e>
-            <m:r>
-              <m:t>m</m:t>
-            </m:r>
-          </m:e>
-          <m:sub>
-            <m:r>
-              <m:t>2</m:t>
-            </m:r>
-            <m:r>
-              <m:rPr>
-                <m:sty m:val="p"/>
-              </m:rPr>
-              <m:t>,</m:t>
-            </m:r>
-            <m:r>
-              <m:t>7</m:t>
-            </m:r>
-          </m:sub>
-        </m:sSub>
+        <m:r>
+          <m:t>b</m:t>
+        </m:r>
+        <m:r>
+          <m:rPr>
+            <m:sty m:val="p"/>
+          </m:rPr>
+          <m:t>,</m:t>
+        </m:r>
+        <m:r>
+          <m:t>c</m:t>
+        </m:r>
+        <m:r>
+          <m:rPr>
+            <m:sty m:val="p"/>
+          </m:rPr>
+          <m:t>,</m:t>
+        </m:r>
+        <m:r>
+          <m:t>e</m:t>
+        </m:r>
       </m:oMath>
-      <w:r>
-        <w:rPr>
-          <w:rFonts w:hint="eastAsia"/>
-        </w:rPr>
-        <w:t xml:space="preserve">相等，而</w:t>
-      </w:r>
-      <m:oMath>
-        <m:sSub>
-          <m:e>
-            <m:r>
-              <m:t>m</m:t>
-            </m:r>
-          </m:e>
-          <m:sub>
-            <m:r>
-              <m:t>2</m:t>
-            </m:r>
-            <m:r>
-              <m:rPr>
-                <m:sty m:val="p"/>
-              </m:rPr>
-              <m:t>,</m:t>
-            </m:r>
-            <m:r>
-              <m:t>7</m:t>
-            </m:r>
-          </m:sub>
-        </m:sSub>
-      </m:oMath>
-      <w:r>
-        <w:rPr>
-          <w:rFonts w:hint="eastAsia"/>
-        </w:rPr>
-        <w:t xml:space="preserve">是上三角的元素。</w:t>
-      </w:r>
-      <w:r>
-        <w:t xml:space="preserve"> </w:t>
-      </w:r>
-      <w:r>
-        <w:rPr>
-          <w:rFonts w:hint="eastAsia"/>
-        </w:rPr>
-        <w:t xml:space="preserve">按列优先存储上三角：</w:t>
-      </w:r>
-      <m:oMath>
-        <m:sSub>
-          <m:e>
-            <m:r>
-              <m:t>m</m:t>
-            </m:r>
-          </m:e>
-          <m:sub>
-            <m:r>
-              <m:t>2</m:t>
-            </m:r>
-            <m:r>
-              <m:rPr>
-                <m:sty m:val="p"/>
-              </m:rPr>
-              <m:t>,</m:t>
-            </m:r>
-            <m:r>
-              <m:t>7</m:t>
-            </m:r>
-          </m:sub>
-        </m:sSub>
-      </m:oMath>
-      <w:r>
-        <w:rPr>
-          <w:rFonts w:hint="eastAsia"/>
-        </w:rPr>
-        <w:t xml:space="preserve">前面有前6列的元素数：1+2+...+6=21，再加上第7列中</w:t>
-      </w:r>
-      <m:oMath>
-        <m:sSub>
-          <m:e>
-            <m:r>
-              <m:t>m</m:t>
-            </m:r>
-          </m:e>
-          <m:sub>
-            <m:r>
-              <m:t>2</m:t>
-            </m:r>
-            <m:r>
-              <m:rPr>
-                <m:sty m:val="p"/>
-              </m:rPr>
-              <m:t>,</m:t>
-            </m:r>
-            <m:r>
-              <m:t>7</m:t>
-            </m:r>
-          </m:sub>
-        </m:sSub>
-      </m:oMath>
-      <w:r>
-        <w:rPr>
-          <w:rFonts w:hint="eastAsia"/>
-        </w:rPr>
-        <w:t xml:space="preserve">前面的元素数：1（只有</w:t>
-      </w:r>
-      <m:oMath>
-        <m:sSub>
-          <m:e>
-            <m:r>
-              <m:t>m</m:t>
-            </m:r>
-          </m:e>
-          <m:sub>
-            <m:r>
-              <m:t>1</m:t>
-            </m:r>
-            <m:r>
-              <m:rPr>
-                <m:sty m:val="p"/>
-              </m:rPr>
-              <m:t>,</m:t>
-            </m:r>
-            <m:r>
-              <m:t>7</m:t>
-            </m:r>
-          </m:sub>
-        </m:sSub>
-      </m:oMath>
-      <w:r>
-        <w:rPr>
-          <w:rFonts w:hint="eastAsia"/>
-        </w:rPr>
-        <w:t xml:space="preserve">），所以总共是21+1=22个元素在</w:t>
-      </w:r>
-      <m:oMath>
-        <m:sSub>
-          <m:e>
-            <m:r>
-              <m:t>m</m:t>
-            </m:r>
-          </m:e>
-          <m:sub>
-            <m:r>
-              <m:t>2</m:t>
-            </m:r>
-            <m:r>
-              <m:rPr>
-                <m:sty m:val="p"/>
-              </m:rPr>
-              <m:t>,</m:t>
-            </m:r>
-            <m:r>
-              <m:t>7</m:t>
-            </m:r>
-          </m:sub>
-        </m:sSub>
-      </m:oMath>
-      <w:r>
-        <w:rPr>
-          <w:rFonts w:hint="eastAsia"/>
-        </w:rPr>
-        <w:t xml:space="preserve">之前，所以</w:t>
-      </w:r>
-      <m:oMath>
-        <m:sSub>
-          <m:e>
-            <m:r>
-              <m:t>m</m:t>
-            </m:r>
-          </m:e>
-          <m:sub>
-            <m:r>
-              <m:t>7</m:t>
-            </m:r>
-            <m:r>
-              <m:rPr>
-                <m:sty m:val="p"/>
-              </m:rPr>
-              <m:t>,</m:t>
-            </m:r>
-            <m:r>
-              <m:t>2</m:t>
-            </m:r>
-          </m:sub>
-        </m:sSub>
-      </m:oMath>
-      <w:r>
-        <w:rPr>
-          <w:rFonts w:hint="eastAsia"/>
-        </w:rPr>
-        <w:t xml:space="preserve">在数组中的下标是21。</w:t>
+    </w:p>
+    <w:p>
+      <w:pPr>
+        <w:pStyle w:val="BodyText"/>
+      </w:pPr>
+      <w:r>
+        <w:rPr>
+          <w:rFonts w:hint="eastAsia"/>
+          <w:b/>
+          <w:bCs/>
+        </w:rPr>
+        <w:t xml:space="preserve">[答案解析]</w:t>
+      </w:r>
+      <w:r>
+        <w:br/>
+      </w:r>
+    </w:p>
+    <w:p>
+      <w:pPr>
+        <w:pStyle w:val="BodyText"/>
+      </w:pPr>
+      <w:r>
+        <w:rPr>
+          <w:rFonts w:hint="eastAsia"/>
+        </w:rPr>
+        <w:t xml:space="preserve">模拟栈操作：</w:t>
+      </w:r>
+      <w:r>
+        <w:t xml:space="preserve"> </w:t>
+      </w:r>
+      <w:r>
+        <w:t xml:space="preserve">- Push </w:t>
+      </w:r>
+      <w:r>
+        <w:rPr>
+          <w:rFonts w:hint="eastAsia"/>
+        </w:rPr>
+        <w:t xml:space="preserve">a：栈</w:t>
+      </w:r>
+      <w:r>
+        <w:t xml:space="preserve"> [a]</w:t>
+      </w:r>
+      <w:r>
+        <w:t xml:space="preserve"> </w:t>
+      </w:r>
+      <w:r>
+        <w:t xml:space="preserve">- Push </w:t>
+      </w:r>
+      <w:r>
+        <w:rPr>
+          <w:rFonts w:hint="eastAsia"/>
+        </w:rPr>
+        <w:t xml:space="preserve">b：栈</w:t>
+      </w:r>
+      <w:r>
+        <w:t xml:space="preserve"> [a, b]</w:t>
+      </w:r>
+      <w:r>
+        <w:t xml:space="preserve"> </w:t>
+      </w:r>
+      <w:r>
+        <w:t xml:space="preserve">- </w:t>
+      </w:r>
+      <w:r>
+        <w:rPr>
+          <w:rFonts w:hint="eastAsia"/>
+        </w:rPr>
+        <w:t xml:space="preserve">Pop：出栈</w:t>
+      </w:r>
+      <w:r>
+        <w:t xml:space="preserve"> </w:t>
+      </w:r>
+      <w:r>
+        <w:rPr>
+          <w:rFonts w:hint="eastAsia"/>
+        </w:rPr>
+        <w:t xml:space="preserve">b，栈</w:t>
+      </w:r>
+      <w:r>
+        <w:t xml:space="preserve"> [a]</w:t>
+      </w:r>
+      <w:r>
+        <w:t xml:space="preserve"> </w:t>
+      </w:r>
+      <w:r>
+        <w:t xml:space="preserve">- Push </w:t>
+      </w:r>
+      <w:r>
+        <w:rPr>
+          <w:rFonts w:hint="eastAsia"/>
+        </w:rPr>
+        <w:t xml:space="preserve">c：栈</w:t>
+      </w:r>
+      <w:r>
+        <w:t xml:space="preserve"> [a, c]</w:t>
+      </w:r>
+      <w:r>
+        <w:t xml:space="preserve"> </w:t>
+      </w:r>
+      <w:r>
+        <w:t xml:space="preserve">- </w:t>
+      </w:r>
+      <w:r>
+        <w:rPr>
+          <w:rFonts w:hint="eastAsia"/>
+        </w:rPr>
+        <w:t xml:space="preserve">Pop：出栈</w:t>
+      </w:r>
+      <w:r>
+        <w:t xml:space="preserve"> </w:t>
+      </w:r>
+      <w:r>
+        <w:rPr>
+          <w:rFonts w:hint="eastAsia"/>
+        </w:rPr>
+        <w:t xml:space="preserve">c，栈</w:t>
+      </w:r>
+      <w:r>
+        <w:t xml:space="preserve"> [a]</w:t>
+      </w:r>
+      <w:r>
+        <w:t xml:space="preserve"> </w:t>
+      </w:r>
+      <w:r>
+        <w:t xml:space="preserve">- Push </w:t>
+      </w:r>
+      <w:r>
+        <w:rPr>
+          <w:rFonts w:hint="eastAsia"/>
+        </w:rPr>
+        <w:t xml:space="preserve">d：栈</w:t>
+      </w:r>
+      <w:r>
+        <w:t xml:space="preserve"> [a, d]</w:t>
+      </w:r>
+      <w:r>
+        <w:t xml:space="preserve"> </w:t>
+      </w:r>
+      <w:r>
+        <w:t xml:space="preserve">- Push </w:t>
+      </w:r>
+      <w:r>
+        <w:rPr>
+          <w:rFonts w:hint="eastAsia"/>
+        </w:rPr>
+        <w:t xml:space="preserve">e：栈</w:t>
+      </w:r>
+      <w:r>
+        <w:t xml:space="preserve"> [a, d, e]</w:t>
+      </w:r>
+      <w:r>
+        <w:t xml:space="preserve"> </w:t>
+      </w:r>
+      <w:r>
+        <w:t xml:space="preserve">- </w:t>
+      </w:r>
+      <w:r>
+        <w:rPr>
+          <w:rFonts w:hint="eastAsia"/>
+        </w:rPr>
+        <w:t xml:space="preserve">Pop：出栈</w:t>
+      </w:r>
+      <w:r>
+        <w:t xml:space="preserve"> </w:t>
+      </w:r>
+      <w:r>
+        <w:rPr>
+          <w:rFonts w:hint="eastAsia"/>
+        </w:rPr>
+        <w:t xml:space="preserve">e，栈</w:t>
+      </w:r>
+      <w:r>
+        <w:t xml:space="preserve"> [a, d]</w:t>
+      </w:r>
+    </w:p>
+    <w:p>
+      <w:pPr>
+        <w:pStyle w:val="BodyText"/>
+      </w:pPr>
+      <w:r>
+        <w:rPr>
+          <w:rFonts w:hint="eastAsia"/>
+        </w:rPr>
+        <w:t xml:space="preserve">出栈序列为</w:t>
+      </w:r>
+      <w:r>
+        <w:t xml:space="preserve"> b, c, e。</w:t>
       </w:r>
     </w:p>
     <w:p>
@@ -1310,107 +1460,40 @@
         <w:rPr>
           <w:rFonts w:hint="eastAsia"/>
         </w:rPr>
-        <w:t xml:space="preserve">对空栈</w:t>
-      </w:r>
-      <w:r>
-        <w:t xml:space="preserve"> </w:t>
-      </w:r>
-      <m:oMath>
-        <m:r>
-          <m:t>S</m:t>
-        </m:r>
-      </m:oMath>
-      <w:r>
-        <w:t xml:space="preserve"> </w:t>
-      </w:r>
-      <w:r>
-        <w:rPr>
-          <w:rFonts w:hint="eastAsia"/>
-        </w:rPr>
-        <w:t xml:space="preserve">进行Push和Pop操作，入栈序列为</w:t>
-      </w:r>
-      <w:r>
-        <w:t xml:space="preserve"> </w:t>
-      </w:r>
-      <m:oMath>
-        <m:r>
-          <m:t>a</m:t>
-        </m:r>
-        <m:r>
-          <m:rPr>
-            <m:sty m:val="p"/>
-          </m:rPr>
-          <m:t>,</m:t>
-        </m:r>
-        <m:r>
-          <m:t>b</m:t>
-        </m:r>
-        <m:r>
-          <m:rPr>
-            <m:sty m:val="p"/>
-          </m:rPr>
-          <m:t>,</m:t>
-        </m:r>
-        <m:r>
-          <m:t>c</m:t>
-        </m:r>
-        <m:r>
-          <m:rPr>
-            <m:sty m:val="p"/>
-          </m:rPr>
-          <m:t>,</m:t>
-        </m:r>
-        <m:r>
-          <m:t>d</m:t>
-        </m:r>
-        <m:r>
-          <m:rPr>
-            <m:sty m:val="p"/>
-          </m:rPr>
-          <m:t>,</m:t>
-        </m:r>
-        <m:r>
-          <m:t>e</m:t>
-        </m:r>
-      </m:oMath>
-      <w:r>
-        <w:t xml:space="preserve"> </w:t>
-      </w:r>
-      <w:r>
-        <w:rPr>
-          <w:rFonts w:hint="eastAsia"/>
-        </w:rPr>
-        <w:t xml:space="preserve">，经过Push,</w:t>
-      </w:r>
-      <w:r>
-        <w:t xml:space="preserve"> Push, Pop, Push, Pop, Push, Push, </w:t>
-      </w:r>
-      <w:r>
-        <w:rPr>
-          <w:rFonts w:hint="eastAsia"/>
-        </w:rPr>
-        <w:t xml:space="preserve">Pop操作后得到的出栈序列是（</w:t>
-      </w:r>
-      <w:r>
-        <w:t xml:space="preserve"> </w:t>
-      </w:r>
-      <w:r>
-        <w:rPr>
-          <w:rFonts w:hint="eastAsia"/>
-        </w:rPr>
-        <w:t xml:space="preserve">）。</w:t>
-      </w:r>
-    </w:p>
-    <w:p>
-      <w:pPr>
-        <w:pStyle w:val="BodyText"/>
-      </w:pPr>
-      <w:r>
-        <w:t xml:space="preserve">2</w:t>
-      </w:r>
-      <w:r>
-        <w:t xml:space="preserve"> </w:t>
-      </w:r>
+        <w:t xml:space="preserve">对于任意一棵高度为</w:t>
+      </w:r>
+      <w:r>
+        <w:t xml:space="preserve"> 5 </w:t>
+      </w:r>
+      <w:r>
+        <w:rPr>
+          <w:rFonts w:hint="eastAsia"/>
+        </w:rPr>
+        <w:t xml:space="preserve">且有</w:t>
+      </w:r>
+      <w:r>
+        <w:t xml:space="preserve"> 10 </w:t>
+      </w:r>
+      <w:r>
+        <w:rPr>
+          <w:rFonts w:hint="eastAsia"/>
+        </w:rPr>
+        <w:t xml:space="preserve">个结点的二叉树，若采用顺序存储结构保存，每个结点占</w:t>
+      </w:r>
+      <w:r>
+        <w:t xml:space="preserve"> 1 </w:t>
+      </w:r>
+      <w:r>
+        <w:rPr>
+          <w:rFonts w:hint="eastAsia"/>
+        </w:rPr>
+        <w:t xml:space="preserve">个存储单元（仅存放结点的数据信息），则存放该二叉树需要的存储单元数量至少是（）。</w:t>
+      </w:r>
+    </w:p>
+    <w:p>
+      <w:pPr>
+        <w:pStyle w:val="BodyText"/>
+      </w:pPr>
       <w:r>
         <w:rPr>
           <w:b/>
@@ -1421,29 +1504,9 @@
       <w:r>
         <w:t xml:space="preserve"> </w:t>
       </w:r>
-      <m:oMath>
-        <m:r>
-          <m:t>b</m:t>
-        </m:r>
-        <m:r>
-          <m:rPr>
-            <m:sty m:val="p"/>
-          </m:rPr>
-          <m:t>,</m:t>
-        </m:r>
-        <m:r>
-          <m:t>a</m:t>
-        </m:r>
-        <m:r>
-          <m:rPr>
-            <m:sty m:val="p"/>
-          </m:rPr>
-          <m:t>,</m:t>
-        </m:r>
-        <m:r>
-          <m:t>c</m:t>
-        </m:r>
-      </m:oMath>
+      <w:r>
+        <w:t xml:space="preserve">31</w:t>
+      </w:r>
     </w:p>
     <w:p>
       <w:pPr>
@@ -1459,29 +1522,9 @@
       <w:r>
         <w:t xml:space="preserve"> </w:t>
       </w:r>
-      <m:oMath>
-        <m:r>
-          <m:t>b</m:t>
-        </m:r>
-        <m:r>
-          <m:rPr>
-            <m:sty m:val="p"/>
-          </m:rPr>
-          <m:t>,</m:t>
-        </m:r>
-        <m:r>
-          <m:t>a</m:t>
-        </m:r>
-        <m:r>
-          <m:rPr>
-            <m:sty m:val="p"/>
-          </m:rPr>
-          <m:t>,</m:t>
-        </m:r>
-        <m:r>
-          <m:t>e</m:t>
-        </m:r>
-      </m:oMath>
+      <w:r>
+        <w:t xml:space="preserve">16</w:t>
+      </w:r>
     </w:p>
     <w:p>
       <w:pPr>
@@ -1497,29 +1540,9 @@
       <w:r>
         <w:t xml:space="preserve"> </w:t>
       </w:r>
-      <m:oMath>
-        <m:r>
-          <m:t>b</m:t>
-        </m:r>
-        <m:r>
-          <m:rPr>
-            <m:sty m:val="p"/>
-          </m:rPr>
-          <m:t>,</m:t>
-        </m:r>
-        <m:r>
-          <m:t>c</m:t>
-        </m:r>
-        <m:r>
-          <m:rPr>
-            <m:sty m:val="p"/>
-          </m:rPr>
-          <m:t>,</m:t>
-        </m:r>
-        <m:r>
-          <m:t>a</m:t>
-        </m:r>
-      </m:oMath>
+      <w:r>
+        <w:t xml:space="preserve">15</w:t>
+      </w:r>
     </w:p>
     <w:p>
       <w:pPr>
@@ -1535,29 +1558,9 @@
       <w:r>
         <w:t xml:space="preserve"> </w:t>
       </w:r>
-      <m:oMath>
-        <m:r>
-          <m:t>b</m:t>
-        </m:r>
-        <m:r>
-          <m:rPr>
-            <m:sty m:val="p"/>
-          </m:rPr>
-          <m:t>,</m:t>
-        </m:r>
-        <m:r>
-          <m:t>c</m:t>
-        </m:r>
-        <m:r>
-          <m:rPr>
-            <m:sty m:val="p"/>
-          </m:rPr>
-          <m:t>,</m:t>
-        </m:r>
-        <m:r>
-          <m:t>e</m:t>
-        </m:r>
-      </m:oMath>
+      <w:r>
+        <w:t xml:space="preserve">10</w:t>
+      </w:r>
     </w:p>
     <w:p>
       <w:pPr>
@@ -1580,34 +1583,8 @@
         <w:pStyle w:val="BodyText"/>
       </w:pPr>
       <w:r>
-        <w:t xml:space="preserve">D.</w:t>
-      </w:r>
-      <w:r>
-        <w:t xml:space="preserve"> </w:t>
-      </w:r>
-      <m:oMath>
-        <m:r>
-          <m:t>b</m:t>
-        </m:r>
-        <m:r>
-          <m:rPr>
-            <m:sty m:val="p"/>
-          </m:rPr>
-          <m:t>,</m:t>
-        </m:r>
-        <m:r>
-          <m:t>c</m:t>
-        </m:r>
-        <m:r>
-          <m:rPr>
-            <m:sty m:val="p"/>
-          </m:rPr>
-          <m:t>,</m:t>
-        </m:r>
-        <m:r>
-          <m:t>e</m:t>
-        </m:r>
-      </m:oMath>
+        <w:t xml:space="preserve">A. 31</w:t>
+      </w:r>
     </w:p>
     <w:p>
       <w:pPr>
@@ -1633,319 +1610,10 @@
         <w:rPr>
           <w:rFonts w:hint="eastAsia"/>
         </w:rPr>
-        <w:t xml:space="preserve">模拟栈操作：</w:t>
-      </w:r>
-      <w:r>
-        <w:t xml:space="preserve"> </w:t>
-      </w:r>
-      <w:r>
-        <w:rPr>
-          <w:rFonts w:hint="eastAsia"/>
-        </w:rPr>
-        <w:t xml:space="preserve">初始：空栈</w:t>
-      </w:r>
-      <w:r>
-        <w:t xml:space="preserve"> </w:t>
-      </w:r>
-      <w:r>
-        <w:t xml:space="preserve">Push </w:t>
-      </w:r>
-      <w:r>
-        <w:rPr>
-          <w:rFonts w:hint="eastAsia"/>
-        </w:rPr>
-        <w:t xml:space="preserve">a：[a]</w:t>
-      </w:r>
-      <w:r>
-        <w:t xml:space="preserve"> </w:t>
-      </w:r>
-      <w:r>
-        <w:t xml:space="preserve">Push </w:t>
-      </w:r>
-      <w:r>
-        <w:rPr>
-          <w:rFonts w:hint="eastAsia"/>
-        </w:rPr>
-        <w:t xml:space="preserve">b：[a,</w:t>
-      </w:r>
-      <w:r>
-        <w:t xml:space="preserve"> b]</w:t>
-      </w:r>
-      <w:r>
-        <w:t xml:space="preserve"> </w:t>
-      </w:r>
-      <w:r>
-        <w:rPr>
-          <w:rFonts w:hint="eastAsia"/>
-        </w:rPr>
-        <w:t xml:space="preserve">Pop：[a]，出栈b</w:t>
-      </w:r>
-      <w:r>
-        <w:t xml:space="preserve"> </w:t>
-      </w:r>
-      <w:r>
-        <w:t xml:space="preserve">Push </w:t>
-      </w:r>
-      <w:r>
-        <w:rPr>
-          <w:rFonts w:hint="eastAsia"/>
-        </w:rPr>
-        <w:t xml:space="preserve">c：[a,</w:t>
-      </w:r>
-      <w:r>
-        <w:t xml:space="preserve"> c]</w:t>
-      </w:r>
-      <w:r>
-        <w:t xml:space="preserve"> </w:t>
-      </w:r>
-      <w:r>
-        <w:rPr>
-          <w:rFonts w:hint="eastAsia"/>
-        </w:rPr>
-        <w:t xml:space="preserve">Pop：[a]，出栈c</w:t>
-      </w:r>
-      <w:r>
-        <w:t xml:space="preserve"> </w:t>
-      </w:r>
-      <w:r>
-        <w:t xml:space="preserve">Push </w:t>
-      </w:r>
-      <w:r>
-        <w:rPr>
-          <w:rFonts w:hint="eastAsia"/>
-        </w:rPr>
-        <w:t xml:space="preserve">d：[a,</w:t>
-      </w:r>
-      <w:r>
-        <w:t xml:space="preserve"> d]</w:t>
-      </w:r>
-      <w:r>
-        <w:t xml:space="preserve"> </w:t>
-      </w:r>
-      <w:r>
-        <w:t xml:space="preserve">Push </w:t>
-      </w:r>
-      <w:r>
-        <w:rPr>
-          <w:rFonts w:hint="eastAsia"/>
-        </w:rPr>
-        <w:t xml:space="preserve">e：[a,</w:t>
-      </w:r>
-      <w:r>
-        <w:t xml:space="preserve"> d, e]</w:t>
-      </w:r>
-      <w:r>
-        <w:t xml:space="preserve"> </w:t>
-      </w:r>
-      <w:r>
-        <w:rPr>
-          <w:rFonts w:hint="eastAsia"/>
-        </w:rPr>
-        <w:t xml:space="preserve">Pop：[a,</w:t>
-      </w:r>
-      <w:r>
-        <w:t xml:space="preserve"> </w:t>
-      </w:r>
-      <w:r>
-        <w:rPr>
-          <w:rFonts w:hint="eastAsia"/>
-        </w:rPr>
-        <w:t xml:space="preserve">d]，出栈e</w:t>
-      </w:r>
-      <w:r>
-        <w:t xml:space="preserve"> </w:t>
-      </w:r>
-      <w:r>
-        <w:rPr>
-          <w:rFonts w:hint="eastAsia"/>
-        </w:rPr>
-        <w:t xml:space="preserve">所以出栈序列是b,</w:t>
-      </w:r>
-      <w:r>
-        <w:t xml:space="preserve"> c, e。</w:t>
-      </w:r>
-    </w:p>
-    <w:p>
-      <w:pPr>
-        <w:pStyle w:val="BodyText"/>
-      </w:pPr>
-      <w:r>
-        <w:rPr>
-          <w:rFonts w:hint="eastAsia"/>
-          <w:b/>
-          <w:bCs/>
-        </w:rPr>
-        <w:t xml:space="preserve">[单选题]</w:t>
-      </w:r>
-    </w:p>
-    <w:p>
-      <w:pPr>
-        <w:pStyle w:val="BodyText"/>
-      </w:pPr>
-      <w:r>
-        <w:t xml:space="preserve"> </w:t>
-      </w:r>
-      <w:r>
-        <w:rPr>
-          <w:rFonts w:hint="eastAsia"/>
-        </w:rPr>
-        <w:t xml:space="preserve">对于任意一棵高度为</w:t>
-      </w:r>
-      <w:r>
-        <w:t xml:space="preserve"> 5 </w:t>
-      </w:r>
-      <w:r>
-        <w:rPr>
-          <w:rFonts w:hint="eastAsia"/>
-        </w:rPr>
-        <w:t xml:space="preserve">且有</w:t>
-      </w:r>
-      <w:r>
-        <w:t xml:space="preserve"> 10 </w:t>
-      </w:r>
-      <w:r>
-        <w:rPr>
-          <w:rFonts w:hint="eastAsia"/>
-        </w:rPr>
-        <w:t xml:space="preserve">个结点的二叉树，若采用顺序存储结构保存，每个结点占</w:t>
-      </w:r>
-      <w:r>
-        <w:t xml:space="preserve"> 1 </w:t>
-      </w:r>
-      <w:r>
-        <w:rPr>
-          <w:rFonts w:hint="eastAsia"/>
-        </w:rPr>
-        <w:t xml:space="preserve">个存储单元（仅存放结点的数据信息），则存放该二叉树需要的存储单元数量至少是（）。</w:t>
-      </w:r>
-    </w:p>
-    <w:p>
-      <w:pPr>
-        <w:pStyle w:val="BodyText"/>
-      </w:pPr>
-      <w:r>
-        <w:t xml:space="preserve">2</w:t>
-      </w:r>
-      <w:r>
-        <w:t xml:space="preserve"> </w:t>
-      </w:r>
-      <w:r>
-        <w:rPr>
-          <w:b/>
-          <w:bCs/>
-        </w:rPr>
-        <w:t xml:space="preserve">A.</w:t>
-      </w:r>
-      <w:r>
-        <w:t xml:space="preserve"> </w:t>
-      </w:r>
-      <w:r>
-        <w:t xml:space="preserve">31</w:t>
-      </w:r>
-    </w:p>
-    <w:p>
-      <w:pPr>
-        <w:pStyle w:val="BodyText"/>
-      </w:pPr>
-      <w:r>
-        <w:rPr>
-          <w:b/>
-          <w:bCs/>
-        </w:rPr>
-        <w:t xml:space="preserve">B.</w:t>
-      </w:r>
-      <w:r>
-        <w:t xml:space="preserve"> </w:t>
-      </w:r>
-      <w:r>
-        <w:t xml:space="preserve">16</w:t>
-      </w:r>
-    </w:p>
-    <w:p>
-      <w:pPr>
-        <w:pStyle w:val="BodyText"/>
-      </w:pPr>
-      <w:r>
-        <w:rPr>
-          <w:b/>
-          <w:bCs/>
-        </w:rPr>
-        <w:t xml:space="preserve">C.</w:t>
-      </w:r>
-      <w:r>
-        <w:t xml:space="preserve"> </w:t>
-      </w:r>
-      <w:r>
-        <w:t xml:space="preserve">15</w:t>
-      </w:r>
-    </w:p>
-    <w:p>
-      <w:pPr>
-        <w:pStyle w:val="BodyText"/>
-      </w:pPr>
-      <w:r>
-        <w:rPr>
-          <w:b/>
-          <w:bCs/>
-        </w:rPr>
-        <w:t xml:space="preserve">D.</w:t>
-      </w:r>
-      <w:r>
-        <w:t xml:space="preserve"> </w:t>
-      </w:r>
-      <w:r>
-        <w:t xml:space="preserve">10</w:t>
-      </w:r>
-    </w:p>
-    <w:p>
-      <w:pPr>
-        <w:pStyle w:val="BodyText"/>
-      </w:pPr>
-      <w:r>
-        <w:rPr>
-          <w:rFonts w:hint="eastAsia"/>
-          <w:b/>
-          <w:bCs/>
-        </w:rPr>
-        <w:t xml:space="preserve">[参考答案]</w:t>
-      </w:r>
-      <w:r>
-        <w:br/>
-      </w:r>
-    </w:p>
-    <w:p>
-      <w:pPr>
-        <w:pStyle w:val="BodyText"/>
-      </w:pPr>
-      <w:r>
-        <w:t xml:space="preserve">A. 31</w:t>
-      </w:r>
-    </w:p>
-    <w:p>
-      <w:pPr>
-        <w:pStyle w:val="BodyText"/>
-      </w:pPr>
-      <w:r>
-        <w:rPr>
-          <w:rFonts w:hint="eastAsia"/>
-          <w:b/>
-          <w:bCs/>
-        </w:rPr>
-        <w:t xml:space="preserve">[答案解析]</w:t>
-      </w:r>
-      <w:r>
-        <w:br/>
-      </w:r>
-    </w:p>
-    <w:p>
-      <w:pPr>
-        <w:pStyle w:val="BodyText"/>
-      </w:pPr>
-      <w:r>
-        <w:rPr>
-          <w:rFonts w:hint="eastAsia"/>
-        </w:rPr>
-        <w:t xml:space="preserve">高度为5的二叉树，最多有</w:t>
+        <w:t xml:space="preserve">高度为5的二叉树（根为第1层）最多有</w:t>
+      </w:r>
+      <w:r>
+        <w:t xml:space="preserve"> </w:t>
       </w:r>
       <m:oMath>
         <m:sSup>
@@ -1980,10 +1648,13 @@
         </m:r>
       </m:oMath>
       <w:r>
-        <w:rPr>
-          <w:rFonts w:hint="eastAsia"/>
-        </w:rPr>
-        <w:t xml:space="preserve">个节点（完全二叉树）。在顺序存储结构中，需要按照完全二叉树的结构分配空间，即使某些位置没有节点也需要预留空间。因此至少需要31个存储单元。</w:t>
+        <w:t xml:space="preserve"> </w:t>
+      </w:r>
+      <w:r>
+        <w:rPr>
+          <w:rFonts w:hint="eastAsia"/>
+        </w:rPr>
+        <w:t xml:space="preserve">个结点。在顺序存储结构中，必须按完全二叉树的形式分配空间，即使存在空位也需要预留。因此至少需要31个存储单元。</w:t>
       </w:r>
     </w:p>
     <w:p>
@@ -2219,12 +1890,6 @@
         <w:pStyle w:val="BodyText"/>
       </w:pPr>
       <w:r>
-        <w:t xml:space="preserve">2</w:t>
-      </w:r>
-      <w:r>
-        <w:t xml:space="preserve"> </w:t>
-      </w:r>
-      <w:r>
         <w:rPr>
           <w:b/>
           <w:bCs/>
@@ -2581,7 +2246,28 @@
         <w:rPr>
           <w:rFonts w:hint="eastAsia"/>
         </w:rPr>
-        <w:t xml:space="preserve">森林的先根遍历对应二叉树的先序遍历，森林的中根遍历对应二叉树的中序遍历。由先序和中序遍历序列可以重建二叉树，然后得到后序遍历序列。</w:t>
+        <w:t xml:space="preserve">森林的先根遍历对应二叉树的先序遍历，森林的中根遍历对应二叉树的中序遍历。由先序序列</w:t>
+      </w:r>
+      <w:r>
+        <w:t xml:space="preserve"> a,b,c,d,e,f </w:t>
+      </w:r>
+      <w:r>
+        <w:rPr>
+          <w:rFonts w:hint="eastAsia"/>
+        </w:rPr>
+        <w:t xml:space="preserve">和中序序列</w:t>
+      </w:r>
+      <w:r>
+        <w:t xml:space="preserve"> b,a,d,f,e,c </w:t>
+      </w:r>
+      <w:r>
+        <w:rPr>
+          <w:rFonts w:hint="eastAsia"/>
+        </w:rPr>
+        <w:t xml:space="preserve">可唯一重建二叉树，其后序遍历结果为</w:t>
+      </w:r>
+      <w:r>
+        <w:t xml:space="preserve"> b,f,e,d,c,a。</w:t>
       </w:r>
     </w:p>
     <w:p>
@@ -2672,12 +2358,6 @@
         <w:pStyle w:val="FirstParagraph"/>
       </w:pPr>
       <w:r>
-        <w:t xml:space="preserve">2</w:t>
-      </w:r>
-      <w:r>
-        <w:t xml:space="preserve"> </w:t>
-      </w:r>
-      <w:r>
         <w:rPr>
           <w:b/>
           <w:bCs/>
@@ -2723,47 +2403,219 @@
       <w:r>
         <w:t xml:space="preserve"> </w:t>
       </w:r>
+      <w:r>
+        <w:t xml:space="preserve">4,2,5,3,1</w:t>
+      </w:r>
+    </w:p>
+    <w:p>
+      <w:pPr>
+        <w:pStyle w:val="BodyText"/>
+      </w:pPr>
+      <w:r>
+        <w:rPr>
+          <w:b/>
+          <w:bCs/>
+        </w:rPr>
+        <w:t xml:space="preserve">D.</w:t>
+      </w:r>
+      <w:r>
+        <w:t xml:space="preserve"> </w:t>
+      </w:r>
+      <w:r>
+        <w:t xml:space="preserve">4,2,1,3,5</w:t>
+      </w:r>
+    </w:p>
+    <w:p>
+      <w:pPr>
+        <w:pStyle w:val="BodyText"/>
+      </w:pPr>
+      <w:r>
+        <w:rPr>
+          <w:rFonts w:hint="eastAsia"/>
+          <w:b/>
+          <w:bCs/>
+        </w:rPr>
+        <w:t xml:space="preserve">[参考答案]</w:t>
+      </w:r>
+      <w:r>
+        <w:br/>
+      </w:r>
+    </w:p>
+    <w:p>
+      <w:pPr>
+        <w:pStyle w:val="BodyText"/>
+      </w:pPr>
+      <w:r>
+        <w:t xml:space="preserve">B. 4,5,1,2,3</w:t>
+      </w:r>
+    </w:p>
+    <w:p>
+      <w:pPr>
+        <w:pStyle w:val="BodyText"/>
+      </w:pPr>
+      <w:r>
+        <w:rPr>
+          <w:rFonts w:hint="eastAsia"/>
+          <w:b/>
+          <w:bCs/>
+        </w:rPr>
+        <w:t xml:space="preserve">[答案解析]</w:t>
+      </w:r>
+      <w:r>
+        <w:br/>
+      </w:r>
+    </w:p>
+    <w:p>
+      <w:pPr>
+        <w:pStyle w:val="BodyText"/>
+      </w:pPr>
+      <w:r>
+        <w:rPr>
+          <w:rFonts w:hint="eastAsia"/>
+        </w:rPr>
+        <w:t xml:space="preserve">按照二叉排序树插入规则，序列B（4,5,1,2,3）的插入过程为：4→5（右）→1（左）→2（1的右）→3（2的右），得到的树结构与图示不符。其余序列均可生成图示的二叉排序树。</w:t>
+      </w:r>
+    </w:p>
+    <w:p>
+      <w:pPr>
+        <w:pStyle w:val="BodyText"/>
+      </w:pPr>
+      <w:r>
+        <w:rPr>
+          <w:rFonts w:hint="eastAsia"/>
+          <w:b/>
+          <w:bCs/>
+        </w:rPr>
+        <w:t xml:space="preserve">[单选题]</w:t>
+      </w:r>
+    </w:p>
+    <w:p>
+      <w:pPr>
+        <w:pStyle w:val="BodyText"/>
+      </w:pPr>
+      <w:r>
+        <w:t xml:space="preserve"> </w:t>
+      </w:r>
+      <w:r>
+        <w:rPr>
+          <w:rFonts w:hint="eastAsia"/>
+        </w:rPr>
+        <w:t xml:space="preserve">修改递归方式实现的图的深度优先搜索（DFS）算法，将输出（访问）顶点信息的语句移到退出递归前（即执行输出语句后立刻退出递归）。采用修改后的算法遍历有向无环图</w:t>
+      </w:r>
+      <w:r>
+        <w:t xml:space="preserve"> </w:t>
+      </w:r>
       <m:oMath>
         <m:r>
-          <m:t>4</m:t>
-        </m:r>
-        <m:r>
-          <m:rPr>
-            <m:sty m:val="p"/>
-          </m:rPr>
-          <m:t>,</m:t>
-        </m:r>
-        <m:r>
-          <m:t>2</m:t>
-        </m:r>
-        <m:r>
-          <m:rPr>
-            <m:sty m:val="p"/>
-          </m:rPr>
-          <m:t>,</m:t>
-        </m:r>
-        <m:r>
-          <m:t>5</m:t>
-        </m:r>
-        <m:r>
-          <m:rPr>
-            <m:sty m:val="p"/>
-          </m:rPr>
-          <m:t>,</m:t>
-        </m:r>
-        <m:r>
-          <m:t>3</m:t>
-        </m:r>
-        <m:r>
-          <m:rPr>
-            <m:sty m:val="p"/>
-          </m:rPr>
-          <m:t>,</m:t>
-        </m:r>
-        <m:r>
-          <m:t>1</m:t>
+          <m:t>G</m:t>
         </m:r>
       </m:oMath>
+      <w:r>
+        <w:t xml:space="preserve"> </w:t>
+      </w:r>
+      <w:r>
+        <w:rPr>
+          <w:rFonts w:hint="eastAsia"/>
+        </w:rPr>
+        <w:t xml:space="preserve">，若输出结果中包含</w:t>
+      </w:r>
+      <w:r>
+        <w:t xml:space="preserve"> </w:t>
+      </w:r>
+      <m:oMath>
+        <m:r>
+          <m:t>G</m:t>
+        </m:r>
+      </m:oMath>
+      <w:r>
+        <w:t xml:space="preserve"> </w:t>
+      </w:r>
+      <w:r>
+        <w:rPr>
+          <w:rFonts w:hint="eastAsia"/>
+        </w:rPr>
+        <w:t xml:space="preserve">中的全部顶点，则输出的顶点序列是</w:t>
+      </w:r>
+      <w:r>
+        <w:t xml:space="preserve"> </w:t>
+      </w:r>
+      <m:oMath>
+        <m:r>
+          <m:t>G</m:t>
+        </m:r>
+      </m:oMath>
+      <w:r>
+        <w:t xml:space="preserve"> </w:t>
+      </w:r>
+      <w:r>
+        <w:rPr>
+          <w:rFonts w:hint="eastAsia"/>
+        </w:rPr>
+        <w:t xml:space="preserve">的（）。</w:t>
+      </w:r>
+    </w:p>
+    <w:p>
+      <w:pPr>
+        <w:pStyle w:val="BodyText"/>
+      </w:pPr>
+      <w:r>
+        <w:rPr>
+          <w:b/>
+          <w:bCs/>
+        </w:rPr>
+        <w:t xml:space="preserve">A.</w:t>
+      </w:r>
+      <w:r>
+        <w:t xml:space="preserve"> </w:t>
+      </w:r>
+      <w:r>
+        <w:rPr>
+          <w:rFonts w:hint="eastAsia"/>
+        </w:rPr>
+        <w:t xml:space="preserve">拓扑有序序列</w:t>
+      </w:r>
+    </w:p>
+    <w:p>
+      <w:pPr>
+        <w:pStyle w:val="BodyText"/>
+      </w:pPr>
+      <w:r>
+        <w:rPr>
+          <w:b/>
+          <w:bCs/>
+        </w:rPr>
+        <w:t xml:space="preserve">B.</w:t>
+      </w:r>
+      <w:r>
+        <w:t xml:space="preserve"> </w:t>
+      </w:r>
+      <w:r>
+        <w:rPr>
+          <w:rFonts w:hint="eastAsia"/>
+        </w:rPr>
+        <w:t xml:space="preserve">逆拓扑有序序列</w:t>
+      </w:r>
+    </w:p>
+    <w:p>
+      <w:pPr>
+        <w:pStyle w:val="BodyText"/>
+      </w:pPr>
+      <w:r>
+        <w:rPr>
+          <w:b/>
+          <w:bCs/>
+        </w:rPr>
+        <w:t xml:space="preserve">C.</w:t>
+      </w:r>
+      <w:r>
+        <w:t xml:space="preserve"> </w:t>
+      </w:r>
+      <w:r>
+        <w:rPr>
+          <w:rFonts w:hint="eastAsia"/>
+        </w:rPr>
+        <w:t xml:space="preserve">广度优先搜索序列</w:t>
+      </w:r>
     </w:p>
     <w:p>
       <w:pPr>
@@ -2780,7 +2632,10 @@
         <w:t xml:space="preserve"> </w:t>
       </w:r>
       <w:r>
-        <w:t xml:space="preserve">4,2,1,3,5</w:t>
+        <w:rPr>
+          <w:rFonts w:hint="eastAsia"/>
+        </w:rPr>
+        <w:t xml:space="preserve">深度优先搜索序列</w:t>
       </w:r>
     </w:p>
     <w:p>
@@ -2804,7 +2659,13 @@
         <w:pStyle w:val="BodyText"/>
       </w:pPr>
       <w:r>
-        <w:t xml:space="preserve">B. 4,5,1,2,3</w:t>
+        <w:t xml:space="preserve">B. </w:t>
+      </w:r>
+      <w:r>
+        <w:rPr>
+          <w:rFonts w:hint="eastAsia"/>
+        </w:rPr>
+        <w:t xml:space="preserve">逆拓扑有序序列</w:t>
       </w:r>
     </w:p>
     <w:p>
@@ -2831,232 +2692,7 @@
         <w:rPr>
           <w:rFonts w:hint="eastAsia"/>
         </w:rPr>
-        <w:t xml:space="preserve">按照二叉排序树的插入规则，逐个插入序列中的元素。对于序列B：4,5,1,2,3，插入顺序为：4→5(右子树)→1(左子树)→2(1的右子树)→3(2的右子树)，这与图示的结构不符。</w:t>
-      </w:r>
-    </w:p>
-    <w:p>
-      <w:pPr>
-        <w:pStyle w:val="BodyText"/>
-      </w:pPr>
-      <w:r>
-        <w:rPr>
-          <w:rFonts w:hint="eastAsia"/>
-          <w:b/>
-          <w:bCs/>
-        </w:rPr>
-        <w:t xml:space="preserve">[单选题]</w:t>
-      </w:r>
-    </w:p>
-    <w:p>
-      <w:pPr>
-        <w:pStyle w:val="BodyText"/>
-      </w:pPr>
-      <w:r>
-        <w:t xml:space="preserve"> </w:t>
-      </w:r>
-      <w:r>
-        <w:rPr>
-          <w:rFonts w:hint="eastAsia"/>
-        </w:rPr>
-        <w:t xml:space="preserve">修改递归方式实现的图的深度优先搜索（DFS）算法，将输出（访问）顶点信息的语句移到退出递归前（即执行输出语句后立刻退出递归）。采用修改后的算法遍历有向无环图</w:t>
-      </w:r>
-      <w:r>
-        <w:t xml:space="preserve"> </w:t>
-      </w:r>
-      <m:oMath>
-        <m:r>
-          <m:t>G</m:t>
-        </m:r>
-      </m:oMath>
-      <w:r>
-        <w:t xml:space="preserve"> </w:t>
-      </w:r>
-      <w:r>
-        <w:rPr>
-          <w:rFonts w:hint="eastAsia"/>
-        </w:rPr>
-        <w:t xml:space="preserve">，若输出结果中包含</w:t>
-      </w:r>
-      <w:r>
-        <w:t xml:space="preserve"> </w:t>
-      </w:r>
-      <m:oMath>
-        <m:r>
-          <m:t>G</m:t>
-        </m:r>
-      </m:oMath>
-      <w:r>
-        <w:t xml:space="preserve"> </w:t>
-      </w:r>
-      <w:r>
-        <w:rPr>
-          <w:rFonts w:hint="eastAsia"/>
-        </w:rPr>
-        <w:t xml:space="preserve">中的全部顶点，则输出的顶点序列是</w:t>
-      </w:r>
-      <w:r>
-        <w:t xml:space="preserve"> </w:t>
-      </w:r>
-      <m:oMath>
-        <m:r>
-          <m:t>G</m:t>
-        </m:r>
-      </m:oMath>
-      <w:r>
-        <w:t xml:space="preserve"> </w:t>
-      </w:r>
-      <w:r>
-        <w:rPr>
-          <w:rFonts w:hint="eastAsia"/>
-        </w:rPr>
-        <w:t xml:space="preserve">的（）。</w:t>
-      </w:r>
-    </w:p>
-    <w:p>
-      <w:pPr>
-        <w:pStyle w:val="BodyText"/>
-      </w:pPr>
-      <w:r>
-        <w:t xml:space="preserve">2</w:t>
-      </w:r>
-      <w:r>
-        <w:t xml:space="preserve"> </w:t>
-      </w:r>
-      <w:r>
-        <w:rPr>
-          <w:b/>
-          <w:bCs/>
-        </w:rPr>
-        <w:t xml:space="preserve">A.</w:t>
-      </w:r>
-      <w:r>
-        <w:t xml:space="preserve"> </w:t>
-      </w:r>
-      <w:r>
-        <w:rPr>
-          <w:rFonts w:hint="eastAsia"/>
-        </w:rPr>
-        <w:t xml:space="preserve">拓扑有序序列</w:t>
-      </w:r>
-    </w:p>
-    <w:p>
-      <w:pPr>
-        <w:pStyle w:val="BodyText"/>
-      </w:pPr>
-      <w:r>
-        <w:rPr>
-          <w:b/>
-          <w:bCs/>
-        </w:rPr>
-        <w:t xml:space="preserve">B.</w:t>
-      </w:r>
-      <w:r>
-        <w:t xml:space="preserve"> </w:t>
-      </w:r>
-      <w:r>
-        <w:rPr>
-          <w:rFonts w:hint="eastAsia"/>
-        </w:rPr>
-        <w:t xml:space="preserve">逆拓扑有序序列</w:t>
-      </w:r>
-    </w:p>
-    <w:p>
-      <w:pPr>
-        <w:pStyle w:val="BodyText"/>
-      </w:pPr>
-      <w:r>
-        <w:rPr>
-          <w:b/>
-          <w:bCs/>
-        </w:rPr>
-        <w:t xml:space="preserve">C.</w:t>
-      </w:r>
-      <w:r>
-        <w:t xml:space="preserve"> </w:t>
-      </w:r>
-      <w:r>
-        <w:rPr>
-          <w:rFonts w:hint="eastAsia"/>
-        </w:rPr>
-        <w:t xml:space="preserve">广度优先搜索序列</w:t>
-      </w:r>
-    </w:p>
-    <w:p>
-      <w:pPr>
-        <w:pStyle w:val="BodyText"/>
-      </w:pPr>
-      <w:r>
-        <w:rPr>
-          <w:b/>
-          <w:bCs/>
-        </w:rPr>
-        <w:t xml:space="preserve">D.</w:t>
-      </w:r>
-      <w:r>
-        <w:t xml:space="preserve"> </w:t>
-      </w:r>
-      <w:r>
-        <w:rPr>
-          <w:rFonts w:hint="eastAsia"/>
-        </w:rPr>
-        <w:t xml:space="preserve">深度优先搜索序列</w:t>
-      </w:r>
-    </w:p>
-    <w:p>
-      <w:pPr>
-        <w:pStyle w:val="BodyText"/>
-      </w:pPr>
-      <w:r>
-        <w:rPr>
-          <w:rFonts w:hint="eastAsia"/>
-          <w:b/>
-          <w:bCs/>
-        </w:rPr>
-        <w:t xml:space="preserve">[参考答案]</w:t>
-      </w:r>
-      <w:r>
-        <w:br/>
-      </w:r>
-    </w:p>
-    <w:p>
-      <w:pPr>
-        <w:pStyle w:val="BodyText"/>
-      </w:pPr>
-      <w:r>
-        <w:t xml:space="preserve">B. </w:t>
-      </w:r>
-      <w:r>
-        <w:rPr>
-          <w:rFonts w:hint="eastAsia"/>
-        </w:rPr>
-        <w:t xml:space="preserve">逆拓扑有序序列</w:t>
-      </w:r>
-    </w:p>
-    <w:p>
-      <w:pPr>
-        <w:pStyle w:val="BodyText"/>
-      </w:pPr>
-      <w:r>
-        <w:rPr>
-          <w:rFonts w:hint="eastAsia"/>
-          <w:b/>
-          <w:bCs/>
-        </w:rPr>
-        <w:t xml:space="preserve">[答案解析]</w:t>
-      </w:r>
-      <w:r>
-        <w:br/>
-      </w:r>
-    </w:p>
-    <w:p>
-      <w:pPr>
-        <w:pStyle w:val="BodyText"/>
-      </w:pPr>
-      <w:r>
-        <w:rPr>
-          <w:rFonts w:hint="eastAsia"/>
-        </w:rPr>
-        <w:t xml:space="preserve">修改后的算法在递归返回前输出顶点，这相当于在处理完一个顶点的所有后继节点后才输出该顶点。在DAG中，这意味着只有当一个顶点的所有可达顶点都被输出后，该顶点才被输出，这构成了逆拓扑序列。</w:t>
+        <w:t xml:space="preserve">修改后的DFS在递归返回前输出顶点，相当于在处理完一个顶点的所有后继后才输出该顶点。在有向无环图（DAG）中，这种输出顺序是逆拓扑有序序列。</w:t>
       </w:r>
     </w:p>
     <w:p>
@@ -3181,12 +2817,6 @@
         <w:pStyle w:val="FirstParagraph"/>
       </w:pPr>
       <w:r>
-        <w:t xml:space="preserve">2</w:t>
-      </w:r>
-      <w:r>
-        <w:t xml:space="preserve"> </w:t>
-      </w:r>
-      <w:r>
         <w:rPr>
           <w:b/>
           <w:bCs/>
@@ -4023,7 +3653,7 @@
         <w:rPr>
           <w:rFonts w:hint="eastAsia"/>
         </w:rPr>
-        <w:t xml:space="preserve">Kruskal算法按边权重从小到大排序，依次选择不形成环的边。根据图中边的权重，按此顺序选择边可以构建最小生成树。</w:t>
+        <w:t xml:space="preserve">Kruskal算法按边权值从小到大排序，依次选择不构成回路的边。根据图中边的权值关系，依次加入的边为(b,f)、(b,d)、(a,e)、(c,e)、(b,e)。</w:t>
       </w:r>
     </w:p>
     <w:p>
@@ -4067,12 +3697,6 @@
         <w:pStyle w:val="BodyText"/>
       </w:pPr>
       <w:r>
-        <w:t xml:space="preserve">2</w:t>
-      </w:r>
-      <w:r>
-        <w:t xml:space="preserve"> </w:t>
-      </w:r>
-      <w:r>
         <w:rPr>
           <w:b/>
           <w:bCs/>
@@ -4206,7 +3830,7 @@
         <w:rPr>
           <w:rFonts w:hint="eastAsia"/>
         </w:rPr>
-        <w:t xml:space="preserve">在AOE网中，关键路径是路径长度最长的路径，决定了整个工程的最短完成时间。关键活动的延迟会影响工期，但缩短非关键活动不能缩短工期。</w:t>
+        <w:t xml:space="preserve">AOE网中，关键路径是路径长度（权值之和）最长的路径，它决定了整个工程的最短完成时间。缩短关键活动的时间可缩短工期，增加关键活动的时间会延长工期。</w:t>
       </w:r>
     </w:p>
     <w:p>
@@ -4298,12 +3922,6 @@
         <w:pStyle w:val="BodyText"/>
       </w:pPr>
       <w:r>
-        <w:t xml:space="preserve">2</w:t>
-      </w:r>
-      <w:r>
-        <w:t xml:space="preserve"> </w:t>
-      </w:r>
-      <w:r>
         <w:rPr>
           <w:b/>
           <w:bCs/>
@@ -4470,16 +4088,256 @@
         <w:pStyle w:val="BodyText"/>
       </w:pPr>
       <w:r>
+        <w:rPr>
+          <w:rFonts w:hint="eastAsia"/>
+        </w:rPr>
+        <w:t xml:space="preserve">I正确：堆是完全二叉树。</w:t>
+      </w:r>
+      <w:r>
+        <w:t xml:space="preserve"> </w:t>
+      </w:r>
+      <w:r>
+        <w:rPr>
+          <w:rFonts w:hint="eastAsia"/>
+        </w:rPr>
+        <w:t xml:space="preserve">II正确：堆常用数组（顺序存储）实现。</w:t>
+      </w:r>
+      <w:r>
+        <w:t xml:space="preserve"> </w:t>
+      </w:r>
+      <w:r>
+        <w:rPr>
+          <w:rFonts w:hint="eastAsia"/>
+        </w:rPr>
+        <w:t xml:space="preserve">III错误：堆不是二叉排序树（仅满足堆序性质）。</w:t>
+      </w:r>
+      <w:r>
+        <w:t xml:space="preserve"> </w:t>
+      </w:r>
+      <w:r>
+        <w:rPr>
+          <w:rFonts w:hint="eastAsia"/>
+        </w:rPr>
+        <w:t xml:space="preserve">IV正确：大根堆的次大值必然在根的左右子结点之一（下一层）。</w:t>
+      </w:r>
+    </w:p>
+    <w:p>
+      <w:pPr>
+        <w:pStyle w:val="BodyText"/>
+      </w:pPr>
+      <w:r>
+        <w:rPr>
+          <w:rFonts w:hint="eastAsia"/>
+          <w:b/>
+          <w:bCs/>
+        </w:rPr>
+        <w:t xml:space="preserve">[单选题]</w:t>
+      </w:r>
+    </w:p>
+    <w:p>
+      <w:pPr>
+        <w:pStyle w:val="BodyText"/>
+      </w:pPr>
+      <w:r>
+        <w:t xml:space="preserve"> </w:t>
+      </w:r>
+      <w:r>
+        <w:rPr>
+          <w:rFonts w:hint="eastAsia"/>
+        </w:rPr>
+        <w:t xml:space="preserve">依次将关键字</w:t>
+      </w:r>
+      <w:r>
+        <w:t xml:space="preserve"> 5, 6, 9, 13, 8, 2, 12, 15 </w:t>
+      </w:r>
+      <w:r>
+        <w:rPr>
+          <w:rFonts w:hint="eastAsia"/>
+        </w:rPr>
+        <w:t xml:space="preserve">插入初始为空的</w:t>
+      </w:r>
+      <w:r>
+        <w:t xml:space="preserve"> 4 </w:t>
+      </w:r>
+      <w:r>
+        <w:rPr>
+          <w:rFonts w:hint="eastAsia"/>
+        </w:rPr>
+        <w:t xml:space="preserve">阶</w:t>
+      </w:r>
+      <w:r>
+        <w:t xml:space="preserve"> B </w:t>
+      </w:r>
+      <w:r>
+        <w:rPr>
+          <w:rFonts w:hint="eastAsia"/>
+        </w:rPr>
+        <w:t xml:space="preserve">树后，根结点中包含的关键字是（）。</w:t>
+      </w:r>
+    </w:p>
+    <w:p>
+      <w:pPr>
+        <w:pStyle w:val="BodyText"/>
+      </w:pPr>
+      <w:r>
+        <w:rPr>
+          <w:b/>
+          <w:bCs/>
+        </w:rPr>
+        <w:t xml:space="preserve">A.</w:t>
+      </w:r>
+      <w:r>
+        <w:t xml:space="preserve"> </w:t>
+      </w:r>
+      <w:r>
+        <w:t xml:space="preserve">8</w:t>
+      </w:r>
+    </w:p>
+    <w:p>
+      <w:pPr>
+        <w:pStyle w:val="BodyText"/>
+      </w:pPr>
+      <w:r>
+        <w:rPr>
+          <w:b/>
+          <w:bCs/>
+        </w:rPr>
+        <w:t xml:space="preserve">B.</w:t>
+      </w:r>
+      <w:r>
+        <w:t xml:space="preserve"> </w:t>
+      </w:r>
+      <w:r>
+        <w:t xml:space="preserve">6,9</w:t>
+      </w:r>
+    </w:p>
+    <w:p>
+      <w:pPr>
+        <w:pStyle w:val="BodyText"/>
+      </w:pPr>
+      <w:r>
+        <w:rPr>
+          <w:b/>
+          <w:bCs/>
+        </w:rPr>
+        <w:t xml:space="preserve">C.</w:t>
+      </w:r>
+      <w:r>
+        <w:t xml:space="preserve"> </w:t>
+      </w:r>
+      <w:r>
+        <w:t xml:space="preserve">8, 13</w:t>
+      </w:r>
+    </w:p>
+    <w:p>
+      <w:pPr>
+        <w:pStyle w:val="BodyText"/>
+      </w:pPr>
+      <w:r>
+        <w:rPr>
+          <w:b/>
+          <w:bCs/>
+        </w:rPr>
+        <w:t xml:space="preserve">D.</w:t>
+      </w:r>
+      <w:r>
+        <w:t xml:space="preserve"> </w:t>
+      </w:r>
+      <w:r>
+        <w:t xml:space="preserve">9, 12</w:t>
+      </w:r>
+    </w:p>
+    <w:p>
+      <w:pPr>
+        <w:pStyle w:val="BodyText"/>
+      </w:pPr>
+      <w:r>
+        <w:rPr>
+          <w:rFonts w:hint="eastAsia"/>
+          <w:b/>
+          <w:bCs/>
+        </w:rPr>
+        <w:t xml:space="preserve">[参考答案]</w:t>
+      </w:r>
+      <w:r>
+        <w:br/>
+      </w:r>
+    </w:p>
+    <w:p>
+      <w:pPr>
+        <w:pStyle w:val="BodyText"/>
+      </w:pPr>
+      <w:r>
+        <w:t xml:space="preserve">A. 8</w:t>
+      </w:r>
+    </w:p>
+    <w:p>
+      <w:pPr>
+        <w:pStyle w:val="BodyText"/>
+      </w:pPr>
+      <w:r>
+        <w:rPr>
+          <w:rFonts w:hint="eastAsia"/>
+          <w:b/>
+          <w:bCs/>
+        </w:rPr>
+        <w:t xml:space="preserve">[答案解析]</w:t>
+      </w:r>
+      <w:r>
+        <w:br/>
+      </w:r>
+    </w:p>
+    <w:p>
+      <w:pPr>
+        <w:pStyle w:val="BodyText"/>
+      </w:pPr>
+      <w:r>
+        <w:rPr>
+          <w:rFonts w:hint="eastAsia"/>
+        </w:rPr>
+        <w:t xml:space="preserve">4阶B树每个结点最多含3个关键字，最少含1个关键字（根结点）。依次插入5,6,9,13,8,2,12,15后，根结点最终包含的关键字为8。</w:t>
+      </w:r>
+    </w:p>
+    <w:p>
+      <w:pPr>
+        <w:pStyle w:val="BodyText"/>
+      </w:pPr>
+      <w:r>
+        <w:rPr>
+          <w:rFonts w:hint="eastAsia"/>
+          <w:b/>
+          <w:bCs/>
+        </w:rPr>
+        <w:t xml:space="preserve">[单选题]</w:t>
+      </w:r>
+    </w:p>
+    <w:p>
+      <w:pPr>
+        <w:pStyle w:val="BodyText"/>
+      </w:pPr>
+      <w:r>
+        <w:t xml:space="preserve"> </w:t>
+      </w:r>
+      <w:r>
+        <w:rPr>
+          <w:rFonts w:hint="eastAsia"/>
+        </w:rPr>
+        <w:t xml:space="preserve">对大部分元素已有序的数组进行排序时，直接插入排序比简单选择排序效率更高，其原因是（）。</w:t>
+      </w:r>
+      <w:r>
+        <w:br/>
+      </w:r>
+      <w:r>
         <w:t xml:space="preserve">I. </w:t>
       </w:r>
       <w:r>
         <w:rPr>
           <w:rFonts w:hint="eastAsia"/>
         </w:rPr>
-        <w:t xml:space="preserve">正确，堆是完全二叉树。</w:t>
-      </w:r>
-      <w:r>
-        <w:t xml:space="preserve"> </w:t>
+        <w:t xml:space="preserve">直接插入排序过程中元素之间的比较次数更少</w:t>
+      </w:r>
+      <w:r>
+        <w:br/>
       </w:r>
       <w:r>
         <w:t xml:space="preserve">II. </w:t>
@@ -4488,10 +4346,10 @@
         <w:rPr>
           <w:rFonts w:hint="eastAsia"/>
         </w:rPr>
-        <w:t xml:space="preserve">正确，堆常用数组存储。</w:t>
-      </w:r>
-      <w:r>
-        <w:t xml:space="preserve"> </w:t>
+        <w:t xml:space="preserve">直接插入排序过程中所需要的辅助空间更少</w:t>
+      </w:r>
+      <w:r>
+        <w:br/>
       </w:r>
       <w:r>
         <w:t xml:space="preserve">III. </w:t>
@@ -4500,85 +4358,13 @@
         <w:rPr>
           <w:rFonts w:hint="eastAsia"/>
         </w:rPr>
-        <w:t xml:space="preserve">错误，堆不是二叉排序树。</w:t>
-      </w:r>
-      <w:r>
-        <w:t xml:space="preserve"> </w:t>
-      </w:r>
-      <w:r>
-        <w:t xml:space="preserve">IV. </w:t>
-      </w:r>
-      <w:r>
-        <w:rPr>
-          <w:rFonts w:hint="eastAsia"/>
-        </w:rPr>
-        <w:t xml:space="preserve">正确，大根堆的次大值在根的左右子节点中。</w:t>
-      </w:r>
-    </w:p>
-    <w:p>
-      <w:pPr>
-        <w:pStyle w:val="BodyText"/>
-      </w:pPr>
-      <w:r>
-        <w:rPr>
-          <w:rFonts w:hint="eastAsia"/>
-          <w:b/>
-          <w:bCs/>
-        </w:rPr>
-        <w:t xml:space="preserve">[单选题]</w:t>
-      </w:r>
-    </w:p>
-    <w:p>
-      <w:pPr>
-        <w:pStyle w:val="BodyText"/>
-      </w:pPr>
-      <w:r>
-        <w:t xml:space="preserve"> </w:t>
-      </w:r>
-      <w:r>
-        <w:rPr>
-          <w:rFonts w:hint="eastAsia"/>
-        </w:rPr>
-        <w:t xml:space="preserve">依次将关键字</w:t>
-      </w:r>
-      <w:r>
-        <w:t xml:space="preserve"> 5, 6, 9, 13, 8, 2, 12, 15 </w:t>
-      </w:r>
-      <w:r>
-        <w:rPr>
-          <w:rFonts w:hint="eastAsia"/>
-        </w:rPr>
-        <w:t xml:space="preserve">插入初始为空的</w:t>
-      </w:r>
-      <w:r>
-        <w:t xml:space="preserve"> 4 </w:t>
-      </w:r>
-      <w:r>
-        <w:rPr>
-          <w:rFonts w:hint="eastAsia"/>
-        </w:rPr>
-        <w:t xml:space="preserve">阶</w:t>
-      </w:r>
-      <w:r>
-        <w:t xml:space="preserve"> B </w:t>
-      </w:r>
-      <w:r>
-        <w:rPr>
-          <w:rFonts w:hint="eastAsia"/>
-        </w:rPr>
-        <w:t xml:space="preserve">树后，根结点中包含的关键字是（）。</w:t>
-      </w:r>
-    </w:p>
-    <w:p>
-      <w:pPr>
-        <w:pStyle w:val="BodyText"/>
-      </w:pPr>
-      <w:r>
-        <w:t xml:space="preserve">2</w:t>
-      </w:r>
-      <w:r>
-        <w:t xml:space="preserve"> </w:t>
-      </w:r>
+        <w:t xml:space="preserve">直接插入排序过程中元素的移动次数更少</w:t>
+      </w:r>
+    </w:p>
+    <w:p>
+      <w:pPr>
+        <w:pStyle w:val="BodyText"/>
+      </w:pPr>
       <w:r>
         <w:rPr>
           <w:b/>
@@ -4590,7 +4376,13 @@
         <w:t xml:space="preserve"> </w:t>
       </w:r>
       <w:r>
-        <w:t xml:space="preserve">8</w:t>
+        <w:rPr>
+          <w:rFonts w:hint="eastAsia"/>
+        </w:rPr>
+        <w:t xml:space="preserve">仅</w:t>
+      </w:r>
+      <w:r>
+        <w:t xml:space="preserve"> I</w:t>
       </w:r>
     </w:p>
     <w:p>
@@ -4608,7 +4400,13 @@
         <w:t xml:space="preserve"> </w:t>
       </w:r>
       <w:r>
-        <w:t xml:space="preserve">6,9</w:t>
+        <w:rPr>
+          <w:rFonts w:hint="eastAsia"/>
+        </w:rPr>
+        <w:t xml:space="preserve">仅</w:t>
+      </w:r>
+      <w:r>
+        <w:t xml:space="preserve"> III</w:t>
       </w:r>
     </w:p>
     <w:p>
@@ -4626,7 +4424,13 @@
         <w:t xml:space="preserve"> </w:t>
       </w:r>
       <w:r>
-        <w:t xml:space="preserve">8, 13</w:t>
+        <w:rPr>
+          <w:rFonts w:hint="eastAsia"/>
+        </w:rPr>
+        <w:t xml:space="preserve">仅</w:t>
+      </w:r>
+      <w:r>
+        <w:t xml:space="preserve"> I、II</w:t>
       </w:r>
     </w:p>
     <w:p>
@@ -4644,7 +4448,16 @@
         <w:t xml:space="preserve"> </w:t>
       </w:r>
       <w:r>
-        <w:t xml:space="preserve">9, 12</w:t>
+        <w:t xml:space="preserve">I、II </w:t>
+      </w:r>
+      <w:r>
+        <w:rPr>
+          <w:rFonts w:hint="eastAsia"/>
+        </w:rPr>
+        <w:t xml:space="preserve">和</w:t>
+      </w:r>
+      <w:r>
+        <w:t xml:space="preserve"> III</w:t>
       </w:r>
     </w:p>
     <w:p>
@@ -4668,7 +4481,16 @@
         <w:pStyle w:val="BodyText"/>
       </w:pPr>
       <w:r>
-        <w:t xml:space="preserve">A. 8</w:t>
+        <w:t xml:space="preserve">A. </w:t>
+      </w:r>
+      <w:r>
+        <w:rPr>
+          <w:rFonts w:hint="eastAsia"/>
+        </w:rPr>
+        <w:t xml:space="preserve">仅</w:t>
+      </w:r>
+      <w:r>
+        <w:t xml:space="preserve"> I</w:t>
       </w:r>
     </w:p>
     <w:p>
@@ -4695,244 +4517,7 @@
         <w:rPr>
           <w:rFonts w:hint="eastAsia"/>
         </w:rPr>
-        <w:t xml:space="preserve">4阶B树的节点最多包含3个关键字，最少包含1个关键字（根节点）或⌈m/2⌉-1=1个关键字（非根节点）。</w:t>
-      </w:r>
-      <w:r>
-        <w:t xml:space="preserve"> </w:t>
-      </w:r>
-      <w:r>
-        <w:rPr>
-          <w:rFonts w:hint="eastAsia"/>
-        </w:rPr>
-        <w:t xml:space="preserve">依次插入5,6,9,13,8,2,12,15，通过逐步构建过程可以确定最终根节点的关键字。</w:t>
-      </w:r>
-    </w:p>
-    <w:p>
-      <w:pPr>
-        <w:pStyle w:val="BodyText"/>
-      </w:pPr>
-      <w:r>
-        <w:rPr>
-          <w:rFonts w:hint="eastAsia"/>
-          <w:b/>
-          <w:bCs/>
-        </w:rPr>
-        <w:t xml:space="preserve">[单选题]</w:t>
-      </w:r>
-    </w:p>
-    <w:p>
-      <w:pPr>
-        <w:pStyle w:val="BodyText"/>
-      </w:pPr>
-      <w:r>
-        <w:t xml:space="preserve"> </w:t>
-      </w:r>
-      <w:r>
-        <w:rPr>
-          <w:rFonts w:hint="eastAsia"/>
-        </w:rPr>
-        <w:t xml:space="preserve">对大部分元素已有序的数组进行排序时，直接插入排序比简单选择排序效率更高，其原因是（）。</w:t>
-      </w:r>
-      <w:r>
-        <w:br/>
-      </w:r>
-      <w:r>
-        <w:t xml:space="preserve">I. </w:t>
-      </w:r>
-      <w:r>
-        <w:rPr>
-          <w:rFonts w:hint="eastAsia"/>
-        </w:rPr>
-        <w:t xml:space="preserve">直接插入排序过程中元素之间的比较次数更少</w:t>
-      </w:r>
-      <w:r>
-        <w:br/>
-      </w:r>
-      <w:r>
-        <w:t xml:space="preserve">II. </w:t>
-      </w:r>
-      <w:r>
-        <w:rPr>
-          <w:rFonts w:hint="eastAsia"/>
-        </w:rPr>
-        <w:t xml:space="preserve">直接插入排序过程中所需要的辅助空间更少</w:t>
-      </w:r>
-      <w:r>
-        <w:br/>
-      </w:r>
-      <w:r>
-        <w:t xml:space="preserve">III. </w:t>
-      </w:r>
-      <w:r>
-        <w:rPr>
-          <w:rFonts w:hint="eastAsia"/>
-        </w:rPr>
-        <w:t xml:space="preserve">直接插入排序过程中元素的移动次数更少</w:t>
-      </w:r>
-    </w:p>
-    <w:p>
-      <w:pPr>
-        <w:pStyle w:val="BodyText"/>
-      </w:pPr>
-      <w:r>
-        <w:t xml:space="preserve">2</w:t>
-      </w:r>
-      <w:r>
-        <w:t xml:space="preserve"> </w:t>
-      </w:r>
-      <w:r>
-        <w:rPr>
-          <w:b/>
-          <w:bCs/>
-        </w:rPr>
-        <w:t xml:space="preserve">A.</w:t>
-      </w:r>
-      <w:r>
-        <w:t xml:space="preserve"> </w:t>
-      </w:r>
-      <w:r>
-        <w:rPr>
-          <w:rFonts w:hint="eastAsia"/>
-        </w:rPr>
-        <w:t xml:space="preserve">仅</w:t>
-      </w:r>
-      <w:r>
-        <w:t xml:space="preserve"> I</w:t>
-      </w:r>
-    </w:p>
-    <w:p>
-      <w:pPr>
-        <w:pStyle w:val="BodyText"/>
-      </w:pPr>
-      <w:r>
-        <w:rPr>
-          <w:b/>
-          <w:bCs/>
-        </w:rPr>
-        <w:t xml:space="preserve">B.</w:t>
-      </w:r>
-      <w:r>
-        <w:t xml:space="preserve"> </w:t>
-      </w:r>
-      <w:r>
-        <w:rPr>
-          <w:rFonts w:hint="eastAsia"/>
-        </w:rPr>
-        <w:t xml:space="preserve">仅</w:t>
-      </w:r>
-      <w:r>
-        <w:t xml:space="preserve"> III</w:t>
-      </w:r>
-    </w:p>
-    <w:p>
-      <w:pPr>
-        <w:pStyle w:val="BodyText"/>
-      </w:pPr>
-      <w:r>
-        <w:rPr>
-          <w:b/>
-          <w:bCs/>
-        </w:rPr>
-        <w:t xml:space="preserve">C.</w:t>
-      </w:r>
-      <w:r>
-        <w:t xml:space="preserve"> </w:t>
-      </w:r>
-      <w:r>
-        <w:rPr>
-          <w:rFonts w:hint="eastAsia"/>
-        </w:rPr>
-        <w:t xml:space="preserve">仅</w:t>
-      </w:r>
-      <w:r>
-        <w:t xml:space="preserve"> I、II</w:t>
-      </w:r>
-    </w:p>
-    <w:p>
-      <w:pPr>
-        <w:pStyle w:val="BodyText"/>
-      </w:pPr>
-      <w:r>
-        <w:rPr>
-          <w:b/>
-          <w:bCs/>
-        </w:rPr>
-        <w:t xml:space="preserve">D.</w:t>
-      </w:r>
-      <w:r>
-        <w:t xml:space="preserve"> </w:t>
-      </w:r>
-      <w:r>
-        <w:t xml:space="preserve">I、II </w:t>
-      </w:r>
-      <w:r>
-        <w:rPr>
-          <w:rFonts w:hint="eastAsia"/>
-        </w:rPr>
-        <w:t xml:space="preserve">和</w:t>
-      </w:r>
-      <w:r>
-        <w:t xml:space="preserve"> III</w:t>
-      </w:r>
-    </w:p>
-    <w:p>
-      <w:pPr>
-        <w:pStyle w:val="BodyText"/>
-      </w:pPr>
-      <w:r>
-        <w:rPr>
-          <w:rFonts w:hint="eastAsia"/>
-          <w:b/>
-          <w:bCs/>
-        </w:rPr>
-        <w:t xml:space="preserve">[参考答案]</w:t>
-      </w:r>
-      <w:r>
-        <w:br/>
-      </w:r>
-    </w:p>
-    <w:p>
-      <w:pPr>
-        <w:pStyle w:val="BodyText"/>
-      </w:pPr>
-      <w:r>
-        <w:t xml:space="preserve">A. </w:t>
-      </w:r>
-      <w:r>
-        <w:rPr>
-          <w:rFonts w:hint="eastAsia"/>
-        </w:rPr>
-        <w:t xml:space="preserve">仅</w:t>
-      </w:r>
-      <w:r>
-        <w:t xml:space="preserve"> I</w:t>
-      </w:r>
-    </w:p>
-    <w:p>
-      <w:pPr>
-        <w:pStyle w:val="BodyText"/>
-      </w:pPr>
-      <w:r>
-        <w:rPr>
-          <w:rFonts w:hint="eastAsia"/>
-          <w:b/>
-          <w:bCs/>
-        </w:rPr>
-        <w:t xml:space="preserve">[答案解析]</w:t>
-      </w:r>
-      <w:r>
-        <w:br/>
-      </w:r>
-    </w:p>
-    <w:p>
-      <w:pPr>
-        <w:pStyle w:val="BodyText"/>
-      </w:pPr>
-      <w:r>
-        <w:rPr>
-          <w:rFonts w:hint="eastAsia"/>
-        </w:rPr>
-        <w:t xml:space="preserve">对于已基本有序的数组，直接插入排序的比较次数会显著减少，因为内层循环会在较早的时候结束。但移动次数不一定更少，空间复杂度相同。</w:t>
+        <w:t xml:space="preserve">对于基本有序的数组，直接插入排序的内层循环提前结束，比较次数显著减少。辅助空间均为O(1)，移动次数不一定更少。</w:t>
       </w:r>
     </w:p>
     <w:bookmarkEnd w:id="15"/>
@@ -4972,7 +4557,7 @@
         <w:rPr>
           <w:rFonts w:hint="eastAsia"/>
         </w:rPr>
-        <w:t xml:space="preserve">(13分)定义三元组</w:t>
+        <w:t xml:space="preserve">(13分)已知一个整数序列</w:t>
       </w:r>
       <w:r>
         <w:t xml:space="preserve"> </w:t>
@@ -4982,29 +4567,89 @@
           <m:rPr>
             <m:sty m:val="p"/>
           </m:rPr>
+          <m:t>A</m:t>
+        </m:r>
+        <m:r>
+          <m:rPr>
+            <m:sty m:val="p"/>
+          </m:rPr>
+          <m:t>=</m:t>
+        </m:r>
+        <m:r>
+          <m:rPr>
+            <m:sty m:val="p"/>
+          </m:rPr>
           <m:t>(</m:t>
         </m:r>
-        <m:r>
-          <m:t>a</m:t>
-        </m:r>
-        <m:r>
-          <m:rPr>
-            <m:sty m:val="p"/>
-          </m:rPr>
-          <m:t>,</m:t>
-        </m:r>
-        <m:r>
-          <m:t>b</m:t>
-        </m:r>
-        <m:r>
-          <m:rPr>
-            <m:sty m:val="p"/>
-          </m:rPr>
-          <m:t>,</m:t>
-        </m:r>
-        <m:r>
-          <m:t>c</m:t>
-        </m:r>
+        <m:sSub>
+          <m:e>
+            <m:r>
+              <m:t>a</m:t>
+            </m:r>
+          </m:e>
+          <m:sub>
+            <m:r>
+              <m:t>0</m:t>
+            </m:r>
+          </m:sub>
+        </m:sSub>
+        <m:r>
+          <m:rPr>
+            <m:sty m:val="p"/>
+          </m:rPr>
+          <m:t>,</m:t>
+        </m:r>
+        <m:sSub>
+          <m:e>
+            <m:r>
+              <m:t>a</m:t>
+            </m:r>
+          </m:e>
+          <m:sub>
+            <m:r>
+              <m:t>1</m:t>
+            </m:r>
+          </m:sub>
+        </m:sSub>
+        <m:r>
+          <m:rPr>
+            <m:sty m:val="p"/>
+          </m:rPr>
+          <m:t>,</m:t>
+        </m:r>
+        <m:r>
+          <m:rPr>
+            <m:sty m:val="p"/>
+          </m:rPr>
+          <m:t>…</m:t>
+        </m:r>
+        <m:r>
+          <m:rPr>
+            <m:sty m:val="p"/>
+          </m:rPr>
+          <m:t>,</m:t>
+        </m:r>
+        <m:sSub>
+          <m:e>
+            <m:r>
+              <m:t>a</m:t>
+            </m:r>
+          </m:e>
+          <m:sub>
+            <m:r>
+              <m:t>n</m:t>
+            </m:r>
+            <m:r>
+              <m:rPr>
+                <m:sty m:val="p"/>
+              </m:rPr>
+              <m:t>−</m:t>
+            </m:r>
+            <m:r>
+              <m:t>1</m:t>
+            </m:r>
+          </m:sub>
+        </m:sSub>
         <m:r>
           <m:rPr>
             <m:sty m:val="p"/>
@@ -5019,32 +4664,41 @@
         <w:rPr>
           <w:rFonts w:hint="eastAsia"/>
         </w:rPr>
-        <w:t xml:space="preserve">（其中</w:t>
+        <w:t xml:space="preserve">，其中</w:t>
       </w:r>
       <w:r>
         <w:t xml:space="preserve"> </w:t>
       </w:r>
       <m:oMath>
         <m:r>
-          <m:t>a</m:t>
-        </m:r>
-        <m:r>
-          <m:rPr>
-            <m:sty m:val="p"/>
-          </m:rPr>
-          <m:t>,</m:t>
-        </m:r>
-        <m:r>
-          <m:t>b</m:t>
-        </m:r>
-        <m:r>
-          <m:rPr>
-            <m:sty m:val="p"/>
-          </m:rPr>
-          <m:t>,</m:t>
-        </m:r>
-        <m:r>
-          <m:t>c</m:t>
+          <m:t>0</m:t>
+        </m:r>
+        <m:r>
+          <m:rPr>
+            <m:sty m:val="p"/>
+          </m:rPr>
+          <m:t>≤</m:t>
+        </m:r>
+        <m:sSub>
+          <m:e>
+            <m:r>
+              <m:t>a</m:t>
+            </m:r>
+          </m:e>
+          <m:sub>
+            <m:r>
+              <m:t>i</m:t>
+            </m:r>
+          </m:sub>
+        </m:sSub>
+        <m:r>
+          <m:rPr>
+            <m:sty m:val="p"/>
+          </m:rPr>
+          <m:t>&lt;</m:t>
+        </m:r>
+        <m:r>
+          <m:t>n</m:t>
         </m:r>
       </m:oMath>
       <w:r>
@@ -5054,104 +4708,32 @@
         <w:rPr>
           <w:rFonts w:hint="eastAsia"/>
         </w:rPr>
-        <w:t xml:space="preserve">均为正数）的距离</w:t>
+        <w:t xml:space="preserve">（</w:t>
       </w:r>
       <w:r>
         <w:t xml:space="preserve"> </w:t>
       </w:r>
       <m:oMath>
         <m:r>
-          <m:t>D</m:t>
-        </m:r>
-        <m:r>
-          <m:rPr>
-            <m:sty m:val="p"/>
-          </m:rPr>
-          <m:t>=</m:t>
-        </m:r>
-        <m:r>
-          <m:rPr>
-            <m:sty m:val="p"/>
-          </m:rPr>
-          <m:t>|</m:t>
-        </m:r>
-        <m:r>
-          <m:t>a</m:t>
-        </m:r>
-        <m:r>
-          <m:rPr>
-            <m:sty m:val="p"/>
-          </m:rPr>
-          <m:t>−</m:t>
-        </m:r>
-        <m:r>
-          <m:t>b</m:t>
-        </m:r>
-        <m:r>
-          <m:rPr>
-            <m:sty m:val="p"/>
-          </m:rPr>
-          <m:t>|</m:t>
-        </m:r>
-        <m:r>
-          <m:rPr>
-            <m:sty m:val="p"/>
-          </m:rPr>
-          <m:t>+</m:t>
-        </m:r>
-        <m:r>
-          <m:rPr>
-            <m:sty m:val="p"/>
-          </m:rPr>
-          <m:t>|</m:t>
-        </m:r>
-        <m:r>
-          <m:t>b</m:t>
-        </m:r>
-        <m:r>
-          <m:rPr>
-            <m:sty m:val="p"/>
-          </m:rPr>
-          <m:t>−</m:t>
-        </m:r>
-        <m:r>
-          <m:t>c</m:t>
-        </m:r>
-        <m:r>
-          <m:rPr>
-            <m:sty m:val="p"/>
-          </m:rPr>
-          <m:t>|</m:t>
-        </m:r>
-        <m:r>
-          <m:rPr>
-            <m:sty m:val="p"/>
-          </m:rPr>
-          <m:t>+</m:t>
-        </m:r>
-        <m:r>
-          <m:rPr>
-            <m:sty m:val="p"/>
-          </m:rPr>
-          <m:t>|</m:t>
-        </m:r>
-        <m:r>
-          <m:t>c</m:t>
-        </m:r>
-        <m:r>
-          <m:rPr>
-            <m:sty m:val="p"/>
-          </m:rPr>
-          <m:t>−</m:t>
-        </m:r>
-        <m:r>
-          <m:t>a</m:t>
-        </m:r>
-        <m:r>
-          <m:rPr>
-            <m:sty m:val="p"/>
-          </m:rPr>
-          <m:t>|</m:t>
+          <m:t>0</m:t>
+        </m:r>
+        <m:r>
+          <m:rPr>
+            <m:sty m:val="p"/>
+          </m:rPr>
+          <m:t>≤</m:t>
+        </m:r>
+        <m:r>
+          <m:t>i</m:t>
+        </m:r>
+        <m:r>
+          <m:rPr>
+            <m:sty m:val="p"/>
+          </m:rPr>
+          <m:t>&lt;</m:t>
+        </m:r>
+        <m:r>
+          <m:t>n</m:t>
         </m:r>
       </m:oMath>
       <w:r>
@@ -5161,7 +4743,7 @@
         <w:rPr>
           <w:rFonts w:hint="eastAsia"/>
         </w:rPr>
-        <w:t xml:space="preserve">。给定3个非空整数集合</w:t>
+        <w:t xml:space="preserve">）。若存在</w:t>
       </w:r>
       <w:r>
         <w:t xml:space="preserve"> </w:t>
@@ -5170,12 +4752,1852 @@
         <m:sSub>
           <m:e>
             <m:r>
-              <m:t>S</m:t>
+              <m:t>a</m:t>
             </m:r>
           </m:e>
           <m:sub>
             <m:r>
+              <m:t>p</m:t>
+            </m:r>
+            <m:r>
               <m:t>1</m:t>
+            </m:r>
+          </m:sub>
+        </m:sSub>
+        <m:r>
+          <m:rPr>
+            <m:sty m:val="p"/>
+          </m:rPr>
+          <m:t>=</m:t>
+        </m:r>
+        <m:sSub>
+          <m:e>
+            <m:r>
+              <m:t>a</m:t>
+            </m:r>
+          </m:e>
+          <m:sub>
+            <m:r>
+              <m:t>p</m:t>
+            </m:r>
+            <m:r>
+              <m:t>2</m:t>
+            </m:r>
+          </m:sub>
+        </m:sSub>
+        <m:r>
+          <m:rPr>
+            <m:sty m:val="p"/>
+          </m:rPr>
+          <m:t>=</m:t>
+        </m:r>
+        <m:r>
+          <m:rPr>
+            <m:sty m:val="p"/>
+          </m:rPr>
+          <m:t>…</m:t>
+        </m:r>
+        <m:r>
+          <m:rPr>
+            <m:sty m:val="p"/>
+          </m:rPr>
+          <m:t>=</m:t>
+        </m:r>
+        <m:sSub>
+          <m:e>
+            <m:r>
+              <m:t>a</m:t>
+            </m:r>
+          </m:e>
+          <m:sub>
+            <m:r>
+              <m:t>p</m:t>
+            </m:r>
+            <m:r>
+              <m:t>m</m:t>
+            </m:r>
+          </m:sub>
+        </m:sSub>
+        <m:r>
+          <m:rPr>
+            <m:sty m:val="p"/>
+          </m:rPr>
+          <m:t>=</m:t>
+        </m:r>
+        <m:r>
+          <m:t>x</m:t>
+        </m:r>
+      </m:oMath>
+      <w:r>
+        <w:t xml:space="preserve"> </w:t>
+      </w:r>
+      <w:r>
+        <w:rPr>
+          <w:rFonts w:hint="eastAsia"/>
+        </w:rPr>
+        <w:t xml:space="preserve">且</w:t>
+      </w:r>
+      <w:r>
+        <w:t xml:space="preserve"> </w:t>
+      </w:r>
+      <m:oMath>
+        <m:r>
+          <m:t>m</m:t>
+        </m:r>
+        <m:r>
+          <m:rPr>
+            <m:sty m:val="p"/>
+          </m:rPr>
+          <m:t>&gt;</m:t>
+        </m:r>
+        <m:r>
+          <m:t>n</m:t>
+        </m:r>
+        <m:r>
+          <m:rPr>
+            <m:sty m:val="p"/>
+          </m:rPr>
+          <m:t>/</m:t>
+        </m:r>
+        <m:r>
+          <m:t>2</m:t>
+        </m:r>
+      </m:oMath>
+      <w:r>
+        <w:t xml:space="preserve"> </w:t>
+      </w:r>
+      <w:r>
+        <w:rPr>
+          <w:rFonts w:hint="eastAsia"/>
+        </w:rPr>
+        <w:t xml:space="preserve">（</w:t>
+      </w:r>
+      <w:r>
+        <w:t xml:space="preserve"> </w:t>
+      </w:r>
+      <m:oMath>
+        <m:r>
+          <m:t>0</m:t>
+        </m:r>
+        <m:r>
+          <m:rPr>
+            <m:sty m:val="p"/>
+          </m:rPr>
+          <m:t>≤</m:t>
+        </m:r>
+        <m:sSub>
+          <m:e>
+            <m:r>
+              <m:t>p</m:t>
+            </m:r>
+          </m:e>
+          <m:sub>
+            <m:r>
+              <m:t>k</m:t>
+            </m:r>
+          </m:sub>
+        </m:sSub>
+        <m:r>
+          <m:rPr>
+            <m:sty m:val="p"/>
+          </m:rPr>
+          <m:t>&lt;</m:t>
+        </m:r>
+        <m:r>
+          <m:t>n</m:t>
+        </m:r>
+        <m:r>
+          <m:rPr>
+            <m:sty m:val="p"/>
+          </m:rPr>
+          <m:t>,</m:t>
+        </m:r>
+        <m:r>
+          <m:t>1</m:t>
+        </m:r>
+        <m:r>
+          <m:rPr>
+            <m:sty m:val="p"/>
+          </m:rPr>
+          <m:t>≤</m:t>
+        </m:r>
+        <m:r>
+          <m:t>k</m:t>
+        </m:r>
+        <m:r>
+          <m:rPr>
+            <m:sty m:val="p"/>
+          </m:rPr>
+          <m:t>≤</m:t>
+        </m:r>
+        <m:r>
+          <m:t>m</m:t>
+        </m:r>
+      </m:oMath>
+      <w:r>
+        <w:t xml:space="preserve"> </w:t>
+      </w:r>
+      <w:r>
+        <w:rPr>
+          <w:rFonts w:hint="eastAsia"/>
+        </w:rPr>
+        <w:t xml:space="preserve">），则称</w:t>
+      </w:r>
+      <w:r>
+        <w:t xml:space="preserve"> </w:t>
+      </w:r>
+      <m:oMath>
+        <m:r>
+          <m:t>x</m:t>
+        </m:r>
+      </m:oMath>
+      <w:r>
+        <w:t xml:space="preserve"> </w:t>
+      </w:r>
+      <w:r>
+        <w:rPr>
+          <w:rFonts w:hint="eastAsia"/>
+        </w:rPr>
+        <w:t xml:space="preserve">为</w:t>
+      </w:r>
+      <w:r>
+        <w:t xml:space="preserve"> A </w:t>
+      </w:r>
+      <w:r>
+        <w:rPr>
+          <w:rFonts w:hint="eastAsia"/>
+        </w:rPr>
+        <w:t xml:space="preserve">的主元素。试设计一个尽可能高效的算法，找出</w:t>
+      </w:r>
+      <w:r>
+        <w:t xml:space="preserve"> A </w:t>
+      </w:r>
+      <w:r>
+        <w:rPr>
+          <w:rFonts w:hint="eastAsia"/>
+        </w:rPr>
+        <w:t xml:space="preserve">的主元素。若存在主元素，则输出该元素；否则输出-1。要求：</w:t>
+      </w:r>
+      <w:r>
+        <w:br/>
+      </w:r>
+      <w:r>
+        <w:t xml:space="preserve">(1) </w:t>
+      </w:r>
+      <w:r>
+        <w:rPr>
+          <w:rFonts w:hint="eastAsia"/>
+        </w:rPr>
+        <w:t xml:space="preserve">给出算法的基本设计思想。</w:t>
+      </w:r>
+      <w:r>
+        <w:br/>
+      </w:r>
+      <w:r>
+        <w:t xml:space="preserve">(2) </w:t>
+      </w:r>
+      <w:r>
+        <w:rPr>
+          <w:rFonts w:hint="eastAsia"/>
+        </w:rPr>
+        <w:t xml:space="preserve">根据设计思想,</w:t>
+      </w:r>
+      <w:r>
+        <w:t xml:space="preserve"> </w:t>
+      </w:r>
+      <w:r>
+        <w:rPr>
+          <w:rFonts w:hint="eastAsia"/>
+        </w:rPr>
+        <w:t xml:space="preserve">采用</w:t>
+      </w:r>
+      <w:r>
+        <w:t xml:space="preserve"> C </w:t>
+      </w:r>
+      <w:r>
+        <w:rPr>
+          <w:rFonts w:hint="eastAsia"/>
+        </w:rPr>
+        <w:t xml:space="preserve">或</w:t>
+      </w:r>
+      <w:r>
+        <w:t xml:space="preserve"> C++ </w:t>
+      </w:r>
+      <w:r>
+        <w:rPr>
+          <w:rFonts w:hint="eastAsia"/>
+        </w:rPr>
+        <w:t xml:space="preserve">语言描述算法,</w:t>
+      </w:r>
+      <w:r>
+        <w:t xml:space="preserve"> </w:t>
+      </w:r>
+      <w:r>
+        <w:rPr>
+          <w:rFonts w:hint="eastAsia"/>
+        </w:rPr>
+        <w:t xml:space="preserve">关键之处给出注释。</w:t>
+      </w:r>
+      <w:r>
+        <w:br/>
+      </w:r>
+      <w:r>
+        <w:t xml:space="preserve">(3) </w:t>
+      </w:r>
+      <w:r>
+        <w:rPr>
+          <w:rFonts w:hint="eastAsia"/>
+        </w:rPr>
+        <w:t xml:space="preserve">说明你所设计算法的时间复杂度和空间复杂度。</w:t>
+      </w:r>
+    </w:p>
+    <w:p>
+      <w:pPr>
+        <w:pStyle w:val="BodyText"/>
+      </w:pPr>
+      <w:r>
+        <w:rPr>
+          <w:rFonts w:hint="eastAsia"/>
+          <w:b/>
+          <w:bCs/>
+        </w:rPr>
+        <w:t xml:space="preserve">[参考答案]</w:t>
+      </w:r>
+      <w:r>
+        <w:br/>
+      </w:r>
+    </w:p>
+    <w:p>
+      <w:pPr>
+        <w:pStyle w:val="BodyText"/>
+      </w:pPr>
+      <w:r>
+        <w:t xml:space="preserve">(1) </w:t>
+      </w:r>
+      <w:r>
+        <w:rPr>
+          <w:rFonts w:hint="eastAsia"/>
+        </w:rPr>
+        <w:t xml:space="preserve">算法的基本设计思想：采用Boyer-Moore多数投票算法。先通过一次遍历找出候选主元素，再通过第二次遍历验证其出现次数是否超过</w:t>
+      </w:r>
+      <m:oMath>
+        <m:r>
+          <m:t>n</m:t>
+        </m:r>
+        <m:r>
+          <m:rPr>
+            <m:sty m:val="p"/>
+          </m:rPr>
+          <m:t>/</m:t>
+        </m:r>
+        <m:r>
+          <m:t>2</m:t>
+        </m:r>
+      </m:oMath>
+      <w:r>
+        <w:t xml:space="preserve">。</w:t>
+      </w:r>
+    </w:p>
+    <w:p>
+      <w:pPr>
+        <w:pStyle w:val="BodyText"/>
+      </w:pPr>
+      <w:r>
+        <w:rPr>
+          <w:rFonts w:hint="eastAsia"/>
+          <w:b/>
+          <w:bCs/>
+        </w:rPr>
+        <w:t xml:space="preserve">[答案解析]</w:t>
+      </w:r>
+      <w:r>
+        <w:br/>
+      </w:r>
+    </w:p>
+    <w:p>
+      <w:pPr>
+        <w:pStyle w:val="BodyText"/>
+      </w:pPr>
+      <w:r>
+        <w:t xml:space="preserve">(2) </w:t>
+      </w:r>
+      <w:r>
+        <w:rPr>
+          <w:rFonts w:hint="eastAsia"/>
+        </w:rPr>
+        <w:t xml:space="preserve">C语言实现：</w:t>
+      </w:r>
+    </w:p>
+    <w:p>
+      <w:pPr>
+        <w:pStyle w:val="SourceCode"/>
+      </w:pPr>
+      <w:r>
+        <w:rPr>
+          <w:rStyle w:val="DataTypeTok"/>
+        </w:rPr>
+        <w:t xml:space="preserve">int</w:t>
+      </w:r>
+      <w:r>
+        <w:rPr>
+          <w:rStyle w:val="NormalTok"/>
+        </w:rPr>
+        <w:t xml:space="preserve"> majorityElement</w:t>
+      </w:r>
+      <w:r>
+        <w:rPr>
+          <w:rStyle w:val="OperatorTok"/>
+        </w:rPr>
+        <w:t xml:space="preserve">(</w:t>
+      </w:r>
+      <w:r>
+        <w:rPr>
+          <w:rStyle w:val="DataTypeTok"/>
+        </w:rPr>
+        <w:t xml:space="preserve">int</w:t>
+      </w:r>
+      <w:r>
+        <w:rPr>
+          <w:rStyle w:val="NormalTok"/>
+        </w:rPr>
+        <w:t xml:space="preserve"> A</w:t>
+      </w:r>
+      <w:r>
+        <w:rPr>
+          <w:rStyle w:val="OperatorTok"/>
+        </w:rPr>
+        <w:t xml:space="preserve">[],</w:t>
+      </w:r>
+      <w:r>
+        <w:rPr>
+          <w:rStyle w:val="NormalTok"/>
+        </w:rPr>
+        <w:t xml:space="preserve"> </w:t>
+      </w:r>
+      <w:r>
+        <w:rPr>
+          <w:rStyle w:val="DataTypeTok"/>
+        </w:rPr>
+        <w:t xml:space="preserve">int</w:t>
+      </w:r>
+      <w:r>
+        <w:rPr>
+          <w:rStyle w:val="NormalTok"/>
+        </w:rPr>
+        <w:t xml:space="preserve"> n</w:t>
+      </w:r>
+      <w:r>
+        <w:rPr>
+          <w:rStyle w:val="OperatorTok"/>
+        </w:rPr>
+        <w:t xml:space="preserve">)</w:t>
+      </w:r>
+      <w:r>
+        <w:rPr>
+          <w:rStyle w:val="NormalTok"/>
+        </w:rPr>
+        <w:t xml:space="preserve"> </w:t>
+      </w:r>
+      <w:r>
+        <w:rPr>
+          <w:rStyle w:val="OperatorTok"/>
+        </w:rPr>
+        <w:t xml:space="preserve">{</w:t>
+      </w:r>
+      <w:r>
+        <w:br/>
+      </w:r>
+      <w:r>
+        <w:rPr>
+          <w:rStyle w:val="NormalTok"/>
+        </w:rPr>
+        <w:t xml:space="preserve">    </w:t>
+      </w:r>
+      <w:r>
+        <w:rPr>
+          <w:rStyle w:val="DataTypeTok"/>
+        </w:rPr>
+        <w:t xml:space="preserve">int</w:t>
+      </w:r>
+      <w:r>
+        <w:rPr>
+          <w:rStyle w:val="NormalTok"/>
+        </w:rPr>
+        <w:t xml:space="preserve"> candidate </w:t>
+      </w:r>
+      <w:r>
+        <w:rPr>
+          <w:rStyle w:val="OperatorTok"/>
+        </w:rPr>
+        <w:t xml:space="preserve">=</w:t>
+      </w:r>
+      <w:r>
+        <w:rPr>
+          <w:rStyle w:val="NormalTok"/>
+        </w:rPr>
+        <w:t xml:space="preserve"> </w:t>
+      </w:r>
+      <w:r>
+        <w:rPr>
+          <w:rStyle w:val="OperatorTok"/>
+        </w:rPr>
+        <w:t xml:space="preserve">-</w:t>
+      </w:r>
+      <w:r>
+        <w:rPr>
+          <w:rStyle w:val="DecValTok"/>
+        </w:rPr>
+        <w:t xml:space="preserve">1</w:t>
+      </w:r>
+      <w:r>
+        <w:rPr>
+          <w:rStyle w:val="OperatorTok"/>
+        </w:rPr>
+        <w:t xml:space="preserve">,</w:t>
+      </w:r>
+      <w:r>
+        <w:rPr>
+          <w:rStyle w:val="NormalTok"/>
+        </w:rPr>
+        <w:t xml:space="preserve"> count </w:t>
+      </w:r>
+      <w:r>
+        <w:rPr>
+          <w:rStyle w:val="OperatorTok"/>
+        </w:rPr>
+        <w:t xml:space="preserve">=</w:t>
+      </w:r>
+      <w:r>
+        <w:rPr>
+          <w:rStyle w:val="NormalTok"/>
+        </w:rPr>
+        <w:t xml:space="preserve"> </w:t>
+      </w:r>
+      <w:r>
+        <w:rPr>
+          <w:rStyle w:val="DecValTok"/>
+        </w:rPr>
+        <w:t xml:space="preserve">0</w:t>
+      </w:r>
+      <w:r>
+        <w:rPr>
+          <w:rStyle w:val="OperatorTok"/>
+        </w:rPr>
+        <w:t xml:space="preserve">;</w:t>
+      </w:r>
+      <w:r>
+        <w:br/>
+      </w:r>
+      <w:r>
+        <w:rPr>
+          <w:rStyle w:val="NormalTok"/>
+        </w:rPr>
+        <w:t xml:space="preserve">    </w:t>
+      </w:r>
+      <w:r>
+        <w:rPr>
+          <w:rStyle w:val="KeywordTok"/>
+        </w:rPr>
+        <w:t xml:space="preserve">for</w:t>
+      </w:r>
+      <w:r>
+        <w:rPr>
+          <w:rStyle w:val="NormalTok"/>
+        </w:rPr>
+        <w:t xml:space="preserve"> </w:t>
+      </w:r>
+      <w:r>
+        <w:rPr>
+          <w:rStyle w:val="OperatorTok"/>
+        </w:rPr>
+        <w:t xml:space="preserve">(</w:t>
+      </w:r>
+      <w:r>
+        <w:rPr>
+          <w:rStyle w:val="DataTypeTok"/>
+        </w:rPr>
+        <w:t xml:space="preserve">int</w:t>
+      </w:r>
+      <w:r>
+        <w:rPr>
+          <w:rStyle w:val="NormalTok"/>
+        </w:rPr>
+        <w:t xml:space="preserve"> i </w:t>
+      </w:r>
+      <w:r>
+        <w:rPr>
+          <w:rStyle w:val="OperatorTok"/>
+        </w:rPr>
+        <w:t xml:space="preserve">=</w:t>
+      </w:r>
+      <w:r>
+        <w:rPr>
+          <w:rStyle w:val="NormalTok"/>
+        </w:rPr>
+        <w:t xml:space="preserve"> </w:t>
+      </w:r>
+      <w:r>
+        <w:rPr>
+          <w:rStyle w:val="DecValTok"/>
+        </w:rPr>
+        <w:t xml:space="preserve">0</w:t>
+      </w:r>
+      <w:r>
+        <w:rPr>
+          <w:rStyle w:val="OperatorTok"/>
+        </w:rPr>
+        <w:t xml:space="preserve">;</w:t>
+      </w:r>
+      <w:r>
+        <w:rPr>
+          <w:rStyle w:val="NormalTok"/>
+        </w:rPr>
+        <w:t xml:space="preserve"> i </w:t>
+      </w:r>
+      <w:r>
+        <w:rPr>
+          <w:rStyle w:val="OperatorTok"/>
+        </w:rPr>
+        <w:t xml:space="preserve">&lt;</w:t>
+      </w:r>
+      <w:r>
+        <w:rPr>
+          <w:rStyle w:val="NormalTok"/>
+        </w:rPr>
+        <w:t xml:space="preserve"> n</w:t>
+      </w:r>
+      <w:r>
+        <w:rPr>
+          <w:rStyle w:val="OperatorTok"/>
+        </w:rPr>
+        <w:t xml:space="preserve">;</w:t>
+      </w:r>
+      <w:r>
+        <w:rPr>
+          <w:rStyle w:val="NormalTok"/>
+        </w:rPr>
+        <w:t xml:space="preserve"> i</w:t>
+      </w:r>
+      <w:r>
+        <w:rPr>
+          <w:rStyle w:val="OperatorTok"/>
+        </w:rPr>
+        <w:t xml:space="preserve">++)</w:t>
+      </w:r>
+      <w:r>
+        <w:rPr>
+          <w:rStyle w:val="NormalTok"/>
+        </w:rPr>
+        <w:t xml:space="preserve"> </w:t>
+      </w:r>
+      <w:r>
+        <w:rPr>
+          <w:rStyle w:val="OperatorTok"/>
+        </w:rPr>
+        <w:t xml:space="preserve">{</w:t>
+      </w:r>
+      <w:r>
+        <w:rPr>
+          <w:rStyle w:val="NormalTok"/>
+        </w:rPr>
+        <w:t xml:space="preserve">          </w:t>
+      </w:r>
+      <w:r>
+        <w:rPr>
+          <w:rStyle w:val="CommentTok"/>
+        </w:rPr>
+        <w:t xml:space="preserve">// 第一趟：找候选元素</w:t>
+      </w:r>
+      <w:r>
+        <w:br/>
+      </w:r>
+      <w:r>
+        <w:rPr>
+          <w:rStyle w:val="NormalTok"/>
+        </w:rPr>
+        <w:t xml:space="preserve">        </w:t>
+      </w:r>
+      <w:r>
+        <w:rPr>
+          <w:rStyle w:val="KeywordTok"/>
+        </w:rPr>
+        <w:t xml:space="preserve">if</w:t>
+      </w:r>
+      <w:r>
+        <w:rPr>
+          <w:rStyle w:val="NormalTok"/>
+        </w:rPr>
+        <w:t xml:space="preserve"> </w:t>
+      </w:r>
+      <w:r>
+        <w:rPr>
+          <w:rStyle w:val="OperatorTok"/>
+        </w:rPr>
+        <w:t xml:space="preserve">(</w:t>
+      </w:r>
+      <w:r>
+        <w:rPr>
+          <w:rStyle w:val="NormalTok"/>
+        </w:rPr>
+        <w:t xml:space="preserve">count </w:t>
+      </w:r>
+      <w:r>
+        <w:rPr>
+          <w:rStyle w:val="OperatorTok"/>
+        </w:rPr>
+        <w:t xml:space="preserve">==</w:t>
+      </w:r>
+      <w:r>
+        <w:rPr>
+          <w:rStyle w:val="NormalTok"/>
+        </w:rPr>
+        <w:t xml:space="preserve"> </w:t>
+      </w:r>
+      <w:r>
+        <w:rPr>
+          <w:rStyle w:val="DecValTok"/>
+        </w:rPr>
+        <w:t xml:space="preserve">0</w:t>
+      </w:r>
+      <w:r>
+        <w:rPr>
+          <w:rStyle w:val="OperatorTok"/>
+        </w:rPr>
+        <w:t xml:space="preserve">)</w:t>
+      </w:r>
+      <w:r>
+        <w:rPr>
+          <w:rStyle w:val="NormalTok"/>
+        </w:rPr>
+        <w:t xml:space="preserve"> </w:t>
+      </w:r>
+      <w:r>
+        <w:rPr>
+          <w:rStyle w:val="OperatorTok"/>
+        </w:rPr>
+        <w:t xml:space="preserve">{</w:t>
+      </w:r>
+      <w:r>
+        <w:br/>
+      </w:r>
+      <w:r>
+        <w:rPr>
+          <w:rStyle w:val="NormalTok"/>
+        </w:rPr>
+        <w:t xml:space="preserve">            candidate </w:t>
+      </w:r>
+      <w:r>
+        <w:rPr>
+          <w:rStyle w:val="OperatorTok"/>
+        </w:rPr>
+        <w:t xml:space="preserve">=</w:t>
+      </w:r>
+      <w:r>
+        <w:rPr>
+          <w:rStyle w:val="NormalTok"/>
+        </w:rPr>
+        <w:t xml:space="preserve"> A</w:t>
+      </w:r>
+      <w:r>
+        <w:rPr>
+          <w:rStyle w:val="OperatorTok"/>
+        </w:rPr>
+        <w:t xml:space="preserve">[</w:t>
+      </w:r>
+      <w:r>
+        <w:rPr>
+          <w:rStyle w:val="NormalTok"/>
+        </w:rPr>
+        <w:t xml:space="preserve">i</w:t>
+      </w:r>
+      <w:r>
+        <w:rPr>
+          <w:rStyle w:val="OperatorTok"/>
+        </w:rPr>
+        <w:t xml:space="preserve">];</w:t>
+      </w:r>
+      <w:r>
+        <w:br/>
+      </w:r>
+      <w:r>
+        <w:rPr>
+          <w:rStyle w:val="NormalTok"/>
+        </w:rPr>
+        <w:t xml:space="preserve">            count </w:t>
+      </w:r>
+      <w:r>
+        <w:rPr>
+          <w:rStyle w:val="OperatorTok"/>
+        </w:rPr>
+        <w:t xml:space="preserve">=</w:t>
+      </w:r>
+      <w:r>
+        <w:rPr>
+          <w:rStyle w:val="NormalTok"/>
+        </w:rPr>
+        <w:t xml:space="preserve"> </w:t>
+      </w:r>
+      <w:r>
+        <w:rPr>
+          <w:rStyle w:val="DecValTok"/>
+        </w:rPr>
+        <w:t xml:space="preserve">1</w:t>
+      </w:r>
+      <w:r>
+        <w:rPr>
+          <w:rStyle w:val="OperatorTok"/>
+        </w:rPr>
+        <w:t xml:space="preserve">;</w:t>
+      </w:r>
+      <w:r>
+        <w:br/>
+      </w:r>
+      <w:r>
+        <w:rPr>
+          <w:rStyle w:val="NormalTok"/>
+        </w:rPr>
+        <w:t xml:space="preserve">        </w:t>
+      </w:r>
+      <w:r>
+        <w:rPr>
+          <w:rStyle w:val="OperatorTok"/>
+        </w:rPr>
+        <w:t xml:space="preserve">}</w:t>
+      </w:r>
+      <w:r>
+        <w:rPr>
+          <w:rStyle w:val="NormalTok"/>
+        </w:rPr>
+        <w:t xml:space="preserve"> </w:t>
+      </w:r>
+      <w:r>
+        <w:rPr>
+          <w:rStyle w:val="KeywordTok"/>
+        </w:rPr>
+        <w:t xml:space="preserve">else</w:t>
+      </w:r>
+      <w:r>
+        <w:rPr>
+          <w:rStyle w:val="NormalTok"/>
+        </w:rPr>
+        <w:t xml:space="preserve"> </w:t>
+      </w:r>
+      <w:r>
+        <w:rPr>
+          <w:rStyle w:val="KeywordTok"/>
+        </w:rPr>
+        <w:t xml:space="preserve">if</w:t>
+      </w:r>
+      <w:r>
+        <w:rPr>
+          <w:rStyle w:val="NormalTok"/>
+        </w:rPr>
+        <w:t xml:space="preserve"> </w:t>
+      </w:r>
+      <w:r>
+        <w:rPr>
+          <w:rStyle w:val="OperatorTok"/>
+        </w:rPr>
+        <w:t xml:space="preserve">(</w:t>
+      </w:r>
+      <w:r>
+        <w:rPr>
+          <w:rStyle w:val="NormalTok"/>
+        </w:rPr>
+        <w:t xml:space="preserve">A</w:t>
+      </w:r>
+      <w:r>
+        <w:rPr>
+          <w:rStyle w:val="OperatorTok"/>
+        </w:rPr>
+        <w:t xml:space="preserve">[</w:t>
+      </w:r>
+      <w:r>
+        <w:rPr>
+          <w:rStyle w:val="NormalTok"/>
+        </w:rPr>
+        <w:t xml:space="preserve">i</w:t>
+      </w:r>
+      <w:r>
+        <w:rPr>
+          <w:rStyle w:val="OperatorTok"/>
+        </w:rPr>
+        <w:t xml:space="preserve">]</w:t>
+      </w:r>
+      <w:r>
+        <w:rPr>
+          <w:rStyle w:val="NormalTok"/>
+        </w:rPr>
+        <w:t xml:space="preserve"> </w:t>
+      </w:r>
+      <w:r>
+        <w:rPr>
+          <w:rStyle w:val="OperatorTok"/>
+        </w:rPr>
+        <w:t xml:space="preserve">==</w:t>
+      </w:r>
+      <w:r>
+        <w:rPr>
+          <w:rStyle w:val="NormalTok"/>
+        </w:rPr>
+        <w:t xml:space="preserve"> candidate</w:t>
+      </w:r>
+      <w:r>
+        <w:rPr>
+          <w:rStyle w:val="OperatorTok"/>
+        </w:rPr>
+        <w:t xml:space="preserve">)</w:t>
+      </w:r>
+      <w:r>
+        <w:rPr>
+          <w:rStyle w:val="NormalTok"/>
+        </w:rPr>
+        <w:t xml:space="preserve"> </w:t>
+      </w:r>
+      <w:r>
+        <w:rPr>
+          <w:rStyle w:val="OperatorTok"/>
+        </w:rPr>
+        <w:t xml:space="preserve">{</w:t>
+      </w:r>
+      <w:r>
+        <w:br/>
+      </w:r>
+      <w:r>
+        <w:rPr>
+          <w:rStyle w:val="NormalTok"/>
+        </w:rPr>
+        <w:t xml:space="preserve">            count</w:t>
+      </w:r>
+      <w:r>
+        <w:rPr>
+          <w:rStyle w:val="OperatorTok"/>
+        </w:rPr>
+        <w:t xml:space="preserve">++;</w:t>
+      </w:r>
+      <w:r>
+        <w:br/>
+      </w:r>
+      <w:r>
+        <w:rPr>
+          <w:rStyle w:val="NormalTok"/>
+        </w:rPr>
+        <w:t xml:space="preserve">        </w:t>
+      </w:r>
+      <w:r>
+        <w:rPr>
+          <w:rStyle w:val="OperatorTok"/>
+        </w:rPr>
+        <w:t xml:space="preserve">}</w:t>
+      </w:r>
+      <w:r>
+        <w:rPr>
+          <w:rStyle w:val="NormalTok"/>
+        </w:rPr>
+        <w:t xml:space="preserve"> </w:t>
+      </w:r>
+      <w:r>
+        <w:rPr>
+          <w:rStyle w:val="KeywordTok"/>
+        </w:rPr>
+        <w:t xml:space="preserve">else</w:t>
+      </w:r>
+      <w:r>
+        <w:rPr>
+          <w:rStyle w:val="NormalTok"/>
+        </w:rPr>
+        <w:t xml:space="preserve"> </w:t>
+      </w:r>
+      <w:r>
+        <w:rPr>
+          <w:rStyle w:val="OperatorTok"/>
+        </w:rPr>
+        <w:t xml:space="preserve">{</w:t>
+      </w:r>
+      <w:r>
+        <w:br/>
+      </w:r>
+      <w:r>
+        <w:rPr>
+          <w:rStyle w:val="NormalTok"/>
+        </w:rPr>
+        <w:t xml:space="preserve">            count</w:t>
+      </w:r>
+      <w:r>
+        <w:rPr>
+          <w:rStyle w:val="OperatorTok"/>
+        </w:rPr>
+        <w:t xml:space="preserve">--;</w:t>
+      </w:r>
+      <w:r>
+        <w:br/>
+      </w:r>
+      <w:r>
+        <w:rPr>
+          <w:rStyle w:val="NormalTok"/>
+        </w:rPr>
+        <w:t xml:space="preserve">        </w:t>
+      </w:r>
+      <w:r>
+        <w:rPr>
+          <w:rStyle w:val="OperatorTok"/>
+        </w:rPr>
+        <w:t xml:space="preserve">}</w:t>
+      </w:r>
+      <w:r>
+        <w:br/>
+      </w:r>
+      <w:r>
+        <w:rPr>
+          <w:rStyle w:val="NormalTok"/>
+        </w:rPr>
+        <w:t xml:space="preserve">    </w:t>
+      </w:r>
+      <w:r>
+        <w:rPr>
+          <w:rStyle w:val="OperatorTok"/>
+        </w:rPr>
+        <w:t xml:space="preserve">}</w:t>
+      </w:r>
+      <w:r>
+        <w:br/>
+      </w:r>
+      <w:r>
+        <w:rPr>
+          <w:rStyle w:val="NormalTok"/>
+        </w:rPr>
+        <w:t xml:space="preserve">    </w:t>
+      </w:r>
+      <w:r>
+        <w:br/>
+      </w:r>
+      <w:r>
+        <w:rPr>
+          <w:rStyle w:val="NormalTok"/>
+        </w:rPr>
+        <w:t xml:space="preserve">    count </w:t>
+      </w:r>
+      <w:r>
+        <w:rPr>
+          <w:rStyle w:val="OperatorTok"/>
+        </w:rPr>
+        <w:t xml:space="preserve">=</w:t>
+      </w:r>
+      <w:r>
+        <w:rPr>
+          <w:rStyle w:val="NormalTok"/>
+        </w:rPr>
+        <w:t xml:space="preserve"> </w:t>
+      </w:r>
+      <w:r>
+        <w:rPr>
+          <w:rStyle w:val="DecValTok"/>
+        </w:rPr>
+        <w:t xml:space="preserve">0</w:t>
+      </w:r>
+      <w:r>
+        <w:rPr>
+          <w:rStyle w:val="OperatorTok"/>
+        </w:rPr>
+        <w:t xml:space="preserve">;</w:t>
+      </w:r>
+      <w:r>
+        <w:br/>
+      </w:r>
+      <w:r>
+        <w:rPr>
+          <w:rStyle w:val="NormalTok"/>
+        </w:rPr>
+        <w:t xml:space="preserve">    </w:t>
+      </w:r>
+      <w:r>
+        <w:rPr>
+          <w:rStyle w:val="KeywordTok"/>
+        </w:rPr>
+        <w:t xml:space="preserve">for</w:t>
+      </w:r>
+      <w:r>
+        <w:rPr>
+          <w:rStyle w:val="NormalTok"/>
+        </w:rPr>
+        <w:t xml:space="preserve"> </w:t>
+      </w:r>
+      <w:r>
+        <w:rPr>
+          <w:rStyle w:val="OperatorTok"/>
+        </w:rPr>
+        <w:t xml:space="preserve">(</w:t>
+      </w:r>
+      <w:r>
+        <w:rPr>
+          <w:rStyle w:val="DataTypeTok"/>
+        </w:rPr>
+        <w:t xml:space="preserve">int</w:t>
+      </w:r>
+      <w:r>
+        <w:rPr>
+          <w:rStyle w:val="NormalTok"/>
+        </w:rPr>
+        <w:t xml:space="preserve"> i </w:t>
+      </w:r>
+      <w:r>
+        <w:rPr>
+          <w:rStyle w:val="OperatorTok"/>
+        </w:rPr>
+        <w:t xml:space="preserve">=</w:t>
+      </w:r>
+      <w:r>
+        <w:rPr>
+          <w:rStyle w:val="NormalTok"/>
+        </w:rPr>
+        <w:t xml:space="preserve"> </w:t>
+      </w:r>
+      <w:r>
+        <w:rPr>
+          <w:rStyle w:val="DecValTok"/>
+        </w:rPr>
+        <w:t xml:space="preserve">0</w:t>
+      </w:r>
+      <w:r>
+        <w:rPr>
+          <w:rStyle w:val="OperatorTok"/>
+        </w:rPr>
+        <w:t xml:space="preserve">;</w:t>
+      </w:r>
+      <w:r>
+        <w:rPr>
+          <w:rStyle w:val="NormalTok"/>
+        </w:rPr>
+        <w:t xml:space="preserve"> i </w:t>
+      </w:r>
+      <w:r>
+        <w:rPr>
+          <w:rStyle w:val="OperatorTok"/>
+        </w:rPr>
+        <w:t xml:space="preserve">&lt;</w:t>
+      </w:r>
+      <w:r>
+        <w:rPr>
+          <w:rStyle w:val="NormalTok"/>
+        </w:rPr>
+        <w:t xml:space="preserve"> n</w:t>
+      </w:r>
+      <w:r>
+        <w:rPr>
+          <w:rStyle w:val="OperatorTok"/>
+        </w:rPr>
+        <w:t xml:space="preserve">;</w:t>
+      </w:r>
+      <w:r>
+        <w:rPr>
+          <w:rStyle w:val="NormalTok"/>
+        </w:rPr>
+        <w:t xml:space="preserve"> i</w:t>
+      </w:r>
+      <w:r>
+        <w:rPr>
+          <w:rStyle w:val="OperatorTok"/>
+        </w:rPr>
+        <w:t xml:space="preserve">++)</w:t>
+      </w:r>
+      <w:r>
+        <w:rPr>
+          <w:rStyle w:val="NormalTok"/>
+        </w:rPr>
+        <w:t xml:space="preserve"> </w:t>
+      </w:r>
+      <w:r>
+        <w:rPr>
+          <w:rStyle w:val="OperatorTok"/>
+        </w:rPr>
+        <w:t xml:space="preserve">{</w:t>
+      </w:r>
+      <w:r>
+        <w:rPr>
+          <w:rStyle w:val="NormalTok"/>
+        </w:rPr>
+        <w:t xml:space="preserve">          </w:t>
+      </w:r>
+      <w:r>
+        <w:rPr>
+          <w:rStyle w:val="CommentTok"/>
+        </w:rPr>
+        <w:t xml:space="preserve">// 第二趟：验证</w:t>
+      </w:r>
+      <w:r>
+        <w:br/>
+      </w:r>
+      <w:r>
+        <w:rPr>
+          <w:rStyle w:val="NormalTok"/>
+        </w:rPr>
+        <w:t xml:space="preserve">        </w:t>
+      </w:r>
+      <w:r>
+        <w:rPr>
+          <w:rStyle w:val="KeywordTok"/>
+        </w:rPr>
+        <w:t xml:space="preserve">if</w:t>
+      </w:r>
+      <w:r>
+        <w:rPr>
+          <w:rStyle w:val="NormalTok"/>
+        </w:rPr>
+        <w:t xml:space="preserve"> </w:t>
+      </w:r>
+      <w:r>
+        <w:rPr>
+          <w:rStyle w:val="OperatorTok"/>
+        </w:rPr>
+        <w:t xml:space="preserve">(</w:t>
+      </w:r>
+      <w:r>
+        <w:rPr>
+          <w:rStyle w:val="NormalTok"/>
+        </w:rPr>
+        <w:t xml:space="preserve">A</w:t>
+      </w:r>
+      <w:r>
+        <w:rPr>
+          <w:rStyle w:val="OperatorTok"/>
+        </w:rPr>
+        <w:t xml:space="preserve">[</w:t>
+      </w:r>
+      <w:r>
+        <w:rPr>
+          <w:rStyle w:val="NormalTok"/>
+        </w:rPr>
+        <w:t xml:space="preserve">i</w:t>
+      </w:r>
+      <w:r>
+        <w:rPr>
+          <w:rStyle w:val="OperatorTok"/>
+        </w:rPr>
+        <w:t xml:space="preserve">]</w:t>
+      </w:r>
+      <w:r>
+        <w:rPr>
+          <w:rStyle w:val="NormalTok"/>
+        </w:rPr>
+        <w:t xml:space="preserve"> </w:t>
+      </w:r>
+      <w:r>
+        <w:rPr>
+          <w:rStyle w:val="OperatorTok"/>
+        </w:rPr>
+        <w:t xml:space="preserve">==</w:t>
+      </w:r>
+      <w:r>
+        <w:rPr>
+          <w:rStyle w:val="NormalTok"/>
+        </w:rPr>
+        <w:t xml:space="preserve"> candidate</w:t>
+      </w:r>
+      <w:r>
+        <w:rPr>
+          <w:rStyle w:val="OperatorTok"/>
+        </w:rPr>
+        <w:t xml:space="preserve">)</w:t>
+      </w:r>
+      <w:r>
+        <w:rPr>
+          <w:rStyle w:val="NormalTok"/>
+        </w:rPr>
+        <w:t xml:space="preserve"> count</w:t>
+      </w:r>
+      <w:r>
+        <w:rPr>
+          <w:rStyle w:val="OperatorTok"/>
+        </w:rPr>
+        <w:t xml:space="preserve">++;</w:t>
+      </w:r>
+      <w:r>
+        <w:br/>
+      </w:r>
+      <w:r>
+        <w:rPr>
+          <w:rStyle w:val="NormalTok"/>
+        </w:rPr>
+        <w:t xml:space="preserve">    </w:t>
+      </w:r>
+      <w:r>
+        <w:rPr>
+          <w:rStyle w:val="OperatorTok"/>
+        </w:rPr>
+        <w:t xml:space="preserve">}</w:t>
+      </w:r>
+      <w:r>
+        <w:br/>
+      </w:r>
+      <w:r>
+        <w:rPr>
+          <w:rStyle w:val="NormalTok"/>
+        </w:rPr>
+        <w:t xml:space="preserve">    </w:t>
+      </w:r>
+      <w:r>
+        <w:br/>
+      </w:r>
+      <w:r>
+        <w:rPr>
+          <w:rStyle w:val="NormalTok"/>
+        </w:rPr>
+        <w:t xml:space="preserve">    </w:t>
+      </w:r>
+      <w:r>
+        <w:rPr>
+          <w:rStyle w:val="KeywordTok"/>
+        </w:rPr>
+        <w:t xml:space="preserve">return</w:t>
+      </w:r>
+      <w:r>
+        <w:rPr>
+          <w:rStyle w:val="NormalTok"/>
+        </w:rPr>
+        <w:t xml:space="preserve"> </w:t>
+      </w:r>
+      <w:r>
+        <w:rPr>
+          <w:rStyle w:val="OperatorTok"/>
+        </w:rPr>
+        <w:t xml:space="preserve">(</w:t>
+      </w:r>
+      <w:r>
+        <w:rPr>
+          <w:rStyle w:val="NormalTok"/>
+        </w:rPr>
+        <w:t xml:space="preserve">count </w:t>
+      </w:r>
+      <w:r>
+        <w:rPr>
+          <w:rStyle w:val="OperatorTok"/>
+        </w:rPr>
+        <w:t xml:space="preserve">&gt;</w:t>
+      </w:r>
+      <w:r>
+        <w:rPr>
+          <w:rStyle w:val="NormalTok"/>
+        </w:rPr>
+        <w:t xml:space="preserve"> n </w:t>
+      </w:r>
+      <w:r>
+        <w:rPr>
+          <w:rStyle w:val="OperatorTok"/>
+        </w:rPr>
+        <w:t xml:space="preserve">/</w:t>
+      </w:r>
+      <w:r>
+        <w:rPr>
+          <w:rStyle w:val="NormalTok"/>
+        </w:rPr>
+        <w:t xml:space="preserve"> </w:t>
+      </w:r>
+      <w:r>
+        <w:rPr>
+          <w:rStyle w:val="DecValTok"/>
+        </w:rPr>
+        <w:t xml:space="preserve">2</w:t>
+      </w:r>
+      <w:r>
+        <w:rPr>
+          <w:rStyle w:val="OperatorTok"/>
+        </w:rPr>
+        <w:t xml:space="preserve">)</w:t>
+      </w:r>
+      <w:r>
+        <w:rPr>
+          <w:rStyle w:val="NormalTok"/>
+        </w:rPr>
+        <w:t xml:space="preserve"> </w:t>
+      </w:r>
+      <w:r>
+        <w:rPr>
+          <w:rStyle w:val="OperatorTok"/>
+        </w:rPr>
+        <w:t xml:space="preserve">?</w:t>
+      </w:r>
+      <w:r>
+        <w:rPr>
+          <w:rStyle w:val="NormalTok"/>
+        </w:rPr>
+        <w:t xml:space="preserve"> candidate </w:t>
+      </w:r>
+      <w:r>
+        <w:rPr>
+          <w:rStyle w:val="OperatorTok"/>
+        </w:rPr>
+        <w:t xml:space="preserve">:</w:t>
+      </w:r>
+      <w:r>
+        <w:rPr>
+          <w:rStyle w:val="NormalTok"/>
+        </w:rPr>
+        <w:t xml:space="preserve"> </w:t>
+      </w:r>
+      <w:r>
+        <w:rPr>
+          <w:rStyle w:val="OperatorTok"/>
+        </w:rPr>
+        <w:t xml:space="preserve">-</w:t>
+      </w:r>
+      <w:r>
+        <w:rPr>
+          <w:rStyle w:val="DecValTok"/>
+        </w:rPr>
+        <w:t xml:space="preserve">1</w:t>
+      </w:r>
+      <w:r>
+        <w:rPr>
+          <w:rStyle w:val="OperatorTok"/>
+        </w:rPr>
+        <w:t xml:space="preserve">;</w:t>
+      </w:r>
+      <w:r>
+        <w:br/>
+      </w:r>
+      <w:r>
+        <w:rPr>
+          <w:rStyle w:val="OperatorTok"/>
+        </w:rPr>
+        <w:t xml:space="preserve">}</w:t>
+      </w:r>
+    </w:p>
+    <w:p>
+      <w:pPr>
+        <w:pStyle w:val="FirstParagraph"/>
+      </w:pPr>
+      <w:r>
+        <w:t xml:space="preserve">(3) </w:t>
+      </w:r>
+      <w:r>
+        <w:rPr>
+          <w:rFonts w:hint="eastAsia"/>
+        </w:rPr>
+        <w:t xml:space="preserve">时间复杂度：</w:t>
+      </w:r>
+      <m:oMath>
+        <m:r>
+          <m:t>O</m:t>
+        </m:r>
+        <m:r>
+          <m:rPr>
+            <m:sty m:val="p"/>
+          </m:rPr>
+          <m:t>(</m:t>
+        </m:r>
+        <m:r>
+          <m:t>n</m:t>
+        </m:r>
+        <m:r>
+          <m:rPr>
+            <m:sty m:val="p"/>
+          </m:rPr>
+          <m:t>)</m:t>
+        </m:r>
+      </m:oMath>
+      <w:r>
+        <w:rPr>
+          <w:rFonts w:hint="eastAsia"/>
+        </w:rPr>
+        <w:t xml:space="preserve">（两次线性遍历）；空间复杂度：</w:t>
+      </w:r>
+      <m:oMath>
+        <m:r>
+          <m:t>O</m:t>
+        </m:r>
+        <m:r>
+          <m:rPr>
+            <m:sty m:val="p"/>
+          </m:rPr>
+          <m:t>(</m:t>
+        </m:r>
+        <m:r>
+          <m:t>1</m:t>
+        </m:r>
+        <m:r>
+          <m:rPr>
+            <m:sty m:val="p"/>
+          </m:rPr>
+          <m:t>)</m:t>
+        </m:r>
+      </m:oMath>
+      <w:r>
+        <w:rPr>
+          <w:rFonts w:hint="eastAsia"/>
+        </w:rPr>
+        <w:t xml:space="preserve">（仅使用常数额外变量）。</w:t>
+      </w:r>
+    </w:p>
+    <w:p>
+      <w:pPr>
+        <w:pStyle w:val="BodyText"/>
+      </w:pPr>
+      <w:r>
+        <w:rPr>
+          <w:rFonts w:hint="eastAsia"/>
+          <w:b/>
+          <w:bCs/>
+        </w:rPr>
+        <w:t xml:space="preserve">[问答题]</w:t>
+      </w:r>
+    </w:p>
+    <w:p>
+      <w:pPr>
+        <w:pStyle w:val="BodyText"/>
+      </w:pPr>
+      <w:r>
+        <w:t xml:space="preserve"> </w:t>
+      </w:r>
+      <w:r>
+        <w:rPr>
+          <w:rFonts w:hint="eastAsia"/>
+        </w:rPr>
+        <w:t xml:space="preserve">(10分)设包含4个数据元素的集合</w:t>
+      </w:r>
+      <w:r>
+        <w:t xml:space="preserve"> </w:t>
+      </w:r>
+      <m:oMath>
+        <m:r>
+          <m:rPr>
+            <m:sty m:val="p"/>
+          </m:rPr>
+          <m:t>S</m:t>
+        </m:r>
+        <m:r>
+          <m:rPr>
+            <m:sty m:val="p"/>
+          </m:rPr>
+          <m:t>=</m:t>
+        </m:r>
+        <m:r>
+          <m:rPr>
+            <m:sty m:val="p"/>
+          </m:rPr>
+          <m:t>{</m:t>
+        </m:r>
+        <m:r>
+          <m:rPr>
+            <m:nor/>
+            <m:sty m:val="p"/>
+          </m:rPr>
+          <m:t>"do"，"for"，"repeat"，"while"</m:t>
+        </m:r>
+        <m:r>
+          <m:rPr>
+            <m:sty m:val="p"/>
+          </m:rPr>
+          <m:t>}</m:t>
+        </m:r>
+      </m:oMath>
+      <w:r>
+        <w:t xml:space="preserve"> </w:t>
+      </w:r>
+      <w:r>
+        <w:rPr>
+          <w:rFonts w:hint="eastAsia"/>
+        </w:rPr>
+        <w:t xml:space="preserve">，各元素的查找概率依次为</w:t>
+      </w:r>
+      <w:r>
+        <w:t xml:space="preserve"> </w:t>
+      </w:r>
+      <m:oMath>
+        <m:sSub>
+          <m:e>
+            <m:r>
+              <m:t>p</m:t>
+            </m:r>
+          </m:e>
+          <m:sub>
+            <m:r>
+              <m:t>1</m:t>
+            </m:r>
+          </m:sub>
+        </m:sSub>
+        <m:r>
+          <m:rPr>
+            <m:sty m:val="p"/>
+          </m:rPr>
+          <m:t>=</m:t>
+        </m:r>
+        <m:r>
+          <m:t>0.35</m:t>
+        </m:r>
+      </m:oMath>
+      <w:r>
+        <w:t xml:space="preserve"> </w:t>
+      </w:r>
+      <w:r>
+        <w:rPr>
+          <w:rFonts w:hint="eastAsia"/>
+        </w:rPr>
+        <w:t xml:space="preserve">，</w:t>
+      </w:r>
+      <w:r>
+        <w:t xml:space="preserve"> </w:t>
+      </w:r>
+      <m:oMath>
+        <m:sSub>
+          <m:e>
+            <m:r>
+              <m:t>p</m:t>
+            </m:r>
+          </m:e>
+          <m:sub>
+            <m:r>
+              <m:t>2</m:t>
+            </m:r>
+          </m:sub>
+        </m:sSub>
+        <m:r>
+          <m:rPr>
+            <m:sty m:val="p"/>
+          </m:rPr>
+          <m:t>=</m:t>
+        </m:r>
+        <m:r>
+          <m:t>0.15</m:t>
+        </m:r>
+      </m:oMath>
+      <w:r>
+        <w:t xml:space="preserve"> </w:t>
+      </w:r>
+      <w:r>
+        <w:rPr>
+          <w:rFonts w:hint="eastAsia"/>
+        </w:rPr>
+        <w:t xml:space="preserve">，</w:t>
+      </w:r>
+      <w:r>
+        <w:t xml:space="preserve"> </w:t>
+      </w:r>
+      <m:oMath>
+        <m:sSub>
+          <m:e>
+            <m:r>
+              <m:t>p</m:t>
+            </m:r>
+          </m:e>
+          <m:sub>
+            <m:r>
+              <m:t>3</m:t>
+            </m:r>
+          </m:sub>
+        </m:sSub>
+        <m:r>
+          <m:rPr>
+            <m:sty m:val="p"/>
+          </m:rPr>
+          <m:t>=</m:t>
+        </m:r>
+        <m:r>
+          <m:t>0.15</m:t>
+        </m:r>
+      </m:oMath>
+      <w:r>
+        <w:t xml:space="preserve"> </w:t>
+      </w:r>
+      <w:r>
+        <w:rPr>
+          <w:rFonts w:hint="eastAsia"/>
+        </w:rPr>
+        <w:t xml:space="preserve">，</w:t>
+      </w:r>
+      <w:r>
+        <w:t xml:space="preserve"> </w:t>
+      </w:r>
+      <m:oMath>
+        <m:sSub>
+          <m:e>
+            <m:r>
+              <m:t>p</m:t>
+            </m:r>
+          </m:e>
+          <m:sub>
+            <m:r>
+              <m:t>4</m:t>
+            </m:r>
+          </m:sub>
+        </m:sSub>
+        <m:r>
+          <m:rPr>
+            <m:sty m:val="p"/>
+          </m:rPr>
+          <m:t>=</m:t>
+        </m:r>
+        <m:r>
+          <m:t>0.35</m:t>
+        </m:r>
+      </m:oMath>
+      <w:r>
+        <w:t xml:space="preserve"> </w:t>
+      </w:r>
+      <w:r>
+        <w:rPr>
+          <w:rFonts w:hint="eastAsia"/>
+        </w:rPr>
+        <w:t xml:space="preserve">。将S保存在一个长度为4的顺序表中，采用折半查找法，查找成功时的平均查找长度为2.2。请回答：</w:t>
+      </w:r>
+      <w:r>
+        <w:br/>
+      </w:r>
+      <w:r>
+        <w:rPr>
+          <w:rFonts w:hint="eastAsia"/>
+        </w:rPr>
+        <w:t xml:space="preserve">（1）若采用顺序存储结构保存S，且要求平均查找长度更短，则元素应如何排列？应使用何种查找方法？查找成功时的平均查找长度是多少？</w:t>
+      </w:r>
+      <w:r>
+        <w:br/>
+      </w:r>
+      <w:r>
+        <w:t xml:space="preserve">(2) </w:t>
+      </w:r>
+      <w:r>
+        <w:rPr>
+          <w:rFonts w:hint="eastAsia"/>
+        </w:rPr>
+        <w:t xml:space="preserve">若采用链式存储结构保存</w:t>
+      </w:r>
+      <w:r>
+        <w:t xml:space="preserve"> S, </w:t>
+      </w:r>
+      <w:r>
+        <w:rPr>
+          <w:rFonts w:hint="eastAsia"/>
+        </w:rPr>
+        <w:t xml:space="preserve">且要求平均查找长度更短,</w:t>
+      </w:r>
+      <w:r>
+        <w:t xml:space="preserve"> </w:t>
+      </w:r>
+      <w:r>
+        <w:rPr>
+          <w:rFonts w:hint="eastAsia"/>
+        </w:rPr>
+        <w:t xml:space="preserve">则元素应如何排列?</w:t>
+      </w:r>
+      <w:r>
+        <w:t xml:space="preserve"> </w:t>
+      </w:r>
+      <w:r>
+        <w:rPr>
+          <w:rFonts w:hint="eastAsia"/>
+        </w:rPr>
+        <w:t xml:space="preserve">应使用何种查找方法?</w:t>
+      </w:r>
+      <w:r>
+        <w:t xml:space="preserve"> </w:t>
+      </w:r>
+      <w:r>
+        <w:rPr>
+          <w:rFonts w:hint="eastAsia"/>
+        </w:rPr>
+        <w:t xml:space="preserve">查找成功时的平均查找长度是多少?</w:t>
+      </w:r>
+    </w:p>
+    <w:p>
+      <w:pPr>
+        <w:pStyle w:val="BodyText"/>
+      </w:pPr>
+      <w:r>
+        <w:rPr>
+          <w:rFonts w:hint="eastAsia"/>
+          <w:b/>
+          <w:bCs/>
+        </w:rPr>
+        <w:t xml:space="preserve">[参考答案]</w:t>
+      </w:r>
+      <w:r>
+        <w:br/>
+      </w:r>
+    </w:p>
+    <w:p>
+      <w:pPr>
+        <w:pStyle w:val="BodyText"/>
+      </w:pPr>
+      <w:r>
+        <w:t xml:space="preserve">(1) </w:t>
+      </w:r>
+      <w:r>
+        <w:rPr>
+          <w:rFonts w:hint="eastAsia"/>
+        </w:rPr>
+        <w:t xml:space="preserve">顺序存储时，按查找概率从大到小排列元素（"do","while","for","repeat"或"while","do","for","repeat"），采用顺序查找，平均查找长度ASL=2.1。</w:t>
+      </w:r>
+    </w:p>
+    <w:p>
+      <w:pPr>
+        <w:pStyle w:val="BodyText"/>
+      </w:pPr>
+      <w:r>
+        <w:t xml:space="preserve">(2) </w:t>
+      </w:r>
+      <w:r>
+        <w:rPr>
+          <w:rFonts w:hint="eastAsia"/>
+        </w:rPr>
+        <w:t xml:space="preserve">链式存储时，按查找概率从大到小排列元素（头结点后接"do","while","for","repeat"），采用顺序查找，平均查找长度ASL=2.1。</w:t>
+      </w:r>
+    </w:p>
+    <w:p>
+      <w:pPr>
+        <w:pStyle w:val="BodyText"/>
+      </w:pPr>
+      <w:r>
+        <w:rPr>
+          <w:rFonts w:hint="eastAsia"/>
+          <w:b/>
+          <w:bCs/>
+        </w:rPr>
+        <w:t xml:space="preserve">[答案解析]</w:t>
+      </w:r>
+      <w:r>
+        <w:br/>
+      </w:r>
+    </w:p>
+    <w:p>
+      <w:pPr>
+        <w:pStyle w:val="BodyText"/>
+      </w:pPr>
+      <w:r>
+        <w:rPr>
+          <w:rFonts w:hint="eastAsia"/>
+        </w:rPr>
+        <w:t xml:space="preserve">按概率从大到小排列可最小化平均查找长度。对于顺序查找，ASL</w:t>
+      </w:r>
+      <w:r>
+        <w:t xml:space="preserve"> =</w:t>
+      </w:r>
+      <w:r>
+        <w:t xml:space="preserve"> </w:t>
+      </w:r>
+      <m:oMath>
+        <m:r>
+          <m:rPr>
+            <m:sty m:val="p"/>
+          </m:rPr>
+          <m:t>∑</m:t>
+        </m:r>
+        <m:r>
+          <m:t>i</m:t>
+        </m:r>
+        <m:r>
+          <m:rPr>
+            <m:sty m:val="p"/>
+          </m:rPr>
+          <m:t>⋅</m:t>
+        </m:r>
+        <m:sSub>
+          <m:e>
+            <m:r>
+              <m:t>p</m:t>
+            </m:r>
+          </m:e>
+          <m:sub>
+            <m:r>
+              <m:t>i</m:t>
             </m:r>
           </m:sub>
         </m:sSub>
@@ -5184,1032 +6606,13 @@
         <w:t xml:space="preserve"> </w:t>
       </w:r>
       <w:r>
-        <w:t xml:space="preserve">、</w:t>
-      </w:r>
-      <w:r>
-        <w:t xml:space="preserve"> </w:t>
-      </w:r>
-      <m:oMath>
-        <m:sSub>
-          <m:e>
-            <m:r>
-              <m:t>S</m:t>
-            </m:r>
-          </m:e>
-          <m:sub>
-            <m:r>
-              <m:t>2</m:t>
-            </m:r>
-          </m:sub>
-        </m:sSub>
-      </m:oMath>
-      <w:r>
-        <w:t xml:space="preserve"> </w:t>
-      </w:r>
-      <w:r>
-        <w:rPr>
-          <w:rFonts w:hint="eastAsia"/>
-        </w:rPr>
-        <w:t xml:space="preserve">和</w:t>
-      </w:r>
-      <w:r>
-        <w:t xml:space="preserve"> </w:t>
-      </w:r>
-      <m:oMath>
-        <m:sSub>
-          <m:e>
-            <m:r>
-              <m:t>S</m:t>
-            </m:r>
-          </m:e>
-          <m:sub>
-            <m:r>
-              <m:t>3</m:t>
-            </m:r>
-          </m:sub>
-        </m:sSub>
-      </m:oMath>
-      <w:r>
-        <w:t xml:space="preserve"> </w:t>
-      </w:r>
-      <w:r>
-        <w:rPr>
-          <w:rFonts w:hint="eastAsia"/>
-        </w:rPr>
-        <w:t xml:space="preserve">，按升序分别存储在3个数组中。设计一个尽可能高效的算法，计算并输出所有可能的三元组</w:t>
-      </w:r>
-      <w:r>
-        <w:t xml:space="preserve"> </w:t>
-      </w:r>
-      <m:oMath>
-        <m:r>
-          <m:rPr>
-            <m:sty m:val="p"/>
-          </m:rPr>
-          <m:t>(</m:t>
-        </m:r>
-        <m:r>
-          <m:t>a</m:t>
-        </m:r>
-        <m:r>
-          <m:rPr>
-            <m:sty m:val="p"/>
-          </m:rPr>
-          <m:t>,</m:t>
-        </m:r>
-        <m:r>
-          <m:t>b</m:t>
-        </m:r>
-        <m:r>
-          <m:rPr>
-            <m:sty m:val="p"/>
-          </m:rPr>
-          <m:t>,</m:t>
-        </m:r>
-        <m:r>
-          <m:t>c</m:t>
-        </m:r>
-        <m:r>
-          <m:rPr>
-            <m:sty m:val="p"/>
-          </m:rPr>
-          <m:t>)</m:t>
-        </m:r>
-      </m:oMath>
-      <w:r>
-        <w:t xml:space="preserve"> </w:t>
-      </w:r>
-      <w:r>
-        <w:rPr>
-          <w:rFonts w:hint="eastAsia"/>
-        </w:rPr>
-        <w:t xml:space="preserve">（</w:t>
-      </w:r>
-      <w:r>
-        <w:t xml:space="preserve"> </w:t>
-      </w:r>
-      <m:oMath>
-        <m:r>
-          <m:t>a</m:t>
-        </m:r>
-        <m:r>
-          <m:rPr>
-            <m:sty m:val="p"/>
-          </m:rPr>
-          <m:t>∈</m:t>
-        </m:r>
-        <m:sSub>
-          <m:e>
-            <m:r>
-              <m:t>S</m:t>
-            </m:r>
-          </m:e>
-          <m:sub>
-            <m:r>
-              <m:t>1</m:t>
-            </m:r>
-          </m:sub>
-        </m:sSub>
-        <m:r>
-          <m:rPr>
-            <m:sty m:val="p"/>
-          </m:rPr>
-          <m:t>,</m:t>
-        </m:r>
-        <m:r>
-          <m:t>b</m:t>
-        </m:r>
-        <m:r>
-          <m:rPr>
-            <m:sty m:val="p"/>
-          </m:rPr>
-          <m:t>∈</m:t>
-        </m:r>
-        <m:sSub>
-          <m:e>
-            <m:r>
-              <m:t>S</m:t>
-            </m:r>
-          </m:e>
-          <m:sub>
-            <m:r>
-              <m:t>2</m:t>
-            </m:r>
-          </m:sub>
-        </m:sSub>
-        <m:r>
-          <m:rPr>
-            <m:sty m:val="p"/>
-          </m:rPr>
-          <m:t>,</m:t>
-        </m:r>
-        <m:r>
-          <m:t>c</m:t>
-        </m:r>
-        <m:r>
-          <m:rPr>
-            <m:sty m:val="p"/>
-          </m:rPr>
-          <m:t>∈</m:t>
-        </m:r>
-        <m:sSub>
-          <m:e>
-            <m:r>
-              <m:t>S</m:t>
-            </m:r>
-          </m:e>
-          <m:sub>
-            <m:r>
-              <m:t>3</m:t>
-            </m:r>
-          </m:sub>
-        </m:sSub>
-      </m:oMath>
-      <w:r>
-        <w:t xml:space="preserve"> </w:t>
-      </w:r>
-      <w:r>
-        <w:rPr>
-          <w:rFonts w:hint="eastAsia"/>
-        </w:rPr>
-        <w:t xml:space="preserve">）中的最小距离。例如</w:t>
-      </w:r>
-      <w:r>
-        <w:t xml:space="preserve"> </w:t>
-      </w:r>
-      <m:oMath>
-        <m:sSub>
-          <m:e>
-            <m:r>
-              <m:t>S</m:t>
-            </m:r>
-          </m:e>
-          <m:sub>
-            <m:r>
-              <m:t>1</m:t>
-            </m:r>
-          </m:sub>
-        </m:sSub>
-        <m:r>
-          <m:rPr>
-            <m:sty m:val="p"/>
-          </m:rPr>
-          <m:t>=</m:t>
-        </m:r>
-        <m:r>
-          <m:rPr>
-            <m:sty m:val="p"/>
-          </m:rPr>
-          <m:t>{</m:t>
-        </m:r>
-        <m:r>
-          <m:rPr>
-            <m:sty m:val="p"/>
-          </m:rPr>
-          <m:t>−</m:t>
-        </m:r>
-        <m:r>
-          <m:t>1</m:t>
-        </m:r>
-        <m:r>
-          <m:rPr>
-            <m:sty m:val="p"/>
-          </m:rPr>
-          <m:t>,</m:t>
-        </m:r>
-        <m:r>
-          <m:t>0</m:t>
-        </m:r>
-        <m:r>
-          <m:rPr>
-            <m:sty m:val="p"/>
-          </m:rPr>
-          <m:t>,</m:t>
-        </m:r>
-        <m:r>
-          <m:t>9</m:t>
-        </m:r>
-        <m:r>
-          <m:rPr>
-            <m:sty m:val="p"/>
-          </m:rPr>
-          <m:t>}</m:t>
-        </m:r>
-      </m:oMath>
-      <w:r>
-        <w:t xml:space="preserve"> </w:t>
-      </w:r>
-      <w:r>
-        <w:rPr>
-          <w:rFonts w:hint="eastAsia"/>
-        </w:rPr>
-        <w:t xml:space="preserve">，</w:t>
-      </w:r>
-      <w:r>
-        <w:t xml:space="preserve"> </w:t>
-      </w:r>
-      <m:oMath>
-        <m:sSub>
-          <m:e>
-            <m:r>
-              <m:t>S</m:t>
-            </m:r>
-          </m:e>
-          <m:sub>
-            <m:r>
-              <m:t>2</m:t>
-            </m:r>
-          </m:sub>
-        </m:sSub>
-        <m:r>
-          <m:rPr>
-            <m:sty m:val="p"/>
-          </m:rPr>
-          <m:t>=</m:t>
-        </m:r>
-        <m:r>
-          <m:rPr>
-            <m:sty m:val="p"/>
-          </m:rPr>
-          <m:t>{</m:t>
-        </m:r>
-        <m:r>
-          <m:rPr>
-            <m:sty m:val="p"/>
-          </m:rPr>
-          <m:t>−</m:t>
-        </m:r>
-        <m:r>
-          <m:t>25</m:t>
-        </m:r>
-        <m:r>
-          <m:rPr>
-            <m:sty m:val="p"/>
-          </m:rPr>
-          <m:t>,</m:t>
-        </m:r>
-        <m:r>
-          <m:rPr>
-            <m:sty m:val="p"/>
-          </m:rPr>
-          <m:t>−</m:t>
-        </m:r>
-        <m:r>
-          <m:t>10</m:t>
-        </m:r>
-        <m:r>
-          <m:rPr>
-            <m:sty m:val="p"/>
-          </m:rPr>
-          <m:t>,</m:t>
-        </m:r>
-        <m:r>
-          <m:t>10</m:t>
-        </m:r>
-        <m:r>
-          <m:rPr>
-            <m:sty m:val="p"/>
-          </m:rPr>
-          <m:t>,</m:t>
-        </m:r>
-        <m:r>
-          <m:t>11</m:t>
-        </m:r>
-        <m:r>
-          <m:rPr>
-            <m:sty m:val="p"/>
-          </m:rPr>
-          <m:t>}</m:t>
-        </m:r>
-      </m:oMath>
-      <w:r>
-        <w:t xml:space="preserve"> </w:t>
-      </w:r>
-      <w:r>
-        <w:rPr>
-          <w:rFonts w:hint="eastAsia"/>
-        </w:rPr>
-        <w:t xml:space="preserve">，</w:t>
-      </w:r>
-      <w:r>
-        <w:t xml:space="preserve"> </w:t>
-      </w:r>
-      <m:oMath>
-        <m:sSub>
-          <m:e>
-            <m:r>
-              <m:t>S</m:t>
-            </m:r>
-          </m:e>
-          <m:sub>
-            <m:r>
-              <m:t>3</m:t>
-            </m:r>
-          </m:sub>
-        </m:sSub>
-        <m:r>
-          <m:rPr>
-            <m:sty m:val="p"/>
-          </m:rPr>
-          <m:t>=</m:t>
-        </m:r>
-        <m:r>
-          <m:rPr>
-            <m:sty m:val="p"/>
-          </m:rPr>
-          <m:t>{</m:t>
-        </m:r>
-        <m:r>
-          <m:t>2</m:t>
-        </m:r>
-        <m:r>
-          <m:rPr>
-            <m:sty m:val="p"/>
-          </m:rPr>
-          <m:t>,</m:t>
-        </m:r>
-        <m:r>
-          <m:t>9</m:t>
-        </m:r>
-        <m:r>
-          <m:rPr>
-            <m:sty m:val="p"/>
-          </m:rPr>
-          <m:t>,</m:t>
-        </m:r>
-        <m:r>
-          <m:t>17</m:t>
-        </m:r>
-        <m:r>
-          <m:rPr>
-            <m:sty m:val="p"/>
-          </m:rPr>
-          <m:t>,</m:t>
-        </m:r>
-        <m:r>
-          <m:t>30</m:t>
-        </m:r>
-        <m:r>
-          <m:rPr>
-            <m:sty m:val="p"/>
-          </m:rPr>
-          <m:t>,</m:t>
-        </m:r>
-        <m:r>
-          <m:t>41</m:t>
-        </m:r>
-        <m:r>
-          <m:rPr>
-            <m:sty m:val="p"/>
-          </m:rPr>
-          <m:t>}</m:t>
-        </m:r>
-      </m:oMath>
-      <w:r>
-        <w:t xml:space="preserve"> </w:t>
-      </w:r>
-      <w:r>
-        <w:rPr>
-          <w:rFonts w:hint="eastAsia"/>
-        </w:rPr>
-        <w:t xml:space="preserve">，则最小距离为2，相应的三元组为(9,10,9)。要求：</w:t>
-      </w:r>
-      <w:r>
-        <w:br/>
-      </w:r>
-      <w:r>
-        <w:rPr>
-          <w:rFonts w:hint="eastAsia"/>
-        </w:rPr>
-        <w:t xml:space="preserve">1）给出算法的基本设计思想。</w:t>
-      </w:r>
-      <w:r>
-        <w:br/>
-      </w:r>
-      <w:r>
-        <w:rPr>
-          <w:rFonts w:hint="eastAsia"/>
-        </w:rPr>
-        <w:t xml:space="preserve">2）根据设计思想，采用C或</w:t>
-      </w:r>
-      <w:r>
-        <w:t xml:space="preserve"> </w:t>
-      </w:r>
-      <m:oMath>
-        <m:r>
-          <m:rPr>
-            <m:sty m:val="p"/>
-          </m:rPr>
-          <m:t>C</m:t>
-        </m:r>
-        <m:r>
-          <m:rPr>
-            <m:sty m:val="p"/>
-          </m:rPr>
-          <m:t>+</m:t>
-        </m:r>
-        <m:r>
-          <m:rPr>
-            <m:sty m:val="p"/>
-          </m:rPr>
-          <m:t>+</m:t>
-        </m:r>
-      </m:oMath>
-      <w:r>
-        <w:t xml:space="preserve"> </w:t>
-      </w:r>
-      <w:r>
-        <w:rPr>
-          <w:rFonts w:hint="eastAsia"/>
-        </w:rPr>
-        <w:t xml:space="preserve">语言描述算法，关键之处给出注释。</w:t>
-      </w:r>
-      <w:r>
-        <w:br/>
-      </w:r>
-      <w:r>
-        <w:rPr>
-          <w:rFonts w:hint="eastAsia"/>
-        </w:rPr>
-        <w:t xml:space="preserve">3）说明你所设计算法的时间复杂度和空间复杂度。</w:t>
-      </w:r>
-    </w:p>
-    <w:p>
-      <w:pPr>
-        <w:pStyle w:val="BodyText"/>
-      </w:pPr>
-      <w:r>
-        <w:rPr>
-          <w:rFonts w:hint="eastAsia"/>
-          <w:b/>
-          <w:bCs/>
-        </w:rPr>
-        <w:t xml:space="preserve">[参考答案]</w:t>
-      </w:r>
-      <w:r>
-        <w:br/>
-      </w:r>
-    </w:p>
-    <w:p>
-      <w:pPr>
-        <w:pStyle w:val="BodyText"/>
-      </w:pPr>
-      <w:r>
-        <w:rPr>
-          <w:rFonts w:hint="eastAsia"/>
-        </w:rPr>
-        <w:t xml:space="preserve">1）算法的基本设计思想：</w:t>
-      </w:r>
-      <w:r>
-        <w:t xml:space="preserve"> </w:t>
-      </w:r>
-      <w:r>
-        <w:rPr>
-          <w:rFonts w:hint="eastAsia"/>
-        </w:rPr>
-        <w:t xml:space="preserve">使用三指针技术。由于三个数组已按升序排列，我们可以使用三个指针分别指向三个数组的当前位置。对于当前三元组，计算其距离。为了减小距离，我们应该移动最大值或最小值对应的指针（使其更靠近中间值）。重复此过程直到某个指针超出边界。</w:t>
-      </w:r>
-    </w:p>
-    <w:p>
-      <w:pPr>
-        <w:pStyle w:val="BodyText"/>
-      </w:pPr>
-      <w:r>
-        <w:rPr>
-          <w:rFonts w:hint="eastAsia"/>
-        </w:rPr>
-        <w:t xml:space="preserve">2）算法实现：</w:t>
-      </w:r>
-    </w:p>
-    <w:p>
-      <w:pPr>
-        <w:pStyle w:val="BodyText"/>
-      </w:pPr>
-      <w:r>
-        <w:rPr>
-          <w:rFonts w:hint="eastAsia"/>
-          <w:b/>
-          <w:bCs/>
-        </w:rPr>
-        <w:t xml:space="preserve">[答案解析]</w:t>
-      </w:r>
-      <w:r>
-        <w:br/>
-      </w:r>
-    </w:p>
-    <w:p>
-      <w:pPr>
-        <w:pStyle w:val="BodyText"/>
-      </w:pPr>
-      <w:r>
-        <w:t xml:space="preserve">#include &lt;stdio.h&gt;</w:t>
-      </w:r>
-      <w:r>
-        <w:t xml:space="preserve"> </w:t>
-      </w:r>
-      <w:r>
-        <w:t xml:space="preserve">#include &lt;stdlib.h&gt;</w:t>
-      </w:r>
-      <w:r>
-        <w:t xml:space="preserve"> </w:t>
-      </w:r>
-      <w:r>
-        <w:t xml:space="preserve">#include &lt;limits.h&gt;</w:t>
-      </w:r>
-      <w:r>
-        <w:t xml:space="preserve"> </w:t>
-      </w:r>
-      <w:r>
-        <w:t xml:space="preserve">#include &lt;math.h&gt;</w:t>
-      </w:r>
-    </w:p>
-    <w:p>
-      <w:pPr>
-        <w:pStyle w:val="BodyText"/>
-      </w:pPr>
-      <w:r>
-        <w:t xml:space="preserve">int minDistance(int* S1, int size1, int* S2, int size2, int* S3, int size3)</w:t>
-      </w:r>
-    </w:p>
-    <w:p>
-      <w:pPr>
-        <w:pStyle w:val="BodyText"/>
-      </w:pPr>
-      <w:r>
-        <w:t xml:space="preserve">int i = 0, j = 0, k = 0; // </w:t>
-      </w:r>
-      <w:r>
-        <w:rPr>
-          <w:rFonts w:hint="eastAsia"/>
-        </w:rPr>
-        <w:t xml:space="preserve">三个指针</w:t>
-      </w:r>
-      <w:r>
-        <w:t xml:space="preserve"> </w:t>
-      </w:r>
-      <w:r>
-        <w:t xml:space="preserve">int minDist = INT_MAX;</w:t>
-      </w:r>
-    </w:p>
-    <w:p>
-      <w:pPr>
-        <w:pStyle w:val="BodyText"/>
-      </w:pPr>
-      <w:r>
-        <w:t xml:space="preserve">while (i &lt; size1 &amp;&amp; j &lt; size2 &amp;&amp; k &lt; size3)</w:t>
-      </w:r>
-    </w:p>
-    <w:p>
-      <w:pPr>
-        <w:pStyle w:val="BodyText"/>
-      </w:pPr>
-      <w:r>
-        <w:t xml:space="preserve">int a = S1[i], b = S2[j], c = S3[k];</w:t>
-      </w:r>
-      <w:r>
-        <w:t xml:space="preserve"> </w:t>
-      </w:r>
-      <w:r>
-        <w:t xml:space="preserve">int dist = abs(a - b) + abs(b - c) + abs(c - a);</w:t>
-      </w:r>
-      <w:r>
-        <w:t xml:space="preserve"> </w:t>
-      </w:r>
-      <w:r>
-        <w:t xml:space="preserve">minDist = (dist &lt; minDist) ? dist : minDist;</w:t>
-      </w:r>
-    </w:p>
-    <w:p>
-      <w:pPr>
-        <w:pStyle w:val="BodyText"/>
-      </w:pPr>
-      <w:r>
-        <w:t xml:space="preserve">// </w:t>
-      </w:r>
-      <w:r>
-        <w:rPr>
-          <w:rFonts w:hint="eastAsia"/>
-        </w:rPr>
-        <w:t xml:space="preserve">移动最小值对应的指针</w:t>
-      </w:r>
-      <w:r>
-        <w:t xml:space="preserve"> </w:t>
-      </w:r>
-      <w:r>
-        <w:t xml:space="preserve">if (a &lt;= b &amp;&amp; a &lt;= c)</w:t>
-      </w:r>
-      <w:r>
-        <w:t xml:space="preserve"> </w:t>
-      </w:r>
-      <w:r>
-        <w:t xml:space="preserve"> </w:t>
-      </w:r>
-      <w:r>
-        <w:t xml:space="preserve">i++;</w:t>
-      </w:r>
-      <w:r>
-        <w:t xml:space="preserve"> </w:t>
-      </w:r>
-      <w:r>
-        <w:t xml:space="preserve"> </w:t>
-      </w:r>
-      <w:r>
-        <w:t xml:space="preserve">else if (b &lt;= a &amp;&amp; b &lt;= c)</w:t>
-      </w:r>
-      <w:r>
-        <w:t xml:space="preserve"> </w:t>
-      </w:r>
-      <w:r>
-        <w:t xml:space="preserve"> </w:t>
-      </w:r>
-      <w:r>
-        <w:t xml:space="preserve">j++;</w:t>
-      </w:r>
-      <w:r>
-        <w:t xml:space="preserve"> </w:t>
-      </w:r>
-      <w:r>
-        <w:t xml:space="preserve"> </w:t>
-      </w:r>
-      <w:r>
-        <w:t xml:space="preserve">else</w:t>
-      </w:r>
-      <w:r>
-        <w:t xml:space="preserve"> </w:t>
-      </w:r>
-      <w:r>
-        <w:t xml:space="preserve"> </w:t>
-      </w:r>
-      <w:r>
-        <w:t xml:space="preserve">k++;</w:t>
-      </w:r>
-      <w:r>
-        <w:t xml:space="preserve"> </w:t>
-      </w:r>
-    </w:p>
-    <w:p>
-      <w:pPr>
-        <w:pStyle w:val="BodyText"/>
-      </w:pPr>
-      <w:r>
-        <w:t xml:space="preserve">return minDist;</w:t>
-      </w:r>
-    </w:p>
-    <w:p>
-      <w:pPr>
-        <w:pStyle w:val="BodyText"/>
-      </w:pPr>
-      <w:r>
-        <w:rPr>
-          <w:rFonts w:hint="eastAsia"/>
-        </w:rPr>
-        <w:t xml:space="preserve">3）时间复杂度：O(n1</w:t>
-      </w:r>
-      <w:r>
-        <w:t xml:space="preserve"> + n2 + </w:t>
-      </w:r>
-      <w:r>
-        <w:rPr>
-          <w:rFonts w:hint="eastAsia"/>
-        </w:rPr>
-        <w:t xml:space="preserve">n3)，其中n1,</w:t>
-      </w:r>
-      <w:r>
-        <w:t xml:space="preserve"> n2, </w:t>
-      </w:r>
-      <w:r>
-        <w:rPr>
-          <w:rFonts w:hint="eastAsia"/>
-        </w:rPr>
-        <w:t xml:space="preserve">n3分别是三个数组的长度。空间复杂度：O(1)，只使用了常数个额外变量。</w:t>
-      </w:r>
-    </w:p>
-    <w:p>
-      <w:pPr>
-        <w:pStyle w:val="BodyText"/>
-      </w:pPr>
-      <w:r>
-        <w:rPr>
-          <w:rFonts w:hint="eastAsia"/>
-          <w:b/>
-          <w:bCs/>
-        </w:rPr>
-        <w:t xml:space="preserve">[问答题]</w:t>
-      </w:r>
-    </w:p>
-    <w:p>
-      <w:pPr>
-        <w:pStyle w:val="BodyText"/>
-      </w:pPr>
-      <w:r>
-        <w:t xml:space="preserve"> </w:t>
-      </w:r>
-      <w:r>
-        <w:rPr>
-          <w:rFonts w:hint="eastAsia"/>
-        </w:rPr>
-        <w:t xml:space="preserve">(10分)若任一个字符的编码都不是其他字符编码的前缀，则称这种编码具有前缀特性。现有某字符集（字符个数</w:t>
-      </w:r>
-      <w:r>
-        <w:t xml:space="preserve"> </w:t>
-      </w:r>
-      <m:oMath>
-        <m:r>
-          <m:rPr>
-            <m:sty m:val="p"/>
-          </m:rPr>
-          <m:t>≥</m:t>
-        </m:r>
-        <m:r>
-          <m:t>2</m:t>
-        </m:r>
-      </m:oMath>
-      <w:r>
-        <w:t xml:space="preserve"> </w:t>
-      </w:r>
-      <w:r>
-        <w:rPr>
-          <w:rFonts w:hint="eastAsia"/>
-        </w:rPr>
-        <w:t xml:space="preserve">）的不等长编码，每个字符的编码均为二进制的0、1序列，最长为</w:t>
-      </w:r>
-      <w:r>
-        <w:t xml:space="preserve"> </w:t>
-      </w:r>
-      <m:oMath>
-        <m:r>
-          <m:t>L</m:t>
-        </m:r>
-      </m:oMath>
-      <w:r>
-        <w:t xml:space="preserve"> </w:t>
-      </w:r>
-      <w:r>
-        <w:rPr>
-          <w:rFonts w:hint="eastAsia"/>
-        </w:rPr>
-        <w:t xml:space="preserve">位，且具有前缀特性。请回答下列问题：</w:t>
-      </w:r>
-      <w:r>
-        <w:br/>
-      </w:r>
-      <w:r>
-        <w:rPr>
-          <w:rFonts w:hint="eastAsia"/>
-        </w:rPr>
-        <w:t xml:space="preserve">1）哪种数据结构适宜保存上述具有前缀特性的不等长编码？</w:t>
-      </w:r>
-      <w:r>
-        <w:br/>
-      </w:r>
-      <w:r>
-        <w:rPr>
-          <w:rFonts w:hint="eastAsia"/>
-        </w:rPr>
-        <w:t xml:space="preserve">2）基于你所设计的数据结构，简述从0/1串到字符串的译码过程。</w:t>
-      </w:r>
-      <w:r>
-        <w:br/>
-      </w:r>
-      <w:r>
-        <w:rPr>
-          <w:rFonts w:hint="eastAsia"/>
-        </w:rPr>
-        <w:t xml:space="preserve">3）简述判定某字符集的不等长编码是否具有前缀特性的过程。</w:t>
-      </w:r>
-    </w:p>
-    <w:p>
-      <w:pPr>
-        <w:pStyle w:val="BodyText"/>
-      </w:pPr>
-      <w:r>
-        <w:rPr>
-          <w:rFonts w:hint="eastAsia"/>
-          <w:b/>
-          <w:bCs/>
-        </w:rPr>
-        <w:t xml:space="preserve">[参考答案]</w:t>
-      </w:r>
-      <w:r>
-        <w:br/>
-      </w:r>
-    </w:p>
-    <w:p>
-      <w:pPr>
-        <w:pStyle w:val="BodyText"/>
-      </w:pPr>
-      <w:r>
-        <w:rPr>
-          <w:rFonts w:hint="eastAsia"/>
-        </w:rPr>
-        <w:t xml:space="preserve">1）适宜使用Trie树（前缀树）保存具有前缀特性的编码。</w:t>
-      </w:r>
-    </w:p>
-    <w:p>
-      <w:pPr>
-        <w:pStyle w:val="BodyText"/>
-      </w:pPr>
-      <w:r>
-        <w:rPr>
-          <w:rFonts w:hint="eastAsia"/>
-        </w:rPr>
-        <w:t xml:space="preserve">2）译码过程：从Trie树的根节点开始，按位扫描0/1串，遇到0则走向左子树，遇到1则走向右子树，直到到达叶子节点，输出该叶子节点对应的字符，然后回到根节点继续处理后续的0/1串。</w:t>
-      </w:r>
-    </w:p>
-    <w:p>
-      <w:pPr>
-        <w:pStyle w:val="BodyText"/>
-      </w:pPr>
-      <w:r>
-        <w:rPr>
-          <w:rFonts w:hint="eastAsia"/>
-        </w:rPr>
-        <w:t xml:space="preserve">3）判定过程：对于所有编码，检查是否有一个编码是另一个编码的前缀。可以通过构建Trie树来判断，如果某个非叶子节点存储了字符，则说明存在前缀关系，不具有前缀特性。</w:t>
-      </w:r>
-    </w:p>
-    <w:p>
-      <w:pPr>
-        <w:pStyle w:val="BodyText"/>
-      </w:pPr>
-      <w:r>
-        <w:rPr>
-          <w:rFonts w:hint="eastAsia"/>
-          <w:b/>
-          <w:bCs/>
-        </w:rPr>
-        <w:t xml:space="preserve">[答案解析]</w:t>
-      </w:r>
-      <w:r>
-        <w:br/>
-      </w:r>
-    </w:p>
-    <w:p>
-      <w:pPr>
-        <w:pStyle w:val="BodyText"/>
-      </w:pPr>
-      <w:r>
-        <w:rPr>
-          <w:rFonts w:hint="eastAsia"/>
-        </w:rPr>
-        <w:t xml:space="preserve">1）Trie树（字典树）是保存前缀码的理想数据结构，它能够有效地表示具有前缀特性的编码集。</w:t>
-      </w:r>
-    </w:p>
-    <w:p>
-      <w:pPr>
-        <w:pStyle w:val="BodyText"/>
-      </w:pPr>
-      <w:r>
-        <w:rPr>
-          <w:rFonts w:hint="eastAsia"/>
-        </w:rPr>
-        <w:t xml:space="preserve">2）译码过程：</w:t>
-      </w:r>
-      <w:r>
-        <w:t xml:space="preserve"> </w:t>
-      </w:r>
-      <w:r>
-        <w:t xml:space="preserve">- </w:t>
-      </w:r>
-      <w:r>
-        <w:rPr>
-          <w:rFonts w:hint="eastAsia"/>
-        </w:rPr>
-        <w:t xml:space="preserve">从Trie树根节点开始</w:t>
-      </w:r>
-      <w:r>
-        <w:t xml:space="preserve"> </w:t>
-      </w:r>
-      <w:r>
-        <w:t xml:space="preserve">- </w:t>
-      </w:r>
-      <w:r>
-        <w:rPr>
-          <w:rFonts w:hint="eastAsia"/>
-        </w:rPr>
-        <w:t xml:space="preserve">依次读取二进制串的每一位</w:t>
-      </w:r>
-      <w:r>
-        <w:t xml:space="preserve"> </w:t>
-      </w:r>
-      <w:r>
-        <w:t xml:space="preserve">- </w:t>
-      </w:r>
-      <w:r>
-        <w:rPr>
-          <w:rFonts w:hint="eastAsia"/>
-        </w:rPr>
-        <w:t xml:space="preserve">如果是’0’，向左子节点移动；如果是’1’，向右子节点移动</w:t>
-      </w:r>
-      <w:r>
-        <w:t xml:space="preserve"> </w:t>
-      </w:r>
-      <w:r>
-        <w:t xml:space="preserve">- </w:t>
-      </w:r>
-      <w:r>
-        <w:rPr>
-          <w:rFonts w:hint="eastAsia"/>
-        </w:rPr>
-        <w:t xml:space="preserve">当到达标记为字符结束的节点时，输出对应字符</w:t>
-      </w:r>
-      <w:r>
-        <w:t xml:space="preserve"> </w:t>
-      </w:r>
-      <w:r>
-        <w:t xml:space="preserve">- </w:t>
-      </w:r>
-      <w:r>
-        <w:rPr>
-          <w:rFonts w:hint="eastAsia"/>
-        </w:rPr>
-        <w:t xml:space="preserve">回到根节点，继续处理后续的二进制位</w:t>
-      </w:r>
-    </w:p>
-    <w:p>
-      <w:pPr>
-        <w:pStyle w:val="BodyText"/>
-      </w:pPr>
-      <w:r>
-        <w:rPr>
-          <w:rFonts w:hint="eastAsia"/>
-        </w:rPr>
-        <w:t xml:space="preserve">3）判定前缀特性的过程：</w:t>
-      </w:r>
-      <w:r>
-        <w:t xml:space="preserve"> </w:t>
-      </w:r>
-      <w:r>
-        <w:t xml:space="preserve">- </w:t>
-      </w:r>
-      <w:r>
-        <w:rPr>
-          <w:rFonts w:hint="eastAsia"/>
-        </w:rPr>
-        <w:t xml:space="preserve">方法一：对每一对编码，检查其中一个是否是另一个的前缀</w:t>
-      </w:r>
-      <w:r>
-        <w:t xml:space="preserve"> </w:t>
-      </w:r>
-      <w:r>
-        <w:t xml:space="preserve">- </w:t>
-      </w:r>
-      <w:r>
-        <w:rPr>
-          <w:rFonts w:hint="eastAsia"/>
-        </w:rPr>
-        <w:t xml:space="preserve">方法二：构建Trie树，如果某个路径上的非叶子节点（非末端节点）包含字符标识，则说明不具有前缀特性</w:t>
-      </w:r>
-      <w:r>
-        <w:t xml:space="preserve"> </w:t>
-      </w:r>
-      <w:r>
-        <w:t xml:space="preserve">- </w:t>
-      </w:r>
-      <w:r>
-        <w:rPr>
-          <w:rFonts w:hint="eastAsia"/>
-        </w:rPr>
-        <w:t xml:space="preserve">方法三：按编码长度排序后，只需检查较短编码是否为较长编码的前缀</w:t>
+        <w:t xml:space="preserve">= 1×0.35 + 2×0.35 + 3×0.15 + 4×0.15 = </w:t>
+      </w:r>
+      <w:r>
+        <w:rPr>
+          <w:rFonts w:hint="eastAsia"/>
+        </w:rPr>
+        <w:t xml:space="preserve">2.1，比折半查找的2.2更优。</w:t>
       </w:r>
     </w:p>
     <w:bookmarkEnd w:id="16"/>
